--- a/דוח מעבדה.docx
+++ b/דוח מעבדה.docx
@@ -2,8 +2,6 @@
 <file path=word/document.xml><?xml version="1.0" encoding="utf-8"?>
 <w:document xmlns:wpc="http://schemas.microsoft.com/office/word/2010/wordprocessingCanvas" xmlns:cx="http://schemas.microsoft.com/office/drawing/2014/chartex" xmlns:cx1="http://schemas.microsoft.com/office/drawing/2015/9/8/chartex" xmlns:cx2="http://schemas.microsoft.com/office/drawing/2015/10/21/chartex" xmlns:cx3="http://schemas.microsoft.com/office/drawing/2016/5/9/chartex" xmlns:cx4="http://schemas.microsoft.com/office/drawing/2016/5/10/chartex" xmlns:cx5="http://schemas.microsoft.com/office/drawing/2016/5/11/chartex" xmlns:cx6="http://schemas.microsoft.com/office/drawing/2016/5/12/chartex" xmlns:cx7="http://schemas.microsoft.com/office/drawing/2016/5/13/chartex" xmlns:cx8="http://schemas.microsoft.com/office/drawing/2016/5/14/chartex" xmlns:mc="http://schemas.openxmlformats.org/markup-compatibility/2006" xmlns:aink="http://schemas.microsoft.com/office/drawing/2016/ink" xmlns:am3d="http://schemas.microsoft.com/office/drawing/2017/model3d" xmlns:o="urn:schemas-microsoft-com:office:office" xmlns:r="http://schemas.openxmlformats.org/officeDocument/2006/relationships" xmlns:m="http://schemas.openxmlformats.org/officeDocument/2006/math" xmlns:v="urn:schemas-microsoft-com:vml" xmlns:wp14="http://schemas.microsoft.com/office/word/2010/wordprocessingDrawing" xmlns:wp="http://schemas.openxmlformats.org/drawingml/2006/wordprocessingDrawing" xmlns:w10="urn:schemas-microsoft-com:office:word" xmlns:w="http://schemas.openxmlformats.org/wordprocessingml/2006/main" xmlns:w14="http://schemas.microsoft.com/office/word/2010/wordml" xmlns:w15="http://schemas.microsoft.com/office/word/2012/wordml" xmlns:w16cid="http://schemas.microsoft.com/office/word/2016/wordml/cid" xmlns:w16se="http://schemas.microsoft.com/office/word/2015/wordml/symex" xmlns:wpg="http://schemas.microsoft.com/office/word/2010/wordprocessingGroup" xmlns:wpi="http://schemas.microsoft.com/office/word/2010/wordprocessingInk" xmlns:wne="http://schemas.microsoft.com/office/word/2006/wordml" xmlns:wps="http://schemas.microsoft.com/office/word/2010/wordprocessingShape" mc:Ignorable="w14 w15 w16se w16cid wp14">
   <w:body>
-    <w:bookmarkStart w:id="0" w:name="_Hlk24840100"/>
-    <w:bookmarkEnd w:id="0"/>
     <w:p>
       <w:pPr>
         <w:jc w:val="center"/>
@@ -17,6 +15,8 @@
           <w:rtl/>
         </w:rPr>
       </w:pPr>
+      <w:bookmarkStart w:id="0" w:name="_Hlk24840100"/>
+      <w:bookmarkEnd w:id="0"/>
       <w:r>
         <w:rPr>
           <w:noProof/>
@@ -100,10 +100,10 @@
                                   <v:path o:extrusionok="f" gradientshapeok="t" o:connecttype="rect"/>
                                   <o:lock v:ext="edit" aspectratio="t"/>
                                 </v:shapetype>
-                                <v:shape id="_x0000_i1026" type="#_x0000_t75" style="width:278.9pt;height:466.75pt">
+                                <v:shape id="_x0000_i1026" type="#_x0000_t75" style="width:278.9pt;height:466.75pt" o:ole="">
                                   <v:imagedata r:id="rId5" o:title=""/>
                                 </v:shape>
-                                <o:OLEObject Type="Embed" ProgID="PBrush" ShapeID="_x0000_i1026" DrawAspect="Content" ObjectID="_1635452905" r:id="rId6"/>
+                                <o:OLEObject Type="Embed" ProgID="PBrush" ShapeID="_x0000_i1026" DrawAspect="Content" ObjectID="_1636136618" r:id="rId6"/>
                               </w:object>
                             </w:r>
                           </w:p>
@@ -136,10 +136,10 @@
                     <w:p>
                       <w:r>
                         <w:object w:dxaOrig="4004" w:dyaOrig="6706">
-                          <v:shape id="_x0000_i1026" type="#_x0000_t75" style="width:278.9pt;height:466.75pt">
-                            <v:imagedata r:id="rId7" o:title=""/>
+                          <v:shape id="_x0000_i1026" type="#_x0000_t75" style="width:278.9pt;height:466.75pt" o:ole="">
+                            <v:imagedata r:id="rId5" o:title=""/>
                           </v:shape>
-                          <o:OLEObject Type="Embed" ProgID="PBrush" ShapeID="_x0000_i1026" DrawAspect="Content" ObjectID="_1635446882" r:id="rId8"/>
+                          <o:OLEObject Type="Embed" ProgID="PBrush" ShapeID="_x0000_i1026" DrawAspect="Content" ObjectID="_1636136618" r:id="rId7"/>
                         </w:object>
                       </w:r>
                     </w:p>
@@ -505,7 +505,7 @@
         </w:rPr>
         <w:t>תנע הוא גודל </w:t>
       </w:r>
-      <w:hyperlink r:id="rId9" w:tooltip="פיזיקה" w:history="1">
+      <w:hyperlink r:id="rId8" w:tooltip="פיזיקה" w:history="1">
         <w:r>
           <w:rPr>
             <w:rStyle w:val="Hyperlink"/>
@@ -529,7 +529,7 @@
         </w:rPr>
         <w:t> </w:t>
       </w:r>
-      <w:hyperlink r:id="rId10" w:tooltip="וקטור (פיזיקה)" w:history="1">
+      <w:hyperlink r:id="rId9" w:tooltip="וקטור (פיזיקה)" w:history="1">
         <w:proofErr w:type="spellStart"/>
         <w:r>
           <w:rPr>
@@ -565,7 +565,7 @@
         </w:rPr>
         <w:t>שמקורו בענף ה</w:t>
       </w:r>
-      <w:hyperlink r:id="rId11" w:tooltip="מכניקה" w:history="1">
+      <w:hyperlink r:id="rId10" w:tooltip="מכניקה" w:history="1">
         <w:r>
           <w:rPr>
             <w:rStyle w:val="Hyperlink"/>
@@ -599,7 +599,7 @@
         </w:rPr>
         <w:t>של ה</w:t>
       </w:r>
-      <w:hyperlink r:id="rId12" w:tooltip="פיזיקה קלאסית" w:history="1">
+      <w:hyperlink r:id="rId11" w:tooltip="פיזיקה קלאסית" w:history="1">
         <w:r>
           <w:rPr>
             <w:rStyle w:val="Hyperlink"/>
@@ -715,7 +715,7 @@
         </w:rPr>
         <w:t>את מושג התנע הגה לראשונה </w:t>
       </w:r>
-      <w:hyperlink r:id="rId13" w:tooltip="אייזק ניוטון" w:history="1">
+      <w:hyperlink r:id="rId12" w:tooltip="אייזק ניוטון" w:history="1">
         <w:r>
           <w:rPr>
             <w:rStyle w:val="Hyperlink"/>
@@ -978,7 +978,7 @@
         </w:rPr>
         <w:t>הגדרה זו שימושית מפני שמ</w:t>
       </w:r>
-      <w:hyperlink r:id="rId14" w:tooltip="חוקי התנועה של ניוטון" w:history="1">
+      <w:hyperlink r:id="rId13" w:tooltip="חוקי התנועה של ניוטון" w:history="1">
         <w:r>
           <w:rPr>
             <w:rFonts w:ascii="Arial" w:eastAsia="Times New Roman" w:hAnsi="Arial" w:cs="Arial"/>
@@ -1023,7 +1023,7 @@
         </w:rPr>
         <w:t>הייחוד של </w:t>
       </w:r>
-      <w:hyperlink r:id="rId15" w:tooltip="חוק שימור" w:history="1">
+      <w:hyperlink r:id="rId14" w:tooltip="חוק שימור" w:history="1">
         <w:r>
           <w:rPr>
             <w:rFonts w:ascii="Arial" w:eastAsia="Times New Roman" w:hAnsi="Arial" w:cs="Arial"/>
@@ -1285,7 +1285,27 @@
           <w:shd w:val="clear" w:color="auto" w:fill="FFFFFF"/>
           <w:rtl/>
         </w:rPr>
-        <w:t xml:space="preserve">על כן במערכת סגורה שבה הכוחות היחידים הם אלו שמופעלים על 2 מסות באינטראקציה ביניהן, סכום הכוחות הוא 0, (בהתאם לחוק השלישי של ניוטון), לפיכך </w:t>
+        <w:t xml:space="preserve">על כן במערכת סגורה שבה הכוחות היחידים הם אלו שמופעלים על 2 מסות באינטראקציה ביניהן, </w:t>
+      </w:r>
+      <w:r>
+        <w:rPr>
+          <w:rFonts w:ascii="Arial" w:eastAsia="Times New Roman" w:hAnsi="Arial" w:cs="Arial" w:hint="cs"/>
+          <w:sz w:val="28"/>
+          <w:szCs w:val="28"/>
+          <w:shd w:val="clear" w:color="auto" w:fill="FFFFFF"/>
+          <w:rtl/>
+        </w:rPr>
+        <w:t>שקול</w:t>
+      </w:r>
+      <w:r>
+        <w:rPr>
+          <w:rFonts w:ascii="Arial" w:eastAsia="Times New Roman" w:hAnsi="Arial" w:cs="Arial" w:hint="cs"/>
+          <w:sz w:val="28"/>
+          <w:szCs w:val="28"/>
+          <w:shd w:val="clear" w:color="auto" w:fill="FFFFFF"/>
+          <w:rtl/>
+        </w:rPr>
+        <w:t xml:space="preserve"> הכוחות הוא 0, (בהתאם לחוק השלישי של ניוטון), לפיכך </w:t>
       </w:r>
       <w:r>
         <w:rPr>
@@ -2374,11 +2394,838 @@
           <w:szCs w:val="28"/>
           <w:rtl/>
         </w:rPr>
-        <w:t>בבורג</w:t>
-      </w:r>
-      <w:r>
-        <w:rPr>
-          <w:rFonts w:cs="Arial" w:hint="cs"/>
+        <w:t>בבורג, התאם</w:t>
+      </w:r>
+      <w:r>
+        <w:rPr>
+          <w:rFonts w:cs="Arial"/>
+          <w:sz w:val="28"/>
+          <w:szCs w:val="28"/>
+          <w:rtl/>
+        </w:rPr>
+        <w:t xml:space="preserve"> </w:t>
+      </w:r>
+      <w:r>
+        <w:rPr>
+          <w:rFonts w:cs="Arial" w:hint="cs"/>
+          <w:sz w:val="28"/>
+          <w:szCs w:val="28"/>
+          <w:rtl/>
+        </w:rPr>
+        <w:t>את</w:t>
+      </w:r>
+      <w:r>
+        <w:rPr>
+          <w:rFonts w:cs="Arial"/>
+          <w:sz w:val="28"/>
+          <w:szCs w:val="28"/>
+          <w:rtl/>
+        </w:rPr>
+        <w:t xml:space="preserve"> </w:t>
+      </w:r>
+      <w:r>
+        <w:rPr>
+          <w:rFonts w:cs="Arial" w:hint="cs"/>
+          <w:sz w:val="28"/>
+          <w:szCs w:val="28"/>
+          <w:rtl/>
+        </w:rPr>
+        <w:t>אורך</w:t>
+      </w:r>
+      <w:r>
+        <w:rPr>
+          <w:rFonts w:cs="Arial"/>
+          <w:sz w:val="28"/>
+          <w:szCs w:val="28"/>
+          <w:rtl/>
+        </w:rPr>
+        <w:t xml:space="preserve"> </w:t>
+      </w:r>
+      <w:r>
+        <w:rPr>
+          <w:rFonts w:cs="Arial" w:hint="cs"/>
+          <w:sz w:val="28"/>
+          <w:szCs w:val="28"/>
+          <w:rtl/>
+        </w:rPr>
+        <w:t>החוט</w:t>
+      </w:r>
+      <w:r>
+        <w:rPr>
+          <w:rFonts w:cs="Arial"/>
+          <w:sz w:val="28"/>
+          <w:szCs w:val="28"/>
+          <w:rtl/>
+        </w:rPr>
+        <w:t xml:space="preserve"> </w:t>
+      </w:r>
+      <w:r>
+        <w:rPr>
+          <w:rFonts w:cs="Arial" w:hint="cs"/>
+          <w:sz w:val="28"/>
+          <w:szCs w:val="28"/>
+          <w:rtl/>
+        </w:rPr>
+        <w:t>כך</w:t>
+      </w:r>
+      <w:r>
+        <w:rPr>
+          <w:rFonts w:cs="Arial"/>
+          <w:sz w:val="28"/>
+          <w:szCs w:val="28"/>
+          <w:rtl/>
+        </w:rPr>
+        <w:t xml:space="preserve"> </w:t>
+      </w:r>
+      <w:r>
+        <w:rPr>
+          <w:rFonts w:cs="Arial" w:hint="cs"/>
+          <w:sz w:val="28"/>
+          <w:szCs w:val="28"/>
+          <w:rtl/>
+        </w:rPr>
+        <w:t>שקצהו</w:t>
+      </w:r>
+      <w:r>
+        <w:rPr>
+          <w:rFonts w:cs="Arial"/>
+          <w:sz w:val="28"/>
+          <w:szCs w:val="28"/>
+          <w:rtl/>
+        </w:rPr>
+        <w:t xml:space="preserve"> </w:t>
+      </w:r>
+      <w:r>
+        <w:rPr>
+          <w:rFonts w:cs="Arial" w:hint="cs"/>
+          <w:sz w:val="28"/>
+          <w:szCs w:val="28"/>
+          <w:rtl/>
+        </w:rPr>
+        <w:t>של</w:t>
+      </w:r>
+      <w:r>
+        <w:rPr>
+          <w:rFonts w:cs="Arial"/>
+          <w:sz w:val="28"/>
+          <w:szCs w:val="28"/>
+          <w:rtl/>
+        </w:rPr>
+        <w:t xml:space="preserve"> </w:t>
+      </w:r>
+      <w:r>
+        <w:rPr>
+          <w:rFonts w:cs="Arial" w:hint="cs"/>
+          <w:sz w:val="28"/>
+          <w:szCs w:val="28"/>
+          <w:rtl/>
+        </w:rPr>
+        <w:t>אנך</w:t>
+      </w:r>
+      <w:r>
+        <w:rPr>
+          <w:rFonts w:hint="cs"/>
+          <w:sz w:val="28"/>
+          <w:szCs w:val="28"/>
+          <w:rtl/>
+        </w:rPr>
+        <w:t xml:space="preserve"> </w:t>
+      </w:r>
+      <w:r>
+        <w:rPr>
+          <w:rFonts w:cs="Arial" w:hint="cs"/>
+          <w:sz w:val="28"/>
+          <w:szCs w:val="28"/>
+          <w:rtl/>
+        </w:rPr>
+        <w:t>הבנאים</w:t>
+      </w:r>
+      <w:r>
+        <w:rPr>
+          <w:rFonts w:cs="Arial"/>
+          <w:sz w:val="28"/>
+          <w:szCs w:val="28"/>
+          <w:rtl/>
+        </w:rPr>
+        <w:t xml:space="preserve"> </w:t>
+      </w:r>
+      <w:r>
+        <w:rPr>
+          <w:rFonts w:cs="Arial" w:hint="cs"/>
+          <w:sz w:val="28"/>
+          <w:szCs w:val="28"/>
+          <w:rtl/>
+        </w:rPr>
+        <w:t>ימצא</w:t>
+      </w:r>
+      <w:r>
+        <w:rPr>
+          <w:rFonts w:cs="Arial"/>
+          <w:sz w:val="28"/>
+          <w:szCs w:val="28"/>
+          <w:rtl/>
+        </w:rPr>
+        <w:t xml:space="preserve"> </w:t>
+      </w:r>
+      <w:r>
+        <w:rPr>
+          <w:rFonts w:cs="Arial" w:hint="cs"/>
+          <w:sz w:val="28"/>
+          <w:szCs w:val="28"/>
+          <w:rtl/>
+        </w:rPr>
+        <w:t>סמוך</w:t>
+      </w:r>
+      <w:r>
+        <w:rPr>
+          <w:rFonts w:cs="Arial"/>
+          <w:sz w:val="28"/>
+          <w:szCs w:val="28"/>
+          <w:rtl/>
+        </w:rPr>
+        <w:t xml:space="preserve"> </w:t>
+      </w:r>
+      <w:r>
+        <w:rPr>
+          <w:rFonts w:cs="Arial" w:hint="cs"/>
+          <w:sz w:val="28"/>
+          <w:szCs w:val="28"/>
+          <w:rtl/>
+        </w:rPr>
+        <w:t>מאוד</w:t>
+      </w:r>
+      <w:r>
+        <w:rPr>
+          <w:rFonts w:cs="Arial"/>
+          <w:sz w:val="28"/>
+          <w:szCs w:val="28"/>
+          <w:rtl/>
+        </w:rPr>
+        <w:t xml:space="preserve"> </w:t>
+      </w:r>
+      <w:r>
+        <w:rPr>
+          <w:rFonts w:cs="Arial" w:hint="cs"/>
+          <w:sz w:val="28"/>
+          <w:szCs w:val="28"/>
+          <w:rtl/>
+        </w:rPr>
+        <w:t>לרצפה</w:t>
+      </w:r>
+      <w:r>
+        <w:rPr>
+          <w:rFonts w:cs="Arial"/>
+          <w:sz w:val="28"/>
+          <w:szCs w:val="28"/>
+          <w:rtl/>
+        </w:rPr>
+        <w:t>.</w:t>
+      </w:r>
+    </w:p>
+    <w:p>
+      <w:pPr>
+        <w:jc w:val="right"/>
+        <w:rPr>
+          <w:rFonts w:cs="Arial"/>
+          <w:sz w:val="28"/>
+          <w:szCs w:val="28"/>
+          <w:rtl/>
+        </w:rPr>
+      </w:pPr>
+      <w:r>
+        <w:rPr>
+          <w:rFonts w:asciiTheme="minorBidi" w:hAnsiTheme="minorBidi" w:hint="cs"/>
+          <w:sz w:val="28"/>
+          <w:szCs w:val="28"/>
+          <w:shd w:val="clear" w:color="auto" w:fill="FFFFFF"/>
+          <w:rtl/>
+        </w:rPr>
+        <w:t xml:space="preserve">הנח על הרצפה, סמוך לאנך הבנאים גיליון פחם, וודא שצד הפחם כלפי מעלה, על הפחם הנח </w:t>
+      </w:r>
+      <w:proofErr w:type="spellStart"/>
+      <w:r>
+        <w:rPr>
+          <w:rFonts w:asciiTheme="minorBidi" w:hAnsiTheme="minorBidi" w:hint="cs"/>
+          <w:sz w:val="28"/>
+          <w:szCs w:val="28"/>
+          <w:shd w:val="clear" w:color="auto" w:fill="FFFFFF"/>
+          <w:rtl/>
+        </w:rPr>
+        <w:t>גליון</w:t>
+      </w:r>
+      <w:proofErr w:type="spellEnd"/>
+      <w:r>
+        <w:rPr>
+          <w:rFonts w:asciiTheme="minorBidi" w:hAnsiTheme="minorBidi" w:hint="cs"/>
+          <w:sz w:val="28"/>
+          <w:szCs w:val="28"/>
+          <w:shd w:val="clear" w:color="auto" w:fill="FFFFFF"/>
+          <w:rtl/>
+        </w:rPr>
+        <w:t xml:space="preserve"> נייר לבן</w:t>
+      </w:r>
+      <w:r>
+        <w:rPr>
+          <w:rFonts w:asciiTheme="minorBidi" w:hAnsiTheme="minorBidi" w:hint="cs"/>
+          <w:sz w:val="28"/>
+          <w:szCs w:val="28"/>
+          <w:shd w:val="clear" w:color="auto" w:fill="FFFFFF"/>
+          <w:rtl/>
+        </w:rPr>
+        <w:t xml:space="preserve"> </w:t>
+      </w:r>
+      <w:r>
+        <w:rPr>
+          <w:rFonts w:cs="Arial" w:hint="cs"/>
+          <w:sz w:val="28"/>
+          <w:szCs w:val="28"/>
+          <w:rtl/>
+        </w:rPr>
+        <w:t>על</w:t>
+      </w:r>
+      <w:r>
+        <w:rPr>
+          <w:rFonts w:cs="Arial"/>
+          <w:sz w:val="28"/>
+          <w:szCs w:val="28"/>
+          <w:rtl/>
+        </w:rPr>
+        <w:t xml:space="preserve"> </w:t>
+      </w:r>
+      <w:r>
+        <w:rPr>
+          <w:rFonts w:cs="Arial" w:hint="cs"/>
+          <w:sz w:val="28"/>
+          <w:szCs w:val="28"/>
+          <w:rtl/>
+        </w:rPr>
+        <w:t>הרצפה</w:t>
+      </w:r>
+      <w:r>
+        <w:rPr>
+          <w:rFonts w:cs="Arial"/>
+          <w:sz w:val="28"/>
+          <w:szCs w:val="28"/>
+          <w:rtl/>
+        </w:rPr>
+        <w:t xml:space="preserve"> </w:t>
+      </w:r>
+      <w:r>
+        <w:rPr>
+          <w:rFonts w:cs="Arial" w:hint="cs"/>
+          <w:sz w:val="28"/>
+          <w:szCs w:val="28"/>
+          <w:rtl/>
+        </w:rPr>
+        <w:t>והדבק</w:t>
+      </w:r>
+      <w:r>
+        <w:rPr>
+          <w:rFonts w:hint="cs"/>
+          <w:sz w:val="28"/>
+          <w:szCs w:val="28"/>
+          <w:rtl/>
+        </w:rPr>
+        <w:t xml:space="preserve"> </w:t>
+      </w:r>
+      <w:r>
+        <w:rPr>
+          <w:rFonts w:cs="Arial" w:hint="cs"/>
+          <w:sz w:val="28"/>
+          <w:szCs w:val="28"/>
+          <w:rtl/>
+        </w:rPr>
+        <w:t>אותו</w:t>
+      </w:r>
+      <w:r>
+        <w:rPr>
+          <w:rFonts w:cs="Arial"/>
+          <w:sz w:val="28"/>
+          <w:szCs w:val="28"/>
+          <w:rtl/>
+        </w:rPr>
+        <w:t xml:space="preserve"> </w:t>
+      </w:r>
+      <w:r>
+        <w:rPr>
+          <w:rFonts w:cs="Arial" w:hint="cs"/>
+          <w:sz w:val="28"/>
+          <w:szCs w:val="28"/>
+          <w:rtl/>
+        </w:rPr>
+        <w:t>אליה</w:t>
+      </w:r>
+      <w:r>
+        <w:rPr>
+          <w:rFonts w:cs="Arial"/>
+          <w:sz w:val="28"/>
+          <w:szCs w:val="28"/>
+          <w:rtl/>
+        </w:rPr>
+        <w:t xml:space="preserve"> </w:t>
+      </w:r>
+      <w:r>
+        <w:rPr>
+          <w:rFonts w:cs="Arial" w:hint="cs"/>
+          <w:sz w:val="28"/>
+          <w:szCs w:val="28"/>
+          <w:rtl/>
+        </w:rPr>
+        <w:t>בעזרת</w:t>
+      </w:r>
+      <w:r>
+        <w:rPr>
+          <w:rFonts w:cs="Arial"/>
+          <w:sz w:val="28"/>
+          <w:szCs w:val="28"/>
+          <w:rtl/>
+        </w:rPr>
+        <w:t xml:space="preserve"> </w:t>
+      </w:r>
+      <w:r>
+        <w:rPr>
+          <w:rFonts w:cs="Arial" w:hint="cs"/>
+          <w:sz w:val="28"/>
+          <w:szCs w:val="28"/>
+          <w:rtl/>
+        </w:rPr>
+        <w:t>הנייר</w:t>
+      </w:r>
+      <w:r>
+        <w:rPr>
+          <w:rFonts w:cs="Arial"/>
+          <w:sz w:val="28"/>
+          <w:szCs w:val="28"/>
+          <w:rtl/>
+        </w:rPr>
+        <w:t xml:space="preserve"> </w:t>
+      </w:r>
+      <w:r>
+        <w:rPr>
+          <w:rFonts w:cs="Arial" w:hint="cs"/>
+          <w:sz w:val="28"/>
+          <w:szCs w:val="28"/>
+          <w:rtl/>
+        </w:rPr>
+        <w:t>הדביק, סמן</w:t>
+      </w:r>
+      <w:r>
+        <w:rPr>
+          <w:rFonts w:cs="Arial"/>
+          <w:sz w:val="28"/>
+          <w:szCs w:val="28"/>
+          <w:rtl/>
+        </w:rPr>
+        <w:t xml:space="preserve"> </w:t>
+      </w:r>
+      <w:r>
+        <w:rPr>
+          <w:rFonts w:cs="Arial" w:hint="cs"/>
+          <w:sz w:val="28"/>
+          <w:szCs w:val="28"/>
+          <w:rtl/>
+        </w:rPr>
+        <w:t>על</w:t>
+      </w:r>
+      <w:r>
+        <w:rPr>
+          <w:rFonts w:cs="Arial"/>
+          <w:sz w:val="28"/>
+          <w:szCs w:val="28"/>
+          <w:rtl/>
+        </w:rPr>
+        <w:t xml:space="preserve"> </w:t>
+      </w:r>
+      <w:r>
+        <w:rPr>
+          <w:rFonts w:cs="Arial" w:hint="cs"/>
+          <w:sz w:val="28"/>
+          <w:szCs w:val="28"/>
+          <w:rtl/>
+        </w:rPr>
+        <w:t>הנייר</w:t>
+      </w:r>
+      <w:r>
+        <w:rPr>
+          <w:rFonts w:cs="Arial"/>
+          <w:sz w:val="28"/>
+          <w:szCs w:val="28"/>
+          <w:rtl/>
+        </w:rPr>
+        <w:t xml:space="preserve"> </w:t>
+      </w:r>
+      <w:r>
+        <w:rPr>
+          <w:rFonts w:cs="Arial" w:hint="cs"/>
+          <w:sz w:val="28"/>
+          <w:szCs w:val="28"/>
+          <w:rtl/>
+        </w:rPr>
+        <w:t>את</w:t>
+      </w:r>
+      <w:r>
+        <w:rPr>
+          <w:rFonts w:cs="Arial"/>
+          <w:sz w:val="28"/>
+          <w:szCs w:val="28"/>
+          <w:rtl/>
+        </w:rPr>
+        <w:t xml:space="preserve"> </w:t>
+      </w:r>
+      <w:r>
+        <w:rPr>
+          <w:rFonts w:cs="Arial" w:hint="cs"/>
+          <w:sz w:val="28"/>
+          <w:szCs w:val="28"/>
+          <w:rtl/>
+        </w:rPr>
+        <w:t>הנקודה</w:t>
+      </w:r>
+      <w:r>
+        <w:rPr>
+          <w:rFonts w:cs="Arial"/>
+          <w:sz w:val="28"/>
+          <w:szCs w:val="28"/>
+          <w:rtl/>
+        </w:rPr>
+        <w:t xml:space="preserve"> </w:t>
+      </w:r>
+      <w:r>
+        <w:rPr>
+          <w:rFonts w:cs="Arial" w:hint="cs"/>
+          <w:sz w:val="28"/>
+          <w:szCs w:val="28"/>
+          <w:rtl/>
+        </w:rPr>
+        <w:t>המצויה</w:t>
+      </w:r>
+      <w:r>
+        <w:rPr>
+          <w:rFonts w:cs="Arial"/>
+          <w:sz w:val="28"/>
+          <w:szCs w:val="28"/>
+          <w:rtl/>
+        </w:rPr>
+        <w:t xml:space="preserve"> </w:t>
+      </w:r>
+      <w:r>
+        <w:rPr>
+          <w:rFonts w:cs="Arial" w:hint="cs"/>
+          <w:sz w:val="28"/>
+          <w:szCs w:val="28"/>
+          <w:rtl/>
+        </w:rPr>
+        <w:t>בדיוק מתחת</w:t>
+      </w:r>
+      <w:r>
+        <w:rPr>
+          <w:rFonts w:cs="Arial"/>
+          <w:sz w:val="28"/>
+          <w:szCs w:val="28"/>
+          <w:rtl/>
+        </w:rPr>
+        <w:t xml:space="preserve"> </w:t>
+      </w:r>
+      <w:r>
+        <w:rPr>
+          <w:rFonts w:cs="Arial" w:hint="cs"/>
+          <w:sz w:val="28"/>
+          <w:szCs w:val="28"/>
+          <w:rtl/>
+        </w:rPr>
+        <w:t>לאנך</w:t>
+      </w:r>
+      <w:r>
+        <w:rPr>
+          <w:rFonts w:cs="Arial"/>
+          <w:sz w:val="28"/>
+          <w:szCs w:val="28"/>
+          <w:rtl/>
+        </w:rPr>
+        <w:t xml:space="preserve"> </w:t>
+      </w:r>
+      <w:r>
+        <w:rPr>
+          <w:rFonts w:cs="Arial" w:hint="cs"/>
+          <w:sz w:val="28"/>
+          <w:szCs w:val="28"/>
+          <w:rtl/>
+        </w:rPr>
+        <w:t>הבנאים כנקודת ההתחלה</w:t>
+      </w:r>
+      <w:r>
+        <w:rPr>
+          <w:rFonts w:cs="Arial" w:hint="cs"/>
+          <w:sz w:val="28"/>
+          <w:szCs w:val="28"/>
+          <w:rtl/>
+        </w:rPr>
+        <w:t>.</w:t>
+      </w:r>
+    </w:p>
+    <w:p>
+      <w:pPr>
+        <w:jc w:val="right"/>
+        <w:rPr>
+          <w:rFonts w:asciiTheme="minorBidi" w:hAnsiTheme="minorBidi"/>
+          <w:sz w:val="28"/>
+          <w:szCs w:val="28"/>
+          <w:shd w:val="clear" w:color="auto" w:fill="FFFFFF"/>
+          <w:rtl/>
+        </w:rPr>
+      </w:pPr>
+      <w:r>
+        <w:rPr>
+          <w:rFonts w:asciiTheme="minorBidi" w:hAnsiTheme="minorBidi" w:hint="cs"/>
+          <w:sz w:val="28"/>
+          <w:szCs w:val="28"/>
+          <w:shd w:val="clear" w:color="auto" w:fill="FFFFFF"/>
+          <w:rtl/>
+        </w:rPr>
+        <w:t>שחרר מספר פעמים (בין 3-5) כדור מתכת מן המסילה אשר יותר סימן בנקודת הפגיעה על דף הנייר, לאחר מכן סמן בעפרון צבעוני את הנקודה המייצגת בקירוב טוב את מקבץ הנקודות, חבר אותה לנקודת ההתחלה אשר סימנת בהתחלה, מכך התקבל העתקו האופקי של הכדור במהלך ביצועו זריקה אופקית מקצה המסילה.</w:t>
+      </w:r>
+    </w:p>
+    <w:p>
+      <w:pPr>
+        <w:bidi/>
+        <w:rPr>
+          <w:rFonts w:asciiTheme="minorBidi" w:hAnsiTheme="minorBidi"/>
+          <w:sz w:val="28"/>
+          <w:szCs w:val="28"/>
+          <w:shd w:val="clear" w:color="auto" w:fill="FFFFFF"/>
+          <w:rtl/>
+        </w:rPr>
+      </w:pPr>
+    </w:p>
+    <w:p>
+      <w:pPr>
+        <w:bidi/>
+        <w:rPr>
+          <w:rFonts w:asciiTheme="minorBidi" w:hAnsiTheme="minorBidi"/>
+          <w:sz w:val="32"/>
+          <w:szCs w:val="32"/>
+          <w:u w:val="single"/>
+          <w:shd w:val="clear" w:color="auto" w:fill="FFFFFF"/>
+          <w:rtl/>
+        </w:rPr>
+      </w:pPr>
+      <w:r>
+        <w:rPr>
+          <w:rFonts w:asciiTheme="minorBidi" w:hAnsiTheme="minorBidi" w:hint="cs"/>
+          <w:sz w:val="32"/>
+          <w:szCs w:val="32"/>
+          <w:u w:val="single"/>
+          <w:shd w:val="clear" w:color="auto" w:fill="FFFFFF"/>
+          <w:rtl/>
+        </w:rPr>
+        <w:t xml:space="preserve">חלק א </w:t>
+      </w:r>
+      <w:r>
+        <w:rPr>
+          <w:rFonts w:asciiTheme="minorBidi" w:hAnsiTheme="minorBidi"/>
+          <w:sz w:val="32"/>
+          <w:szCs w:val="32"/>
+          <w:u w:val="single"/>
+          <w:shd w:val="clear" w:color="auto" w:fill="FFFFFF"/>
+          <w:rtl/>
+        </w:rPr>
+        <w:t>–</w:t>
+      </w:r>
+      <w:r>
+        <w:rPr>
+          <w:rFonts w:asciiTheme="minorBidi" w:hAnsiTheme="minorBidi" w:hint="cs"/>
+          <w:sz w:val="32"/>
+          <w:szCs w:val="32"/>
+          <w:u w:val="single"/>
+          <w:shd w:val="clear" w:color="auto" w:fill="FFFFFF"/>
+          <w:rtl/>
+        </w:rPr>
+        <w:t xml:space="preserve"> התנגשות בין מסות שוות:</w:t>
+      </w:r>
+    </w:p>
+    <w:p>
+      <w:pPr>
+        <w:bidi/>
+        <w:rPr>
+          <w:sz w:val="28"/>
+          <w:szCs w:val="28"/>
+          <w:rtl/>
+        </w:rPr>
+      </w:pPr>
+      <w:r>
+        <w:rPr>
+          <w:rFonts w:cs="Arial" w:hint="cs"/>
+          <w:sz w:val="28"/>
+          <w:szCs w:val="28"/>
+          <w:rtl/>
+        </w:rPr>
+        <w:t>סובב</w:t>
+      </w:r>
+      <w:r>
+        <w:rPr>
+          <w:rFonts w:cs="Arial"/>
+          <w:sz w:val="28"/>
+          <w:szCs w:val="28"/>
+          <w:rtl/>
+        </w:rPr>
+        <w:t xml:space="preserve"> </w:t>
+      </w:r>
+      <w:r>
+        <w:rPr>
+          <w:rFonts w:cs="Arial" w:hint="cs"/>
+          <w:sz w:val="28"/>
+          <w:szCs w:val="28"/>
+          <w:rtl/>
+        </w:rPr>
+        <w:t>את</w:t>
+      </w:r>
+      <w:r>
+        <w:rPr>
+          <w:rFonts w:cs="Arial"/>
+          <w:sz w:val="28"/>
+          <w:szCs w:val="28"/>
+          <w:rtl/>
+        </w:rPr>
+        <w:t xml:space="preserve"> </w:t>
+      </w:r>
+      <w:r>
+        <w:rPr>
+          <w:rFonts w:cs="Arial" w:hint="cs"/>
+          <w:sz w:val="28"/>
+          <w:szCs w:val="28"/>
+          <w:rtl/>
+        </w:rPr>
+        <w:t>הזרוע</w:t>
+      </w:r>
+      <w:r>
+        <w:rPr>
+          <w:rFonts w:cs="Arial"/>
+          <w:sz w:val="28"/>
+          <w:szCs w:val="28"/>
+          <w:rtl/>
+        </w:rPr>
+        <w:t xml:space="preserve"> </w:t>
+      </w:r>
+      <w:r>
+        <w:rPr>
+          <w:rFonts w:cs="Arial" w:hint="cs"/>
+          <w:sz w:val="28"/>
+          <w:szCs w:val="28"/>
+          <w:rtl/>
+        </w:rPr>
+        <w:t>שבקצה</w:t>
+      </w:r>
+      <w:r>
+        <w:rPr>
+          <w:rFonts w:cs="Arial"/>
+          <w:sz w:val="28"/>
+          <w:szCs w:val="28"/>
+          <w:rtl/>
+        </w:rPr>
+        <w:t xml:space="preserve"> </w:t>
+      </w:r>
+      <w:r>
+        <w:rPr>
+          <w:rFonts w:cs="Arial" w:hint="cs"/>
+          <w:sz w:val="28"/>
+          <w:szCs w:val="28"/>
+          <w:rtl/>
+        </w:rPr>
+        <w:t>התחתון</w:t>
+      </w:r>
+      <w:r>
+        <w:rPr>
+          <w:rFonts w:cs="Arial"/>
+          <w:sz w:val="28"/>
+          <w:szCs w:val="28"/>
+          <w:rtl/>
+        </w:rPr>
+        <w:t xml:space="preserve"> </w:t>
+      </w:r>
+      <w:r>
+        <w:rPr>
+          <w:rFonts w:cs="Arial" w:hint="cs"/>
+          <w:sz w:val="28"/>
+          <w:szCs w:val="28"/>
+          <w:rtl/>
+        </w:rPr>
+        <w:t>של</w:t>
+      </w:r>
+      <w:r>
+        <w:rPr>
+          <w:rFonts w:cs="Arial"/>
+          <w:sz w:val="28"/>
+          <w:szCs w:val="28"/>
+          <w:rtl/>
+        </w:rPr>
+        <w:t xml:space="preserve"> </w:t>
+      </w:r>
+      <w:r>
+        <w:rPr>
+          <w:rFonts w:cs="Arial" w:hint="cs"/>
+          <w:sz w:val="28"/>
+          <w:szCs w:val="28"/>
+          <w:rtl/>
+        </w:rPr>
+        <w:t>המסילה</w:t>
+      </w:r>
+      <w:r>
+        <w:rPr>
+          <w:rFonts w:cs="Arial"/>
+          <w:sz w:val="28"/>
+          <w:szCs w:val="28"/>
+          <w:rtl/>
+        </w:rPr>
+        <w:t xml:space="preserve"> </w:t>
+      </w:r>
+      <w:r>
+        <w:rPr>
+          <w:rFonts w:cs="Arial" w:hint="cs"/>
+          <w:sz w:val="28"/>
+          <w:szCs w:val="28"/>
+          <w:rtl/>
+        </w:rPr>
+        <w:t>בזווית</w:t>
+      </w:r>
+      <w:r>
+        <w:rPr>
+          <w:rFonts w:cs="Arial"/>
+          <w:sz w:val="28"/>
+          <w:szCs w:val="28"/>
+          <w:rtl/>
+        </w:rPr>
+        <w:t xml:space="preserve"> </w:t>
+      </w:r>
+      <w:r>
+        <w:rPr>
+          <w:rFonts w:cs="Arial" w:hint="cs"/>
+          <w:sz w:val="28"/>
+          <w:szCs w:val="28"/>
+          <w:rtl/>
+        </w:rPr>
+        <w:t>לא</w:t>
+      </w:r>
+      <w:r>
+        <w:rPr>
+          <w:rFonts w:cs="Arial"/>
+          <w:sz w:val="28"/>
+          <w:szCs w:val="28"/>
+          <w:rtl/>
+        </w:rPr>
+        <w:t xml:space="preserve"> </w:t>
+      </w:r>
+      <w:r>
+        <w:rPr>
+          <w:rFonts w:cs="Arial" w:hint="cs"/>
+          <w:sz w:val="28"/>
+          <w:szCs w:val="28"/>
+          <w:rtl/>
+        </w:rPr>
+        <w:t>גדולה</w:t>
+      </w:r>
+      <w:r>
+        <w:rPr>
+          <w:rFonts w:cs="Arial"/>
           <w:sz w:val="28"/>
           <w:szCs w:val="28"/>
           <w:rtl/>
@@ -2392,7 +3239,79 @@
           <w:szCs w:val="28"/>
           <w:rtl/>
         </w:rPr>
-        <w:t>התאם</w:t>
+        <w:t>והנח</w:t>
+      </w:r>
+      <w:r>
+        <w:rPr>
+          <w:rFonts w:cs="Arial"/>
+          <w:sz w:val="28"/>
+          <w:szCs w:val="28"/>
+          <w:rtl/>
+        </w:rPr>
+        <w:t xml:space="preserve"> </w:t>
+      </w:r>
+      <w:r>
+        <w:rPr>
+          <w:rFonts w:cs="Arial" w:hint="cs"/>
+          <w:sz w:val="28"/>
+          <w:szCs w:val="28"/>
+          <w:rtl/>
+        </w:rPr>
+        <w:t>על</w:t>
+      </w:r>
+      <w:r>
+        <w:rPr>
+          <w:rFonts w:cs="Arial"/>
+          <w:sz w:val="28"/>
+          <w:szCs w:val="28"/>
+          <w:rtl/>
+        </w:rPr>
+        <w:t xml:space="preserve"> </w:t>
+      </w:r>
+      <w:r>
+        <w:rPr>
+          <w:rFonts w:cs="Arial" w:hint="cs"/>
+          <w:sz w:val="28"/>
+          <w:szCs w:val="28"/>
+          <w:rtl/>
+        </w:rPr>
+        <w:t>הבורג</w:t>
+      </w:r>
+      <w:r>
+        <w:rPr>
+          <w:rFonts w:cs="Arial"/>
+          <w:sz w:val="28"/>
+          <w:szCs w:val="28"/>
+          <w:rtl/>
+        </w:rPr>
+        <w:t xml:space="preserve"> </w:t>
+      </w:r>
+      <w:r>
+        <w:rPr>
+          <w:rFonts w:cs="Arial" w:hint="cs"/>
+          <w:sz w:val="28"/>
+          <w:szCs w:val="28"/>
+          <w:rtl/>
+        </w:rPr>
+        <w:t>המצוי</w:t>
+      </w:r>
+      <w:r>
+        <w:rPr>
+          <w:rFonts w:hint="cs"/>
+          <w:sz w:val="28"/>
+          <w:szCs w:val="28"/>
+          <w:rtl/>
+        </w:rPr>
+        <w:t xml:space="preserve"> </w:t>
+      </w:r>
+      <w:r>
+        <w:rPr>
+          <w:rFonts w:cs="Arial" w:hint="cs"/>
+          <w:sz w:val="28"/>
+          <w:szCs w:val="28"/>
+          <w:rtl/>
+        </w:rPr>
+        <w:t>בזרוע</w:t>
       </w:r>
       <w:r>
         <w:rPr>
@@ -2428,61 +3347,344 @@
           <w:szCs w:val="28"/>
           <w:rtl/>
         </w:rPr>
-        <w:t>אורך</w:t>
-      </w:r>
-      <w:r>
-        <w:rPr>
-          <w:rFonts w:cs="Arial"/>
-          <w:sz w:val="28"/>
-          <w:szCs w:val="28"/>
-          <w:rtl/>
-        </w:rPr>
-        <w:t xml:space="preserve"> </w:t>
-      </w:r>
-      <w:r>
-        <w:rPr>
-          <w:rFonts w:cs="Arial" w:hint="cs"/>
-          <w:sz w:val="28"/>
-          <w:szCs w:val="28"/>
-          <w:rtl/>
-        </w:rPr>
-        <w:t>החוט</w:t>
-      </w:r>
-      <w:r>
-        <w:rPr>
-          <w:rFonts w:cs="Arial"/>
-          <w:sz w:val="28"/>
-          <w:szCs w:val="28"/>
-          <w:rtl/>
-        </w:rPr>
-        <w:t xml:space="preserve"> </w:t>
-      </w:r>
-      <w:r>
-        <w:rPr>
-          <w:rFonts w:cs="Arial" w:hint="cs"/>
-          <w:sz w:val="28"/>
-          <w:szCs w:val="28"/>
-          <w:rtl/>
-        </w:rPr>
-        <w:t>כך</w:t>
-      </w:r>
-      <w:r>
-        <w:rPr>
-          <w:rFonts w:cs="Arial"/>
-          <w:sz w:val="28"/>
-          <w:szCs w:val="28"/>
-          <w:rtl/>
-        </w:rPr>
-        <w:t xml:space="preserve"> </w:t>
-      </w:r>
-      <w:r>
-        <w:rPr>
-          <w:rFonts w:cs="Arial" w:hint="cs"/>
-          <w:sz w:val="28"/>
-          <w:szCs w:val="28"/>
-          <w:rtl/>
-        </w:rPr>
-        <w:t>שקצהו</w:t>
+        <w:t>כדור</w:t>
+      </w:r>
+      <w:r>
+        <w:rPr>
+          <w:rFonts w:cs="Arial"/>
+          <w:sz w:val="28"/>
+          <w:szCs w:val="28"/>
+          <w:rtl/>
+        </w:rPr>
+        <w:t xml:space="preserve"> </w:t>
+      </w:r>
+      <w:r>
+        <w:rPr>
+          <w:rFonts w:cs="Arial" w:hint="cs"/>
+          <w:sz w:val="28"/>
+          <w:szCs w:val="28"/>
+          <w:rtl/>
+        </w:rPr>
+        <w:t>הפלדה</w:t>
+      </w:r>
+      <w:r>
+        <w:rPr>
+          <w:rFonts w:cs="Arial"/>
+          <w:sz w:val="28"/>
+          <w:szCs w:val="28"/>
+          <w:rtl/>
+        </w:rPr>
+        <w:t xml:space="preserve"> </w:t>
+      </w:r>
+      <w:r>
+        <w:rPr>
+          <w:rFonts w:cs="Arial" w:hint="cs"/>
+          <w:sz w:val="28"/>
+          <w:szCs w:val="28"/>
+          <w:rtl/>
+        </w:rPr>
+        <w:t>השני</w:t>
+      </w:r>
+      <w:r>
+        <w:rPr>
+          <w:rFonts w:cs="Arial"/>
+          <w:sz w:val="28"/>
+          <w:szCs w:val="28"/>
+          <w:rtl/>
+        </w:rPr>
+        <w:t>.</w:t>
+      </w:r>
+    </w:p>
+    <w:p>
+      <w:pPr>
+        <w:bidi/>
+        <w:rPr>
+          <w:rFonts w:cs="Arial"/>
+          <w:sz w:val="28"/>
+          <w:szCs w:val="28"/>
+          <w:rtl/>
+        </w:rPr>
+      </w:pPr>
+      <w:r>
+        <w:rPr>
+          <w:rFonts w:cs="Arial" w:hint="cs"/>
+          <w:sz w:val="28"/>
+          <w:szCs w:val="28"/>
+          <w:rtl/>
+        </w:rPr>
+        <w:t>שחרר</w:t>
+      </w:r>
+      <w:r>
+        <w:rPr>
+          <w:rFonts w:cs="Arial"/>
+          <w:sz w:val="28"/>
+          <w:szCs w:val="28"/>
+          <w:rtl/>
+        </w:rPr>
+        <w:t xml:space="preserve"> </w:t>
+      </w:r>
+      <w:r>
+        <w:rPr>
+          <w:rFonts w:cs="Arial" w:hint="cs"/>
+          <w:sz w:val="28"/>
+          <w:szCs w:val="28"/>
+          <w:rtl/>
+        </w:rPr>
+        <w:t>את</w:t>
+      </w:r>
+      <w:r>
+        <w:rPr>
+          <w:rFonts w:cs="Arial"/>
+          <w:sz w:val="28"/>
+          <w:szCs w:val="28"/>
+          <w:rtl/>
+        </w:rPr>
+        <w:t xml:space="preserve"> </w:t>
+      </w:r>
+      <w:r>
+        <w:rPr>
+          <w:rFonts w:cs="Arial" w:hint="cs"/>
+          <w:sz w:val="28"/>
+          <w:szCs w:val="28"/>
+          <w:rtl/>
+        </w:rPr>
+        <w:t>הכדור</w:t>
+      </w:r>
+      <w:r>
+        <w:rPr>
+          <w:rFonts w:cs="Arial"/>
+          <w:sz w:val="28"/>
+          <w:szCs w:val="28"/>
+          <w:rtl/>
+        </w:rPr>
+        <w:t xml:space="preserve"> </w:t>
+      </w:r>
+      <w:r>
+        <w:rPr>
+          <w:rFonts w:cs="Arial" w:hint="cs"/>
+          <w:sz w:val="28"/>
+          <w:szCs w:val="28"/>
+          <w:rtl/>
+        </w:rPr>
+        <w:t>הראשון</w:t>
+      </w:r>
+      <w:r>
+        <w:rPr>
+          <w:rFonts w:cs="Arial"/>
+          <w:sz w:val="28"/>
+          <w:szCs w:val="28"/>
+          <w:rtl/>
+        </w:rPr>
+        <w:t xml:space="preserve"> </w:t>
+      </w:r>
+      <w:r>
+        <w:rPr>
+          <w:rFonts w:cs="Arial" w:hint="cs"/>
+          <w:sz w:val="28"/>
+          <w:szCs w:val="28"/>
+          <w:rtl/>
+        </w:rPr>
+        <w:t>בדיוק</w:t>
+      </w:r>
+      <w:r>
+        <w:rPr>
+          <w:rFonts w:cs="Arial"/>
+          <w:sz w:val="28"/>
+          <w:szCs w:val="28"/>
+          <w:rtl/>
+        </w:rPr>
+        <w:t xml:space="preserve"> </w:t>
+      </w:r>
+      <w:r>
+        <w:rPr>
+          <w:rFonts w:cs="Arial" w:hint="cs"/>
+          <w:sz w:val="28"/>
+          <w:szCs w:val="28"/>
+          <w:rtl/>
+        </w:rPr>
+        <w:t>מאותה</w:t>
+      </w:r>
+      <w:r>
+        <w:rPr>
+          <w:rFonts w:cs="Arial"/>
+          <w:sz w:val="28"/>
+          <w:szCs w:val="28"/>
+          <w:rtl/>
+        </w:rPr>
+        <w:t xml:space="preserve"> </w:t>
+      </w:r>
+      <w:r>
+        <w:rPr>
+          <w:rFonts w:cs="Arial" w:hint="cs"/>
+          <w:sz w:val="28"/>
+          <w:szCs w:val="28"/>
+          <w:rtl/>
+        </w:rPr>
+        <w:t>הנקודה</w:t>
+      </w:r>
+      <w:r>
+        <w:rPr>
+          <w:rFonts w:cs="Arial"/>
+          <w:sz w:val="28"/>
+          <w:szCs w:val="28"/>
+          <w:rtl/>
+        </w:rPr>
+        <w:t xml:space="preserve"> </w:t>
+      </w:r>
+      <w:proofErr w:type="spellStart"/>
+      <w:r>
+        <w:rPr>
+          <w:rFonts w:cs="Arial" w:hint="cs"/>
+          <w:sz w:val="28"/>
+          <w:szCs w:val="28"/>
+          <w:rtl/>
+        </w:rPr>
+        <w:t>ששיחררת</w:t>
+      </w:r>
+      <w:proofErr w:type="spellEnd"/>
+      <w:r>
+        <w:rPr>
+          <w:rFonts w:cs="Arial"/>
+          <w:sz w:val="28"/>
+          <w:szCs w:val="28"/>
+          <w:rtl/>
+        </w:rPr>
+        <w:t xml:space="preserve"> </w:t>
+      </w:r>
+      <w:r>
+        <w:rPr>
+          <w:rFonts w:cs="Arial" w:hint="cs"/>
+          <w:sz w:val="28"/>
+          <w:szCs w:val="28"/>
+          <w:rtl/>
+        </w:rPr>
+        <w:t>אותו</w:t>
+      </w:r>
+      <w:r>
+        <w:rPr>
+          <w:rFonts w:cs="Arial"/>
+          <w:sz w:val="28"/>
+          <w:szCs w:val="28"/>
+          <w:rtl/>
+        </w:rPr>
+        <w:t xml:space="preserve"> </w:t>
+      </w:r>
+      <w:r>
+        <w:rPr>
+          <w:rFonts w:cs="Arial" w:hint="cs"/>
+          <w:sz w:val="28"/>
+          <w:szCs w:val="28"/>
+          <w:rtl/>
+        </w:rPr>
+        <w:t>בפעמים</w:t>
+      </w:r>
+      <w:r>
+        <w:rPr>
+          <w:rFonts w:cs="Arial"/>
+          <w:sz w:val="28"/>
+          <w:szCs w:val="28"/>
+          <w:rtl/>
+        </w:rPr>
+        <w:t xml:space="preserve"> </w:t>
+      </w:r>
+      <w:r>
+        <w:rPr>
+          <w:rFonts w:cs="Arial" w:hint="cs"/>
+          <w:sz w:val="28"/>
+          <w:szCs w:val="28"/>
+          <w:rtl/>
+        </w:rPr>
+        <w:t>הקודמות</w:t>
+      </w:r>
+      <w:r>
+        <w:rPr>
+          <w:rFonts w:cs="Arial" w:hint="cs"/>
+          <w:sz w:val="28"/>
+          <w:szCs w:val="28"/>
+          <w:rtl/>
+        </w:rPr>
+        <w:t xml:space="preserve">, </w:t>
+      </w:r>
+      <w:r>
+        <w:rPr>
+          <w:rFonts w:cs="Arial" w:hint="cs"/>
+          <w:sz w:val="28"/>
+          <w:szCs w:val="28"/>
+          <w:rtl/>
+        </w:rPr>
+        <w:t>חבר</w:t>
+      </w:r>
+      <w:r>
+        <w:rPr>
+          <w:rFonts w:cs="Arial"/>
+          <w:sz w:val="28"/>
+          <w:szCs w:val="28"/>
+          <w:rtl/>
+        </w:rPr>
+        <w:t xml:space="preserve"> </w:t>
+      </w:r>
+      <w:r>
+        <w:rPr>
+          <w:rFonts w:cs="Arial" w:hint="cs"/>
+          <w:sz w:val="28"/>
+          <w:szCs w:val="28"/>
+          <w:rtl/>
+        </w:rPr>
+        <w:t>את</w:t>
+      </w:r>
+      <w:r>
+        <w:rPr>
+          <w:rFonts w:cs="Arial"/>
+          <w:sz w:val="28"/>
+          <w:szCs w:val="28"/>
+          <w:rtl/>
+        </w:rPr>
+        <w:t xml:space="preserve"> </w:t>
+      </w:r>
+      <w:r>
+        <w:rPr>
+          <w:rFonts w:cs="Arial" w:hint="cs"/>
+          <w:sz w:val="28"/>
+          <w:szCs w:val="28"/>
+          <w:rtl/>
+        </w:rPr>
+        <w:t>נקודת</w:t>
+      </w:r>
+      <w:r>
+        <w:rPr>
+          <w:rFonts w:cs="Arial"/>
+          <w:sz w:val="28"/>
+          <w:szCs w:val="28"/>
+          <w:rtl/>
+        </w:rPr>
+        <w:t xml:space="preserve"> </w:t>
+      </w:r>
+      <w:r>
+        <w:rPr>
+          <w:rFonts w:cs="Arial" w:hint="cs"/>
+          <w:sz w:val="28"/>
+          <w:szCs w:val="28"/>
+          <w:rtl/>
+        </w:rPr>
+        <w:t>הפגיעה</w:t>
+      </w:r>
+      <w:r>
+        <w:rPr>
+          <w:rFonts w:cs="Arial"/>
+          <w:sz w:val="28"/>
+          <w:szCs w:val="28"/>
+          <w:rtl/>
+        </w:rPr>
+        <w:t xml:space="preserve"> </w:t>
+      </w:r>
+      <w:r>
+        <w:rPr>
+          <w:rFonts w:cs="Arial" w:hint="cs"/>
+          <w:sz w:val="28"/>
+          <w:szCs w:val="28"/>
+          <w:rtl/>
+        </w:rPr>
+        <w:t>ברצפה</w:t>
       </w:r>
       <w:r>
         <w:rPr>
@@ -2518,7 +3720,34 @@
           <w:szCs w:val="28"/>
           <w:rtl/>
         </w:rPr>
-        <w:t>אנך</w:t>
+        <w:t>הכדור</w:t>
+      </w:r>
+      <w:r>
+        <w:rPr>
+          <w:rFonts w:cs="Arial"/>
+          <w:sz w:val="28"/>
+          <w:szCs w:val="28"/>
+          <w:rtl/>
+        </w:rPr>
+        <w:t xml:space="preserve"> </w:t>
+      </w:r>
+      <w:r>
+        <w:rPr>
+          <w:rFonts w:cs="Arial" w:hint="cs"/>
+          <w:sz w:val="28"/>
+          <w:szCs w:val="28"/>
+          <w:rtl/>
+        </w:rPr>
+        <w:t>הפוגע</w:t>
+      </w:r>
+      <w:r>
+        <w:rPr>
+          <w:rFonts w:cs="Arial" w:hint="cs"/>
+          <w:sz w:val="28"/>
+          <w:szCs w:val="28"/>
+          <w:rtl/>
+        </w:rPr>
+        <w:t xml:space="preserve"> והדור הנפגע עם הנקודה מתחת לאנך הבנאים</w:t>
       </w:r>
       <w:r>
         <w:rPr>
@@ -2527,94 +3756,175 @@
           <w:szCs w:val="28"/>
           <w:rtl/>
         </w:rPr>
-        <w:t xml:space="preserve"> </w:t>
-      </w:r>
-      <w:r>
-        <w:rPr>
-          <w:rFonts w:cs="Arial" w:hint="cs"/>
-          <w:sz w:val="28"/>
-          <w:szCs w:val="28"/>
-          <w:rtl/>
-        </w:rPr>
-        <w:t>הבנאים</w:t>
-      </w:r>
-      <w:r>
-        <w:rPr>
-          <w:rFonts w:cs="Arial"/>
-          <w:sz w:val="28"/>
-          <w:szCs w:val="28"/>
-          <w:rtl/>
-        </w:rPr>
-        <w:t xml:space="preserve"> </w:t>
-      </w:r>
-      <w:r>
-        <w:rPr>
-          <w:rFonts w:cs="Arial" w:hint="cs"/>
-          <w:sz w:val="28"/>
-          <w:szCs w:val="28"/>
-          <w:rtl/>
-        </w:rPr>
-        <w:t>ימצא</w:t>
-      </w:r>
-      <w:r>
-        <w:rPr>
-          <w:rFonts w:cs="Arial"/>
-          <w:sz w:val="28"/>
-          <w:szCs w:val="28"/>
-          <w:rtl/>
-        </w:rPr>
-        <w:t xml:space="preserve"> </w:t>
-      </w:r>
-      <w:r>
-        <w:rPr>
-          <w:rFonts w:cs="Arial" w:hint="cs"/>
-          <w:sz w:val="28"/>
-          <w:szCs w:val="28"/>
-          <w:rtl/>
-        </w:rPr>
-        <w:t>סמוך</w:t>
-      </w:r>
-      <w:r>
-        <w:rPr>
-          <w:rFonts w:cs="Arial"/>
-          <w:sz w:val="28"/>
-          <w:szCs w:val="28"/>
-          <w:rtl/>
-        </w:rPr>
-        <w:t xml:space="preserve"> </w:t>
-      </w:r>
-      <w:r>
-        <w:rPr>
-          <w:rFonts w:cs="Arial" w:hint="cs"/>
-          <w:sz w:val="28"/>
-          <w:szCs w:val="28"/>
-          <w:rtl/>
-        </w:rPr>
-        <w:t>מאוד</w:t>
-      </w:r>
-      <w:r>
-        <w:rPr>
-          <w:rFonts w:cs="Arial"/>
-          <w:sz w:val="28"/>
-          <w:szCs w:val="28"/>
-          <w:rtl/>
-        </w:rPr>
-        <w:t xml:space="preserve"> </w:t>
-      </w:r>
-      <w:r>
-        <w:rPr>
-          <w:rFonts w:cs="Arial" w:hint="cs"/>
-          <w:sz w:val="28"/>
-          <w:szCs w:val="28"/>
-          <w:rtl/>
-        </w:rPr>
-        <w:t>לרצפה</w:t>
-      </w:r>
-      <w:r>
-        <w:rPr>
-          <w:rFonts w:cs="Arial"/>
-          <w:sz w:val="28"/>
-          <w:szCs w:val="28"/>
+        <w:t xml:space="preserve">, </w:t>
+      </w:r>
+      <w:r>
+        <w:rPr>
+          <w:rFonts w:cs="Arial" w:hint="cs"/>
+          <w:sz w:val="28"/>
+          <w:szCs w:val="28"/>
+          <w:rtl/>
+        </w:rPr>
+        <w:t>חזור</w:t>
+      </w:r>
+      <w:r>
+        <w:rPr>
+          <w:rFonts w:cs="Arial"/>
+          <w:sz w:val="28"/>
+          <w:szCs w:val="28"/>
+          <w:rtl/>
+        </w:rPr>
+        <w:t xml:space="preserve"> </w:t>
+      </w:r>
+      <w:r>
+        <w:rPr>
+          <w:rFonts w:cs="Arial" w:hint="cs"/>
+          <w:sz w:val="28"/>
+          <w:szCs w:val="28"/>
+          <w:rtl/>
+        </w:rPr>
+        <w:t>על</w:t>
+      </w:r>
+      <w:r>
+        <w:rPr>
+          <w:rFonts w:cs="Arial"/>
+          <w:sz w:val="28"/>
+          <w:szCs w:val="28"/>
+          <w:rtl/>
+        </w:rPr>
+        <w:t xml:space="preserve"> </w:t>
+      </w:r>
+      <w:r>
+        <w:rPr>
+          <w:rFonts w:cs="Arial" w:hint="cs"/>
+          <w:sz w:val="28"/>
+          <w:szCs w:val="28"/>
+          <w:rtl/>
+        </w:rPr>
+        <w:t>הניסוי</w:t>
+      </w:r>
+      <w:r>
+        <w:rPr>
+          <w:rFonts w:cs="Arial"/>
+          <w:sz w:val="28"/>
+          <w:szCs w:val="28"/>
+          <w:rtl/>
+        </w:rPr>
+        <w:t xml:space="preserve"> </w:t>
+      </w:r>
+      <w:r>
+        <w:rPr>
+          <w:rFonts w:cs="Arial" w:hint="cs"/>
+          <w:sz w:val="28"/>
+          <w:szCs w:val="28"/>
+          <w:rtl/>
+        </w:rPr>
+        <w:t>פעמיים</w:t>
+      </w:r>
+      <w:r>
+        <w:rPr>
+          <w:rFonts w:cs="Arial"/>
+          <w:sz w:val="28"/>
+          <w:szCs w:val="28"/>
+          <w:rtl/>
+        </w:rPr>
+        <w:t xml:space="preserve"> </w:t>
+      </w:r>
+      <w:r>
+        <w:rPr>
+          <w:rFonts w:cs="Arial" w:hint="cs"/>
+          <w:sz w:val="28"/>
+          <w:szCs w:val="28"/>
+          <w:rtl/>
+        </w:rPr>
+        <w:t>נוספות</w:t>
+      </w:r>
+      <w:r>
+        <w:rPr>
+          <w:rFonts w:cs="Arial"/>
+          <w:sz w:val="28"/>
+          <w:szCs w:val="28"/>
+          <w:rtl/>
+        </w:rPr>
+        <w:t xml:space="preserve"> </w:t>
+      </w:r>
+      <w:r>
+        <w:rPr>
+          <w:rFonts w:cs="Arial" w:hint="cs"/>
+          <w:sz w:val="28"/>
+          <w:szCs w:val="28"/>
+          <w:rtl/>
+        </w:rPr>
+        <w:t>כשבכל</w:t>
+      </w:r>
+      <w:r>
+        <w:rPr>
+          <w:rFonts w:cs="Arial"/>
+          <w:sz w:val="28"/>
+          <w:szCs w:val="28"/>
+          <w:rtl/>
+        </w:rPr>
+        <w:t xml:space="preserve"> </w:t>
+      </w:r>
+      <w:r>
+        <w:rPr>
+          <w:rFonts w:cs="Arial" w:hint="cs"/>
+          <w:sz w:val="28"/>
+          <w:szCs w:val="28"/>
+          <w:rtl/>
+        </w:rPr>
+        <w:t>פעם</w:t>
+      </w:r>
+      <w:r>
+        <w:rPr>
+          <w:rFonts w:cs="Arial" w:hint="cs"/>
+          <w:sz w:val="28"/>
+          <w:szCs w:val="28"/>
+          <w:rtl/>
+        </w:rPr>
+        <w:t xml:space="preserve"> זווית הפגיעה שונה.</w:t>
+      </w:r>
+    </w:p>
+    <w:p>
+      <w:pPr>
+        <w:bidi/>
+        <w:rPr>
+          <w:b/>
+          <w:bCs/>
+          <w:sz w:val="24"/>
+          <w:szCs w:val="24"/>
+          <w:rtl/>
+        </w:rPr>
+      </w:pPr>
+      <w:r>
+        <w:rPr>
+          <w:rFonts w:hint="cs"/>
+          <w:b/>
+          <w:bCs/>
+          <w:sz w:val="24"/>
+          <w:szCs w:val="24"/>
+          <w:rtl/>
+        </w:rPr>
+        <w:t xml:space="preserve">חלק ב: </w:t>
+      </w:r>
+      <w:r>
+        <w:rPr>
+          <w:rFonts w:hint="cs"/>
+          <w:b/>
+          <w:bCs/>
+          <w:sz w:val="24"/>
+          <w:szCs w:val="24"/>
+          <w:rtl/>
+        </w:rPr>
+        <w:t>התנגשות בין מסות שונות</w:t>
+      </w:r>
+      <w:r>
+        <w:rPr>
+          <w:rFonts w:hint="cs"/>
+          <w:b/>
+          <w:bCs/>
+          <w:sz w:val="24"/>
+          <w:szCs w:val="24"/>
           <w:rtl/>
         </w:rPr>
         <w:t>.</w:t>
@@ -2622,12 +3932,1070 @@
     </w:p>
     <w:p>
       <w:pPr>
+        <w:bidi/>
+        <w:rPr>
+          <w:rFonts w:cs="Arial"/>
+          <w:sz w:val="28"/>
+          <w:szCs w:val="28"/>
+          <w:rtl/>
+        </w:rPr>
+      </w:pPr>
+      <w:r>
+        <w:rPr>
+          <w:rFonts w:cs="Arial" w:hint="cs"/>
+          <w:sz w:val="28"/>
+          <w:szCs w:val="28"/>
+          <w:rtl/>
+        </w:rPr>
+        <w:t>שקול</w:t>
+      </w:r>
+      <w:r>
+        <w:rPr>
+          <w:rFonts w:cs="Arial"/>
+          <w:sz w:val="28"/>
+          <w:szCs w:val="28"/>
+          <w:rtl/>
+        </w:rPr>
+        <w:t xml:space="preserve"> </w:t>
+      </w:r>
+      <w:r>
+        <w:rPr>
+          <w:rFonts w:cs="Arial" w:hint="cs"/>
+          <w:sz w:val="28"/>
+          <w:szCs w:val="28"/>
+          <w:rtl/>
+        </w:rPr>
+        <w:t>את</w:t>
+      </w:r>
+      <w:r>
+        <w:rPr>
+          <w:rFonts w:cs="Arial"/>
+          <w:sz w:val="28"/>
+          <w:szCs w:val="28"/>
+          <w:rtl/>
+        </w:rPr>
+        <w:t xml:space="preserve"> </w:t>
+      </w:r>
+      <w:r>
+        <w:rPr>
+          <w:rFonts w:cs="Arial" w:hint="cs"/>
+          <w:sz w:val="28"/>
+          <w:szCs w:val="28"/>
+          <w:rtl/>
+        </w:rPr>
+        <w:t>כדור</w:t>
+      </w:r>
+      <w:r>
+        <w:rPr>
+          <w:rFonts w:cs="Arial"/>
+          <w:sz w:val="28"/>
+          <w:szCs w:val="28"/>
+          <w:rtl/>
+        </w:rPr>
+        <w:t xml:space="preserve"> </w:t>
+      </w:r>
+      <w:r>
+        <w:rPr>
+          <w:rFonts w:cs="Arial" w:hint="cs"/>
+          <w:sz w:val="28"/>
+          <w:szCs w:val="28"/>
+          <w:rtl/>
+        </w:rPr>
+        <w:t>הפלדה</w:t>
+      </w:r>
+      <w:r>
+        <w:rPr>
+          <w:rFonts w:cs="Arial"/>
+          <w:sz w:val="28"/>
+          <w:szCs w:val="28"/>
+          <w:rtl/>
+        </w:rPr>
+        <w:t xml:space="preserve"> </w:t>
+      </w:r>
+      <w:r>
+        <w:rPr>
+          <w:rFonts w:cs="Arial" w:hint="cs"/>
+          <w:sz w:val="28"/>
+          <w:szCs w:val="28"/>
+          <w:rtl/>
+        </w:rPr>
+        <w:t>וגולת</w:t>
+      </w:r>
+      <w:r>
+        <w:rPr>
+          <w:rFonts w:cs="Arial"/>
+          <w:sz w:val="28"/>
+          <w:szCs w:val="28"/>
+          <w:rtl/>
+        </w:rPr>
+        <w:t xml:space="preserve"> </w:t>
+      </w:r>
+      <w:r>
+        <w:rPr>
+          <w:rFonts w:cs="Arial" w:hint="cs"/>
+          <w:sz w:val="28"/>
+          <w:szCs w:val="28"/>
+          <w:rtl/>
+        </w:rPr>
+        <w:t>הזכוכית</w:t>
+      </w:r>
+      <w:r>
+        <w:rPr>
+          <w:rFonts w:cs="Arial"/>
+          <w:sz w:val="28"/>
+          <w:szCs w:val="28"/>
+          <w:rtl/>
+        </w:rPr>
+        <w:t xml:space="preserve"> </w:t>
+      </w:r>
+      <w:r>
+        <w:rPr>
+          <w:rFonts w:cs="Arial" w:hint="cs"/>
+          <w:sz w:val="28"/>
+          <w:szCs w:val="28"/>
+          <w:rtl/>
+        </w:rPr>
+        <w:t>וחשב</w:t>
+      </w:r>
+      <w:r>
+        <w:rPr>
+          <w:rFonts w:cs="Arial"/>
+          <w:sz w:val="28"/>
+          <w:szCs w:val="28"/>
+          <w:rtl/>
+        </w:rPr>
+        <w:t xml:space="preserve"> </w:t>
+      </w:r>
+      <w:r>
+        <w:rPr>
+          <w:rFonts w:cs="Arial" w:hint="cs"/>
+          <w:sz w:val="28"/>
+          <w:szCs w:val="28"/>
+          <w:rtl/>
+        </w:rPr>
+        <w:t>את</w:t>
+      </w:r>
+      <w:r>
+        <w:rPr>
+          <w:rFonts w:cs="Arial"/>
+          <w:sz w:val="28"/>
+          <w:szCs w:val="28"/>
+          <w:rtl/>
+        </w:rPr>
+        <w:t xml:space="preserve"> </w:t>
+      </w:r>
+      <w:r>
+        <w:rPr>
+          <w:rFonts w:cs="Arial" w:hint="cs"/>
+          <w:sz w:val="28"/>
+          <w:szCs w:val="28"/>
+          <w:rtl/>
+        </w:rPr>
+        <w:t>יחס</w:t>
+      </w:r>
+      <w:r>
+        <w:rPr>
+          <w:rFonts w:cs="Arial"/>
+          <w:sz w:val="28"/>
+          <w:szCs w:val="28"/>
+          <w:rtl/>
+        </w:rPr>
+        <w:t xml:space="preserve"> </w:t>
+      </w:r>
+      <w:r>
+        <w:rPr>
+          <w:rFonts w:cs="Arial" w:hint="cs"/>
+          <w:sz w:val="28"/>
+          <w:szCs w:val="28"/>
+          <w:rtl/>
+        </w:rPr>
+        <w:t>המסות</w:t>
+      </w:r>
+      <w:r>
+        <w:rPr>
+          <w:rFonts w:cs="Arial"/>
+          <w:sz w:val="28"/>
+          <w:szCs w:val="28"/>
+          <w:rtl/>
+        </w:rPr>
+        <w:t xml:space="preserve"> </w:t>
+      </w:r>
+      <w:r>
+        <w:rPr>
+          <w:rFonts w:cs="Arial" w:hint="cs"/>
+          <w:sz w:val="28"/>
+          <w:szCs w:val="28"/>
+          <w:rtl/>
+        </w:rPr>
+        <w:t>שביניהם</w:t>
+      </w:r>
+      <w:r>
+        <w:rPr>
+          <w:rFonts w:cs="Arial"/>
+          <w:sz w:val="28"/>
+          <w:szCs w:val="28"/>
+          <w:rtl/>
+        </w:rPr>
+        <w:t xml:space="preserve">. </w:t>
+      </w:r>
+    </w:p>
+    <w:p>
+      <w:pPr>
+        <w:bidi/>
+        <w:rPr>
+          <w:sz w:val="28"/>
+          <w:szCs w:val="28"/>
+          <w:rtl/>
+        </w:rPr>
+      </w:pPr>
+      <w:r>
+        <w:rPr>
+          <w:rFonts w:cs="Arial" w:hint="cs"/>
+          <w:sz w:val="28"/>
+          <w:szCs w:val="28"/>
+          <w:rtl/>
+        </w:rPr>
+        <w:t>רשום</w:t>
+      </w:r>
+      <w:r>
+        <w:rPr>
+          <w:rFonts w:cs="Arial"/>
+          <w:sz w:val="28"/>
+          <w:szCs w:val="28"/>
+          <w:rtl/>
+        </w:rPr>
+        <w:t xml:space="preserve"> </w:t>
+      </w:r>
+      <w:r>
+        <w:rPr>
+          <w:rFonts w:cs="Arial" w:hint="cs"/>
+          <w:sz w:val="28"/>
+          <w:szCs w:val="28"/>
+          <w:rtl/>
+        </w:rPr>
+        <w:t>את</w:t>
+      </w:r>
+      <w:r>
+        <w:rPr>
+          <w:rFonts w:hint="cs"/>
+          <w:sz w:val="28"/>
+          <w:szCs w:val="28"/>
+          <w:rtl/>
+        </w:rPr>
+        <w:t xml:space="preserve"> </w:t>
+      </w:r>
+      <w:r>
+        <w:rPr>
+          <w:rFonts w:cs="Arial" w:hint="cs"/>
+          <w:sz w:val="28"/>
+          <w:szCs w:val="28"/>
+          <w:rtl/>
+        </w:rPr>
+        <w:t>תוצאות</w:t>
+      </w:r>
+      <w:r>
+        <w:rPr>
+          <w:rFonts w:cs="Arial"/>
+          <w:sz w:val="28"/>
+          <w:szCs w:val="28"/>
+          <w:rtl/>
+        </w:rPr>
+        <w:t xml:space="preserve"> </w:t>
+      </w:r>
+      <w:r>
+        <w:rPr>
+          <w:rFonts w:cs="Arial" w:hint="cs"/>
+          <w:sz w:val="28"/>
+          <w:szCs w:val="28"/>
+          <w:rtl/>
+        </w:rPr>
+        <w:t>המדידה</w:t>
+      </w:r>
+      <w:r>
+        <w:rPr>
+          <w:rFonts w:cs="Arial"/>
+          <w:sz w:val="28"/>
+          <w:szCs w:val="28"/>
+          <w:rtl/>
+        </w:rPr>
+        <w:t xml:space="preserve">: </w:t>
+      </w:r>
+      <w:r>
+        <w:rPr>
+          <w:rFonts w:hint="cs"/>
+          <w:sz w:val="28"/>
+          <w:szCs w:val="28"/>
+          <w:rtl/>
+        </w:rPr>
+        <w:t xml:space="preserve">              </w:t>
+      </w:r>
+      <w:r>
+        <w:rPr>
+          <w:position w:val="-30"/>
+          <w:sz w:val="28"/>
+          <w:szCs w:val="28"/>
+        </w:rPr>
+        <w:object w:dxaOrig="999" w:dyaOrig="700">
+          <v:shape id="_x0000_i1027" type="#_x0000_t75" style="width:50.25pt;height:35.25pt" o:ole="">
+            <v:imagedata r:id="rId15" o:title=""/>
+          </v:shape>
+          <o:OLEObject Type="Embed" ProgID="Equation.3" ShapeID="_x0000_i1027" DrawAspect="Content" ObjectID="_1636136617" r:id="rId16"/>
+        </w:object>
+      </w:r>
+      <w:r>
+        <w:rPr>
+          <w:rFonts w:hint="cs"/>
+          <w:sz w:val="28"/>
+          <w:szCs w:val="28"/>
+          <w:rtl/>
+        </w:rPr>
+        <w:t xml:space="preserve">     .</w:t>
+      </w:r>
+    </w:p>
+    <w:p>
+      <w:pPr>
+        <w:bidi/>
+        <w:rPr>
+          <w:rFonts w:cs="Arial"/>
+          <w:sz w:val="28"/>
+          <w:szCs w:val="28"/>
+        </w:rPr>
+      </w:pPr>
+      <w:r>
+        <w:rPr>
+          <w:rFonts w:cs="Arial" w:hint="cs"/>
+          <w:sz w:val="28"/>
+          <w:szCs w:val="28"/>
+          <w:rtl/>
+        </w:rPr>
+        <w:t>סובב</w:t>
+      </w:r>
+      <w:r>
+        <w:rPr>
+          <w:rFonts w:cs="Arial"/>
+          <w:sz w:val="28"/>
+          <w:szCs w:val="28"/>
+          <w:rtl/>
+        </w:rPr>
+        <w:t xml:space="preserve"> </w:t>
+      </w:r>
+      <w:r>
+        <w:rPr>
+          <w:rFonts w:cs="Arial" w:hint="cs"/>
+          <w:sz w:val="28"/>
+          <w:szCs w:val="28"/>
+          <w:rtl/>
+        </w:rPr>
+        <w:t>את</w:t>
+      </w:r>
+      <w:r>
+        <w:rPr>
+          <w:rFonts w:cs="Arial"/>
+          <w:sz w:val="28"/>
+          <w:szCs w:val="28"/>
+          <w:rtl/>
+        </w:rPr>
+        <w:t xml:space="preserve"> </w:t>
+      </w:r>
+      <w:r>
+        <w:rPr>
+          <w:rFonts w:cs="Arial" w:hint="cs"/>
+          <w:sz w:val="28"/>
+          <w:szCs w:val="28"/>
+          <w:rtl/>
+        </w:rPr>
+        <w:t>הזרוע</w:t>
+      </w:r>
+      <w:r>
+        <w:rPr>
+          <w:rFonts w:cs="Arial"/>
+          <w:sz w:val="28"/>
+          <w:szCs w:val="28"/>
+          <w:rtl/>
+        </w:rPr>
+        <w:t xml:space="preserve"> </w:t>
+      </w:r>
+      <w:r>
+        <w:rPr>
+          <w:rFonts w:cs="Arial" w:hint="cs"/>
+          <w:sz w:val="28"/>
+          <w:szCs w:val="28"/>
+          <w:rtl/>
+        </w:rPr>
+        <w:t>שבקצה</w:t>
+      </w:r>
+      <w:r>
+        <w:rPr>
+          <w:rFonts w:cs="Arial"/>
+          <w:sz w:val="28"/>
+          <w:szCs w:val="28"/>
+          <w:rtl/>
+        </w:rPr>
+        <w:t xml:space="preserve"> </w:t>
+      </w:r>
+      <w:r>
+        <w:rPr>
+          <w:rFonts w:cs="Arial" w:hint="cs"/>
+          <w:sz w:val="28"/>
+          <w:szCs w:val="28"/>
+          <w:rtl/>
+        </w:rPr>
+        <w:t>התחתון</w:t>
+      </w:r>
+      <w:r>
+        <w:rPr>
+          <w:rFonts w:cs="Arial"/>
+          <w:sz w:val="28"/>
+          <w:szCs w:val="28"/>
+          <w:rtl/>
+        </w:rPr>
+        <w:t xml:space="preserve"> </w:t>
+      </w:r>
+      <w:r>
+        <w:rPr>
+          <w:rFonts w:cs="Arial" w:hint="cs"/>
+          <w:sz w:val="28"/>
+          <w:szCs w:val="28"/>
+          <w:rtl/>
+        </w:rPr>
+        <w:t>של</w:t>
+      </w:r>
+      <w:r>
+        <w:rPr>
+          <w:rFonts w:cs="Arial"/>
+          <w:sz w:val="28"/>
+          <w:szCs w:val="28"/>
+          <w:rtl/>
+        </w:rPr>
+        <w:t xml:space="preserve"> </w:t>
+      </w:r>
+      <w:r>
+        <w:rPr>
+          <w:rFonts w:cs="Arial" w:hint="cs"/>
+          <w:sz w:val="28"/>
+          <w:szCs w:val="28"/>
+          <w:rtl/>
+        </w:rPr>
+        <w:t>המסילה</w:t>
+      </w:r>
+      <w:r>
+        <w:rPr>
+          <w:rFonts w:cs="Arial"/>
+          <w:sz w:val="28"/>
+          <w:szCs w:val="28"/>
+          <w:rtl/>
+        </w:rPr>
+        <w:t xml:space="preserve"> </w:t>
+      </w:r>
+      <w:r>
+        <w:rPr>
+          <w:rFonts w:cs="Arial" w:hint="cs"/>
+          <w:sz w:val="28"/>
+          <w:szCs w:val="28"/>
+          <w:rtl/>
+        </w:rPr>
+        <w:t>בזווית</w:t>
+      </w:r>
+      <w:r>
+        <w:rPr>
+          <w:rFonts w:cs="Arial"/>
+          <w:sz w:val="28"/>
+          <w:szCs w:val="28"/>
+          <w:rtl/>
+        </w:rPr>
+        <w:t xml:space="preserve"> </w:t>
+      </w:r>
+      <w:r>
+        <w:rPr>
+          <w:rFonts w:cs="Arial" w:hint="cs"/>
+          <w:sz w:val="28"/>
+          <w:szCs w:val="28"/>
+          <w:rtl/>
+        </w:rPr>
+        <w:t>לא</w:t>
+      </w:r>
+      <w:r>
+        <w:rPr>
+          <w:rFonts w:cs="Arial"/>
+          <w:sz w:val="28"/>
+          <w:szCs w:val="28"/>
+          <w:rtl/>
+        </w:rPr>
+        <w:t xml:space="preserve"> </w:t>
+      </w:r>
+      <w:r>
+        <w:rPr>
+          <w:rFonts w:cs="Arial" w:hint="cs"/>
+          <w:sz w:val="28"/>
+          <w:szCs w:val="28"/>
+          <w:rtl/>
+        </w:rPr>
+        <w:t>גדולה</w:t>
+      </w:r>
+      <w:r>
+        <w:rPr>
+          <w:rFonts w:cs="Arial"/>
+          <w:sz w:val="28"/>
+          <w:szCs w:val="28"/>
+          <w:rtl/>
+        </w:rPr>
+        <w:t xml:space="preserve">. </w:t>
+      </w:r>
+      <w:r>
+        <w:rPr>
+          <w:rFonts w:cs="Arial" w:hint="cs"/>
+          <w:sz w:val="28"/>
+          <w:szCs w:val="28"/>
+          <w:rtl/>
+        </w:rPr>
+        <w:t>והנח</w:t>
+      </w:r>
+      <w:r>
+        <w:rPr>
+          <w:rFonts w:cs="Arial"/>
+          <w:sz w:val="28"/>
+          <w:szCs w:val="28"/>
+          <w:rtl/>
+        </w:rPr>
+        <w:t xml:space="preserve"> </w:t>
+      </w:r>
+      <w:r>
+        <w:rPr>
+          <w:rFonts w:cs="Arial" w:hint="cs"/>
+          <w:sz w:val="28"/>
+          <w:szCs w:val="28"/>
+          <w:rtl/>
+        </w:rPr>
+        <w:t>את</w:t>
+      </w:r>
+      <w:r>
+        <w:rPr>
+          <w:rFonts w:cs="Arial"/>
+          <w:sz w:val="28"/>
+          <w:szCs w:val="28"/>
+          <w:rtl/>
+        </w:rPr>
+        <w:t xml:space="preserve"> </w:t>
+      </w:r>
+      <w:r>
+        <w:rPr>
+          <w:rFonts w:cs="Arial" w:hint="cs"/>
+          <w:sz w:val="28"/>
+          <w:szCs w:val="28"/>
+          <w:rtl/>
+        </w:rPr>
+        <w:t>גולת</w:t>
+      </w:r>
+      <w:r>
+        <w:rPr>
+          <w:rFonts w:cs="Arial"/>
+          <w:sz w:val="28"/>
+          <w:szCs w:val="28"/>
+          <w:rtl/>
+        </w:rPr>
+        <w:t xml:space="preserve"> </w:t>
+      </w:r>
+      <w:r>
+        <w:rPr>
+          <w:rFonts w:cs="Arial" w:hint="cs"/>
+          <w:sz w:val="28"/>
+          <w:szCs w:val="28"/>
+          <w:rtl/>
+        </w:rPr>
+        <w:t>הזכוכית</w:t>
+      </w:r>
+      <w:r>
+        <w:rPr>
+          <w:rFonts w:hint="cs"/>
+          <w:sz w:val="28"/>
+          <w:szCs w:val="28"/>
+          <w:rtl/>
+        </w:rPr>
+        <w:t xml:space="preserve"> </w:t>
+      </w:r>
+      <w:r>
+        <w:rPr>
+          <w:rFonts w:cs="Arial" w:hint="cs"/>
+          <w:sz w:val="28"/>
+          <w:szCs w:val="28"/>
+          <w:rtl/>
+        </w:rPr>
+        <w:t>על</w:t>
+      </w:r>
+      <w:r>
+        <w:rPr>
+          <w:rFonts w:cs="Arial"/>
+          <w:sz w:val="28"/>
+          <w:szCs w:val="28"/>
+          <w:rtl/>
+        </w:rPr>
+        <w:t xml:space="preserve"> </w:t>
+      </w:r>
+      <w:r>
+        <w:rPr>
+          <w:rFonts w:cs="Arial" w:hint="cs"/>
+          <w:sz w:val="28"/>
+          <w:szCs w:val="28"/>
+          <w:rtl/>
+        </w:rPr>
+        <w:t>הבורג</w:t>
+      </w:r>
+      <w:r>
+        <w:rPr>
+          <w:rFonts w:cs="Arial"/>
+          <w:sz w:val="28"/>
+          <w:szCs w:val="28"/>
+          <w:rtl/>
+        </w:rPr>
+        <w:t xml:space="preserve"> </w:t>
+      </w:r>
+      <w:r>
+        <w:rPr>
+          <w:rFonts w:cs="Arial" w:hint="cs"/>
+          <w:sz w:val="28"/>
+          <w:szCs w:val="28"/>
+          <w:rtl/>
+        </w:rPr>
+        <w:t>המצוי</w:t>
+      </w:r>
+      <w:r>
+        <w:rPr>
+          <w:rFonts w:cs="Arial"/>
+          <w:sz w:val="28"/>
+          <w:szCs w:val="28"/>
+          <w:rtl/>
+        </w:rPr>
+        <w:t xml:space="preserve"> </w:t>
+      </w:r>
+      <w:r>
+        <w:rPr>
+          <w:rFonts w:cs="Arial" w:hint="cs"/>
+          <w:sz w:val="28"/>
+          <w:szCs w:val="28"/>
+          <w:rtl/>
+        </w:rPr>
+        <w:t>בזרוע</w:t>
+      </w:r>
+      <w:r>
+        <w:rPr>
+          <w:rFonts w:cs="Arial"/>
+          <w:sz w:val="28"/>
+          <w:szCs w:val="28"/>
+          <w:rtl/>
+        </w:rPr>
+        <w:t xml:space="preserve"> </w:t>
+      </w:r>
+      <w:r>
+        <w:rPr>
+          <w:rFonts w:cs="Arial" w:hint="cs"/>
+          <w:sz w:val="28"/>
+          <w:szCs w:val="28"/>
+          <w:rtl/>
+        </w:rPr>
+        <w:t>זו</w:t>
+      </w:r>
+      <w:r>
+        <w:rPr>
+          <w:rFonts w:cs="Arial"/>
+          <w:sz w:val="28"/>
+          <w:szCs w:val="28"/>
+          <w:rtl/>
+        </w:rPr>
+        <w:t>.</w:t>
+      </w:r>
+      <w:r>
+        <w:rPr>
+          <w:rFonts w:hint="cs"/>
+          <w:sz w:val="28"/>
+          <w:szCs w:val="28"/>
+          <w:rtl/>
+        </w:rPr>
+        <w:t xml:space="preserve"> </w:t>
+      </w:r>
+      <w:r>
+        <w:rPr>
+          <w:rFonts w:cs="Arial" w:hint="cs"/>
+          <w:sz w:val="28"/>
+          <w:szCs w:val="28"/>
+          <w:rtl/>
+        </w:rPr>
+        <w:t>שחרר</w:t>
+      </w:r>
+      <w:r>
+        <w:rPr>
+          <w:rFonts w:cs="Arial"/>
+          <w:sz w:val="28"/>
+          <w:szCs w:val="28"/>
+          <w:rtl/>
+        </w:rPr>
+        <w:t xml:space="preserve"> </w:t>
+      </w:r>
+      <w:r>
+        <w:rPr>
+          <w:rFonts w:cs="Arial" w:hint="cs"/>
+          <w:sz w:val="28"/>
+          <w:szCs w:val="28"/>
+          <w:rtl/>
+        </w:rPr>
+        <w:t>את</w:t>
+      </w:r>
+      <w:r>
+        <w:rPr>
+          <w:rFonts w:cs="Arial"/>
+          <w:sz w:val="28"/>
+          <w:szCs w:val="28"/>
+          <w:rtl/>
+        </w:rPr>
+        <w:t xml:space="preserve"> </w:t>
+      </w:r>
+      <w:r>
+        <w:rPr>
+          <w:rFonts w:cs="Arial" w:hint="cs"/>
+          <w:sz w:val="28"/>
+          <w:szCs w:val="28"/>
+          <w:rtl/>
+        </w:rPr>
+        <w:t>כדור</w:t>
+      </w:r>
+      <w:r>
+        <w:rPr>
+          <w:rFonts w:cs="Arial"/>
+          <w:sz w:val="28"/>
+          <w:szCs w:val="28"/>
+          <w:rtl/>
+        </w:rPr>
+        <w:t xml:space="preserve"> </w:t>
+      </w:r>
+      <w:r>
+        <w:rPr>
+          <w:rFonts w:cs="Arial" w:hint="cs"/>
+          <w:sz w:val="28"/>
+          <w:szCs w:val="28"/>
+          <w:rtl/>
+        </w:rPr>
+        <w:t>הפלדה</w:t>
+      </w:r>
+      <w:r>
+        <w:rPr>
+          <w:rFonts w:cs="Arial"/>
+          <w:sz w:val="28"/>
+          <w:szCs w:val="28"/>
+          <w:rtl/>
+        </w:rPr>
+        <w:t xml:space="preserve"> </w:t>
+      </w:r>
+      <w:r>
+        <w:rPr>
+          <w:rFonts w:cs="Arial" w:hint="cs"/>
+          <w:sz w:val="28"/>
+          <w:szCs w:val="28"/>
+          <w:rtl/>
+        </w:rPr>
+        <w:t>בדיוק</w:t>
+      </w:r>
+      <w:r>
+        <w:rPr>
+          <w:rFonts w:cs="Arial"/>
+          <w:sz w:val="28"/>
+          <w:szCs w:val="28"/>
+          <w:rtl/>
+        </w:rPr>
+        <w:t xml:space="preserve"> </w:t>
+      </w:r>
+      <w:r>
+        <w:rPr>
+          <w:rFonts w:cs="Arial" w:hint="cs"/>
+          <w:sz w:val="28"/>
+          <w:szCs w:val="28"/>
+          <w:rtl/>
+        </w:rPr>
+        <w:t>מאותה</w:t>
+      </w:r>
+      <w:r>
+        <w:rPr>
+          <w:rFonts w:cs="Arial"/>
+          <w:sz w:val="28"/>
+          <w:szCs w:val="28"/>
+          <w:rtl/>
+        </w:rPr>
+        <w:t xml:space="preserve"> </w:t>
+      </w:r>
+      <w:r>
+        <w:rPr>
+          <w:rFonts w:cs="Arial" w:hint="cs"/>
+          <w:sz w:val="28"/>
+          <w:szCs w:val="28"/>
+          <w:rtl/>
+        </w:rPr>
+        <w:t>נקודה</w:t>
+      </w:r>
+      <w:r>
+        <w:rPr>
+          <w:rFonts w:cs="Arial"/>
+          <w:sz w:val="28"/>
+          <w:szCs w:val="28"/>
+          <w:rtl/>
+        </w:rPr>
+        <w:t xml:space="preserve"> </w:t>
+      </w:r>
+      <w:proofErr w:type="spellStart"/>
+      <w:r>
+        <w:rPr>
+          <w:rFonts w:cs="Arial" w:hint="cs"/>
+          <w:sz w:val="28"/>
+          <w:szCs w:val="28"/>
+          <w:rtl/>
+        </w:rPr>
+        <w:t>ששיחררת</w:t>
+      </w:r>
+      <w:proofErr w:type="spellEnd"/>
+      <w:r>
+        <w:rPr>
+          <w:rFonts w:cs="Arial"/>
+          <w:sz w:val="28"/>
+          <w:szCs w:val="28"/>
+          <w:rtl/>
+        </w:rPr>
+        <w:t xml:space="preserve"> </w:t>
+      </w:r>
+      <w:r>
+        <w:rPr>
+          <w:rFonts w:cs="Arial" w:hint="cs"/>
+          <w:sz w:val="28"/>
+          <w:szCs w:val="28"/>
+          <w:rtl/>
+        </w:rPr>
+        <w:t>אותו</w:t>
+      </w:r>
+      <w:r>
+        <w:rPr>
+          <w:rFonts w:cs="Arial"/>
+          <w:sz w:val="28"/>
+          <w:szCs w:val="28"/>
+          <w:rtl/>
+        </w:rPr>
+        <w:t xml:space="preserve"> </w:t>
+      </w:r>
+      <w:r>
+        <w:rPr>
+          <w:rFonts w:cs="Arial" w:hint="cs"/>
+          <w:sz w:val="28"/>
+          <w:szCs w:val="28"/>
+          <w:rtl/>
+        </w:rPr>
+        <w:t>בפעמים</w:t>
+      </w:r>
+      <w:r>
+        <w:rPr>
+          <w:rFonts w:cs="Arial"/>
+          <w:sz w:val="28"/>
+          <w:szCs w:val="28"/>
+          <w:rtl/>
+        </w:rPr>
+        <w:t xml:space="preserve"> </w:t>
+      </w:r>
+      <w:r>
+        <w:rPr>
+          <w:rFonts w:cs="Arial" w:hint="cs"/>
+          <w:sz w:val="28"/>
+          <w:szCs w:val="28"/>
+          <w:rtl/>
+        </w:rPr>
+        <w:t>הקודמות</w:t>
+      </w:r>
+      <w:r>
+        <w:rPr>
+          <w:rFonts w:cs="Arial" w:hint="cs"/>
+          <w:sz w:val="28"/>
+          <w:szCs w:val="28"/>
+          <w:rtl/>
+        </w:rPr>
+        <w:t>,  חזור על פעולת הסימון שביצעת בחלק א של הניסוי</w:t>
+      </w:r>
+      <w:r>
+        <w:rPr>
+          <w:rFonts w:cs="Arial" w:hint="cs"/>
+          <w:sz w:val="28"/>
+          <w:szCs w:val="28"/>
+          <w:rtl/>
+        </w:rPr>
+        <w:t>.</w:t>
+      </w:r>
+      <w:r>
+        <w:rPr>
+          <w:rFonts w:cs="Arial" w:hint="cs"/>
+          <w:sz w:val="28"/>
+          <w:szCs w:val="28"/>
+          <w:rtl/>
+        </w:rPr>
+        <w:t xml:space="preserve"> חזור על ניסוי פעם נוספת עם זווית פגיעה שונה.</w:t>
+      </w:r>
+    </w:p>
+    <w:p>
+      <w:pPr>
+        <w:bidi/>
+        <w:rPr>
+          <w:rFonts w:cs="Arial"/>
+          <w:sz w:val="28"/>
+          <w:szCs w:val="28"/>
+          <w:rtl/>
+        </w:rPr>
+      </w:pPr>
+    </w:p>
+    <w:p>
+      <w:pPr>
+        <w:bidi/>
+        <w:jc w:val="both"/>
+        <w:rPr>
+          <w:rFonts w:cs="Arial"/>
+          <w:sz w:val="28"/>
+          <w:szCs w:val="28"/>
+          <w:rtl/>
+        </w:rPr>
+      </w:pPr>
+    </w:p>
+    <w:p>
+      <w:pPr>
+        <w:bidi/>
+        <w:jc w:val="both"/>
+        <w:rPr>
+          <w:b/>
+          <w:bCs/>
+          <w:sz w:val="32"/>
+          <w:szCs w:val="32"/>
+          <w:u w:val="single"/>
+          <w:rtl/>
+        </w:rPr>
+      </w:pPr>
+      <w:r>
+        <w:rPr>
+          <w:rFonts w:hint="cs"/>
+          <w:b/>
+          <w:bCs/>
+          <w:sz w:val="32"/>
+          <w:szCs w:val="32"/>
+          <w:u w:val="single"/>
+          <w:rtl/>
+        </w:rPr>
+        <w:t>ניתוח התוצאות</w:t>
+      </w:r>
+    </w:p>
+    <w:p>
+      <w:pPr>
+        <w:bidi/>
+        <w:jc w:val="both"/>
+        <w:rPr>
+          <w:rFonts w:cs="Arial"/>
+          <w:sz w:val="28"/>
+          <w:szCs w:val="28"/>
+          <w:rtl/>
+        </w:rPr>
+      </w:pPr>
+      <w:r>
+        <w:rPr>
+          <w:rFonts w:cs="Arial" w:hint="cs"/>
+          <w:sz w:val="28"/>
+          <w:szCs w:val="28"/>
+          <w:rtl/>
+        </w:rPr>
+        <w:t xml:space="preserve">פרק את המערכת ושים את גיליון הנייר הלבן על השולחן. </w:t>
+      </w:r>
+      <w:r>
+        <w:rPr>
+          <w:rFonts w:cs="Arial" w:hint="cs"/>
+          <w:sz w:val="28"/>
+          <w:szCs w:val="28"/>
+          <w:rtl/>
+        </w:rPr>
+        <w:t xml:space="preserve"> </w:t>
+      </w:r>
+      <w:r>
+        <w:rPr>
+          <w:rFonts w:cs="Arial" w:hint="cs"/>
+          <w:sz w:val="28"/>
+          <w:szCs w:val="28"/>
+          <w:rtl/>
+        </w:rPr>
+        <w:t>בנה עבור כל</w:t>
+      </w:r>
+      <w:r>
+        <w:rPr>
+          <w:rFonts w:cs="Arial" w:hint="cs"/>
+          <w:sz w:val="28"/>
+          <w:szCs w:val="28"/>
+          <w:rtl/>
+        </w:rPr>
+        <w:t xml:space="preserve"> אחד מהניסויים </w:t>
+      </w:r>
+      <w:r>
+        <w:rPr>
+          <w:rFonts w:cs="Arial" w:hint="cs"/>
+          <w:sz w:val="28"/>
+          <w:szCs w:val="28"/>
+          <w:rtl/>
+        </w:rPr>
+        <w:t xml:space="preserve"> את וקטור הסכום של העתקי הכדורים אחרי ההתנגשות. השווה עם אורך וקטור ההעתק של הכדור ללא התנגשות וחשב שגיאה יחסית.</w:t>
+      </w:r>
+      <w:r>
+        <w:rPr>
+          <w:rFonts w:cs="Arial" w:hint="cs"/>
+          <w:sz w:val="28"/>
+          <w:szCs w:val="28"/>
+          <w:rtl/>
+        </w:rPr>
+        <w:t xml:space="preserve"> </w:t>
+      </w:r>
+    </w:p>
+    <w:p>
+      <w:pPr>
+        <w:bidi/>
+        <w:jc w:val="both"/>
+        <w:rPr>
+          <w:rFonts w:cs="Arial"/>
+          <w:sz w:val="28"/>
+          <w:szCs w:val="28"/>
+          <w:rtl/>
+        </w:rPr>
+      </w:pPr>
+      <w:r>
+        <w:rPr>
+          <w:rFonts w:cs="Arial" w:hint="cs"/>
+          <w:sz w:val="28"/>
+          <w:szCs w:val="28"/>
+          <w:rtl/>
+        </w:rPr>
+        <w:t>עבור הניסויים של מסות שונות</w:t>
+      </w:r>
+      <w:r>
+        <w:rPr>
+          <w:rFonts w:cs="Arial" w:hint="cs"/>
+          <w:sz w:val="28"/>
+          <w:szCs w:val="28"/>
+          <w:rtl/>
+        </w:rPr>
+        <w:t>, קצר את וקטור ההעתק של כדור הזכוכית על פי יחס המסות. בנה את וקטור הסכום של וקטור ההעתק המקוצר של הזכוכית עם העתק כדור המתכת. השווה עם אורך וקטור ההעתק של הכדור ללא התנגשות וחשב שגיאה יחסית.</w:t>
+      </w:r>
+    </w:p>
+    <w:p>
+      <w:pPr>
+        <w:bidi/>
+        <w:jc w:val="both"/>
+        <w:rPr>
+          <w:rFonts w:cs="Arial"/>
+          <w:sz w:val="28"/>
+          <w:szCs w:val="28"/>
+          <w:rtl/>
+        </w:rPr>
+      </w:pPr>
+    </w:p>
+    <w:p>
+      <w:pPr>
         <w:jc w:val="right"/>
         <w:rPr>
-          <w:rFonts w:cs="Arial"/>
-          <w:sz w:val="28"/>
-          <w:szCs w:val="28"/>
-          <w:rtl/>
+          <w:rFonts w:asciiTheme="minorBidi" w:hAnsiTheme="minorBidi"/>
+          <w:sz w:val="28"/>
+          <w:szCs w:val="28"/>
+          <w:shd w:val="clear" w:color="auto" w:fill="FFFFFF"/>
         </w:rPr>
       </w:pPr>
       <w:r>
@@ -2638,489 +5006,17 @@
           <w:shd w:val="clear" w:color="auto" w:fill="FFFFFF"/>
           <w:rtl/>
         </w:rPr>
-        <w:t xml:space="preserve">הנח על הרצפה, סמוך לאנך הבנאים גיליון פחם, וודא שצד הפחם כלפי מעלה, על הפחם הנח </w:t>
-      </w:r>
-      <w:proofErr w:type="spellStart"/>
-      <w:r>
-        <w:rPr>
-          <w:rFonts w:asciiTheme="minorBidi" w:hAnsiTheme="minorBidi" w:hint="cs"/>
-          <w:sz w:val="28"/>
-          <w:szCs w:val="28"/>
-          <w:shd w:val="clear" w:color="auto" w:fill="FFFFFF"/>
-          <w:rtl/>
-        </w:rPr>
-        <w:t>גליון</w:t>
-      </w:r>
-      <w:proofErr w:type="spellEnd"/>
-      <w:r>
-        <w:rPr>
-          <w:rFonts w:asciiTheme="minorBidi" w:hAnsiTheme="minorBidi" w:hint="cs"/>
-          <w:sz w:val="28"/>
-          <w:szCs w:val="28"/>
-          <w:shd w:val="clear" w:color="auto" w:fill="FFFFFF"/>
-          <w:rtl/>
-        </w:rPr>
-        <w:t xml:space="preserve"> נייר לבן</w:t>
-      </w:r>
-      <w:r>
-        <w:rPr>
-          <w:rFonts w:asciiTheme="minorBidi" w:hAnsiTheme="minorBidi" w:hint="cs"/>
-          <w:sz w:val="28"/>
-          <w:szCs w:val="28"/>
-          <w:shd w:val="clear" w:color="auto" w:fill="FFFFFF"/>
-          <w:rtl/>
-        </w:rPr>
-        <w:t xml:space="preserve"> </w:t>
-      </w:r>
-      <w:r>
-        <w:rPr>
-          <w:rFonts w:cs="Arial" w:hint="cs"/>
-          <w:sz w:val="28"/>
-          <w:szCs w:val="28"/>
-          <w:rtl/>
-        </w:rPr>
-        <w:t>על</w:t>
-      </w:r>
-      <w:r>
-        <w:rPr>
-          <w:rFonts w:cs="Arial"/>
-          <w:sz w:val="28"/>
-          <w:szCs w:val="28"/>
-          <w:rtl/>
-        </w:rPr>
-        <w:t xml:space="preserve"> </w:t>
-      </w:r>
-      <w:r>
-        <w:rPr>
-          <w:rFonts w:cs="Arial" w:hint="cs"/>
-          <w:sz w:val="28"/>
-          <w:szCs w:val="28"/>
-          <w:rtl/>
-        </w:rPr>
-        <w:t>הרצפה</w:t>
-      </w:r>
-      <w:r>
-        <w:rPr>
-          <w:rFonts w:cs="Arial"/>
-          <w:sz w:val="28"/>
-          <w:szCs w:val="28"/>
-          <w:rtl/>
-        </w:rPr>
-        <w:t xml:space="preserve"> </w:t>
-      </w:r>
-      <w:r>
-        <w:rPr>
-          <w:rFonts w:cs="Arial" w:hint="cs"/>
-          <w:sz w:val="28"/>
-          <w:szCs w:val="28"/>
-          <w:rtl/>
-        </w:rPr>
-        <w:t>והדבק</w:t>
-      </w:r>
-      <w:r>
-        <w:rPr>
-          <w:rFonts w:hint="cs"/>
-          <w:sz w:val="28"/>
-          <w:szCs w:val="28"/>
-          <w:rtl/>
-        </w:rPr>
-        <w:t xml:space="preserve"> </w:t>
-      </w:r>
-      <w:r>
-        <w:rPr>
-          <w:rFonts w:cs="Arial" w:hint="cs"/>
-          <w:sz w:val="28"/>
-          <w:szCs w:val="28"/>
-          <w:rtl/>
-        </w:rPr>
-        <w:t>אותו</w:t>
-      </w:r>
-      <w:r>
-        <w:rPr>
-          <w:rFonts w:cs="Arial"/>
-          <w:sz w:val="28"/>
-          <w:szCs w:val="28"/>
-          <w:rtl/>
-        </w:rPr>
-        <w:t xml:space="preserve"> </w:t>
-      </w:r>
-      <w:r>
-        <w:rPr>
-          <w:rFonts w:cs="Arial" w:hint="cs"/>
-          <w:sz w:val="28"/>
-          <w:szCs w:val="28"/>
-          <w:rtl/>
-        </w:rPr>
-        <w:t>אליה</w:t>
-      </w:r>
-      <w:r>
-        <w:rPr>
-          <w:rFonts w:cs="Arial"/>
-          <w:sz w:val="28"/>
-          <w:szCs w:val="28"/>
-          <w:rtl/>
-        </w:rPr>
-        <w:t xml:space="preserve"> </w:t>
-      </w:r>
-      <w:r>
-        <w:rPr>
-          <w:rFonts w:cs="Arial" w:hint="cs"/>
-          <w:sz w:val="28"/>
-          <w:szCs w:val="28"/>
-          <w:rtl/>
-        </w:rPr>
-        <w:t>בעזרת</w:t>
-      </w:r>
-      <w:r>
-        <w:rPr>
-          <w:rFonts w:cs="Arial"/>
-          <w:sz w:val="28"/>
-          <w:szCs w:val="28"/>
-          <w:rtl/>
-        </w:rPr>
-        <w:t xml:space="preserve"> </w:t>
-      </w:r>
-      <w:r>
-        <w:rPr>
-          <w:rFonts w:cs="Arial" w:hint="cs"/>
-          <w:sz w:val="28"/>
-          <w:szCs w:val="28"/>
-          <w:rtl/>
-        </w:rPr>
-        <w:t>הנייר</w:t>
-      </w:r>
-      <w:r>
-        <w:rPr>
-          <w:rFonts w:cs="Arial"/>
-          <w:sz w:val="28"/>
-          <w:szCs w:val="28"/>
-          <w:rtl/>
-        </w:rPr>
-        <w:t xml:space="preserve"> </w:t>
-      </w:r>
-      <w:r>
-        <w:rPr>
-          <w:rFonts w:cs="Arial" w:hint="cs"/>
-          <w:sz w:val="28"/>
-          <w:szCs w:val="28"/>
-          <w:rtl/>
-        </w:rPr>
-        <w:t>הדביק</w:t>
-      </w:r>
-      <w:r>
-        <w:rPr>
-          <w:rFonts w:cs="Arial" w:hint="cs"/>
-          <w:sz w:val="28"/>
-          <w:szCs w:val="28"/>
-          <w:rtl/>
-        </w:rPr>
-        <w:t xml:space="preserve">, </w:t>
-      </w:r>
-      <w:r>
-        <w:rPr>
-          <w:rFonts w:cs="Arial" w:hint="cs"/>
-          <w:sz w:val="28"/>
-          <w:szCs w:val="28"/>
-          <w:rtl/>
-        </w:rPr>
-        <w:t>סמן</w:t>
-      </w:r>
-      <w:r>
-        <w:rPr>
-          <w:rFonts w:cs="Arial"/>
-          <w:sz w:val="28"/>
-          <w:szCs w:val="28"/>
-          <w:rtl/>
-        </w:rPr>
-        <w:t xml:space="preserve"> </w:t>
-      </w:r>
-      <w:r>
-        <w:rPr>
-          <w:rFonts w:cs="Arial" w:hint="cs"/>
-          <w:sz w:val="28"/>
-          <w:szCs w:val="28"/>
-          <w:rtl/>
-        </w:rPr>
-        <w:t>על</w:t>
-      </w:r>
-      <w:r>
-        <w:rPr>
-          <w:rFonts w:cs="Arial"/>
-          <w:sz w:val="28"/>
-          <w:szCs w:val="28"/>
-          <w:rtl/>
-        </w:rPr>
-        <w:t xml:space="preserve"> </w:t>
-      </w:r>
-      <w:r>
-        <w:rPr>
-          <w:rFonts w:cs="Arial" w:hint="cs"/>
-          <w:sz w:val="28"/>
-          <w:szCs w:val="28"/>
-          <w:rtl/>
-        </w:rPr>
-        <w:t>הנייר</w:t>
-      </w:r>
-      <w:r>
-        <w:rPr>
-          <w:rFonts w:cs="Arial"/>
-          <w:sz w:val="28"/>
-          <w:szCs w:val="28"/>
-          <w:rtl/>
-        </w:rPr>
-        <w:t xml:space="preserve"> </w:t>
-      </w:r>
-      <w:r>
-        <w:rPr>
-          <w:rFonts w:cs="Arial" w:hint="cs"/>
-          <w:sz w:val="28"/>
-          <w:szCs w:val="28"/>
-          <w:rtl/>
-        </w:rPr>
-        <w:t>את</w:t>
-      </w:r>
-      <w:r>
-        <w:rPr>
-          <w:rFonts w:cs="Arial"/>
-          <w:sz w:val="28"/>
-          <w:szCs w:val="28"/>
-          <w:rtl/>
-        </w:rPr>
-        <w:t xml:space="preserve"> </w:t>
-      </w:r>
-      <w:r>
-        <w:rPr>
-          <w:rFonts w:cs="Arial" w:hint="cs"/>
-          <w:sz w:val="28"/>
-          <w:szCs w:val="28"/>
-          <w:rtl/>
-        </w:rPr>
-        <w:t>הנקודה</w:t>
-      </w:r>
-      <w:r>
-        <w:rPr>
-          <w:rFonts w:cs="Arial"/>
-          <w:sz w:val="28"/>
-          <w:szCs w:val="28"/>
-          <w:rtl/>
-        </w:rPr>
-        <w:t xml:space="preserve"> </w:t>
-      </w:r>
-      <w:r>
-        <w:rPr>
-          <w:rFonts w:cs="Arial" w:hint="cs"/>
-          <w:sz w:val="28"/>
-          <w:szCs w:val="28"/>
-          <w:rtl/>
-        </w:rPr>
-        <w:t>המצויה</w:t>
-      </w:r>
-      <w:r>
-        <w:rPr>
-          <w:rFonts w:cs="Arial"/>
-          <w:sz w:val="28"/>
-          <w:szCs w:val="28"/>
-          <w:rtl/>
-        </w:rPr>
-        <w:t xml:space="preserve"> </w:t>
-      </w:r>
-      <w:r>
-        <w:rPr>
-          <w:rFonts w:cs="Arial" w:hint="cs"/>
-          <w:sz w:val="28"/>
-          <w:szCs w:val="28"/>
-          <w:rtl/>
-        </w:rPr>
-        <w:t>בדיוק מתחת</w:t>
-      </w:r>
-      <w:r>
-        <w:rPr>
-          <w:rFonts w:cs="Arial"/>
-          <w:sz w:val="28"/>
-          <w:szCs w:val="28"/>
-          <w:rtl/>
-        </w:rPr>
-        <w:t xml:space="preserve"> </w:t>
-      </w:r>
-      <w:r>
-        <w:rPr>
-          <w:rFonts w:cs="Arial" w:hint="cs"/>
-          <w:sz w:val="28"/>
-          <w:szCs w:val="28"/>
-          <w:rtl/>
-        </w:rPr>
-        <w:t>לאנך</w:t>
-      </w:r>
-      <w:r>
-        <w:rPr>
-          <w:rFonts w:cs="Arial"/>
-          <w:sz w:val="28"/>
-          <w:szCs w:val="28"/>
-          <w:rtl/>
-        </w:rPr>
-        <w:t xml:space="preserve"> </w:t>
-      </w:r>
-      <w:r>
-        <w:rPr>
-          <w:rFonts w:cs="Arial" w:hint="cs"/>
-          <w:sz w:val="28"/>
-          <w:szCs w:val="28"/>
-          <w:rtl/>
-        </w:rPr>
-        <w:t>הבנאים</w:t>
-      </w:r>
-      <w:r>
-        <w:rPr>
-          <w:rFonts w:cs="Arial" w:hint="cs"/>
-          <w:sz w:val="28"/>
-          <w:szCs w:val="28"/>
-          <w:rtl/>
-        </w:rPr>
-        <w:t xml:space="preserve"> כנקודת ההתחלה</w:t>
-      </w:r>
-      <w:r>
-        <w:rPr>
-          <w:rFonts w:cs="Arial" w:hint="cs"/>
-          <w:sz w:val="28"/>
-          <w:szCs w:val="28"/>
-          <w:rtl/>
-        </w:rPr>
-        <w:t>.</w:t>
-      </w:r>
-    </w:p>
-    <w:p>
-      <w:pPr>
-        <w:jc w:val="right"/>
+        <w:t>תצלום של תוצאות הניסוי- (הקו הירוק הוא העתק הכדור ללא התנגשות עם כדור אחר)</w:t>
+      </w:r>
+    </w:p>
+    <w:p>
+      <w:pPr>
         <w:rPr>
           <w:rFonts w:asciiTheme="minorBidi" w:hAnsiTheme="minorBidi"/>
           <w:sz w:val="28"/>
           <w:szCs w:val="28"/>
           <w:shd w:val="clear" w:color="auto" w:fill="FFFFFF"/>
           <w:rtl/>
-        </w:rPr>
-      </w:pPr>
-      <w:r>
-        <w:rPr>
-          <w:rFonts w:asciiTheme="minorBidi" w:hAnsiTheme="minorBidi" w:hint="cs"/>
-          <w:sz w:val="28"/>
-          <w:szCs w:val="28"/>
-          <w:shd w:val="clear" w:color="auto" w:fill="FFFFFF"/>
-          <w:rtl/>
-        </w:rPr>
-        <w:t>שחרר מספר פעמים (בין 3-5) כדור מתכת מן המסילה אשר יותר סימן בנקודת הפגיעה על דף הנייר, לאחר מכן סמן בעפרון צבעוני את הנקודה המייצגת בקירוב טוב את מקבץ הנקודות, חבר אותה לנקודת ההתחלה אשר סימנת בהתחלה, מכך התקבל העתקו האופקי של הכדור במהלך ביצועו זריקה אופקית מקצה המסילה.</w:t>
-      </w:r>
-    </w:p>
-    <w:p>
-      <w:pPr>
-        <w:rPr>
-          <w:rFonts w:asciiTheme="minorBidi" w:hAnsiTheme="minorBidi"/>
-          <w:sz w:val="28"/>
-          <w:szCs w:val="28"/>
-          <w:shd w:val="clear" w:color="auto" w:fill="FFFFFF"/>
-          <w:rtl/>
-        </w:rPr>
-      </w:pPr>
-      <w:r>
-        <w:rPr>
-          <w:rFonts w:asciiTheme="minorBidi" w:hAnsiTheme="minorBidi"/>
-          <w:sz w:val="28"/>
-          <w:szCs w:val="28"/>
-          <w:shd w:val="clear" w:color="auto" w:fill="FFFFFF"/>
-          <w:rtl/>
-        </w:rPr>
-        <w:br w:type="page"/>
-      </w:r>
-    </w:p>
-    <w:p>
-      <w:pPr>
-        <w:jc w:val="right"/>
-        <w:rPr>
-          <w:rFonts w:asciiTheme="minorBidi" w:hAnsiTheme="minorBidi"/>
-          <w:sz w:val="28"/>
-          <w:szCs w:val="28"/>
-          <w:shd w:val="clear" w:color="auto" w:fill="FFFFFF"/>
-          <w:rtl/>
-        </w:rPr>
-      </w:pPr>
-    </w:p>
-    <w:p>
-      <w:pPr>
-        <w:jc w:val="right"/>
-        <w:rPr>
-          <w:rFonts w:asciiTheme="minorBidi" w:hAnsiTheme="minorBidi"/>
-          <w:sz w:val="28"/>
-          <w:szCs w:val="28"/>
-          <w:shd w:val="clear" w:color="auto" w:fill="FFFFFF"/>
-          <w:rtl/>
-        </w:rPr>
-      </w:pPr>
-    </w:p>
-    <w:p>
-      <w:pPr>
-        <w:jc w:val="right"/>
-        <w:rPr>
-          <w:rFonts w:asciiTheme="minorBidi" w:hAnsiTheme="minorBidi"/>
-          <w:sz w:val="28"/>
-          <w:szCs w:val="28"/>
-          <w:shd w:val="clear" w:color="auto" w:fill="FFFFFF"/>
-          <w:rtl/>
-        </w:rPr>
-      </w:pPr>
-    </w:p>
-    <w:p>
-      <w:pPr>
-        <w:jc w:val="right"/>
-        <w:rPr>
-          <w:rFonts w:asciiTheme="minorBidi" w:hAnsiTheme="minorBidi"/>
-          <w:sz w:val="28"/>
-          <w:szCs w:val="28"/>
-          <w:shd w:val="clear" w:color="auto" w:fill="FFFFFF"/>
-          <w:rtl/>
-        </w:rPr>
-      </w:pPr>
-    </w:p>
-    <w:p>
-      <w:pPr>
-        <w:jc w:val="right"/>
-        <w:rPr>
-          <w:rFonts w:asciiTheme="minorBidi" w:hAnsiTheme="minorBidi"/>
-          <w:sz w:val="28"/>
-          <w:szCs w:val="28"/>
-          <w:shd w:val="clear" w:color="auto" w:fill="FFFFFF"/>
-          <w:rtl/>
-        </w:rPr>
-      </w:pPr>
-    </w:p>
-    <w:p>
-      <w:pPr>
-        <w:jc w:val="right"/>
-        <w:rPr>
-          <w:rFonts w:asciiTheme="minorBidi" w:hAnsiTheme="minorBidi"/>
-          <w:sz w:val="28"/>
-          <w:szCs w:val="28"/>
-          <w:shd w:val="clear" w:color="auto" w:fill="FFFFFF"/>
-        </w:rPr>
-      </w:pPr>
-      <w:r>
-        <w:rPr>
-          <w:rFonts w:asciiTheme="minorBidi" w:hAnsiTheme="minorBidi" w:hint="cs"/>
-          <w:sz w:val="28"/>
-          <w:szCs w:val="28"/>
-          <w:shd w:val="clear" w:color="auto" w:fill="FFFFFF"/>
-          <w:rtl/>
-        </w:rPr>
-        <w:t>תצלום של תוצאות הניסוי- (הקו הירוק הוא העתק הכדור ללא התנגשות עם כדור אחר)</w:t>
-      </w:r>
-      <w:bookmarkStart w:id="1" w:name="_GoBack"/>
-      <w:bookmarkEnd w:id="1"/>
-    </w:p>
-    <w:p>
-      <w:pPr>
-        <w:rPr>
-          <w:rFonts w:asciiTheme="minorBidi" w:hAnsiTheme="minorBidi"/>
-          <w:sz w:val="28"/>
-          <w:szCs w:val="28"/>
-          <w:shd w:val="clear" w:color="auto" w:fill="FFFFFF"/>
         </w:rPr>
       </w:pPr>
       <w:r>
@@ -3149,7 +5045,7 @@
                     </pic:cNvPicPr>
                   </pic:nvPicPr>
                   <pic:blipFill rotWithShape="1">
-                    <a:blip r:embed="rId16" cstate="print">
+                    <a:blip r:embed="rId17" cstate="print">
                       <a:extLst>
                         <a:ext uri="{28A0092B-C50C-407E-A947-70E740481C1C}">
                           <a14:useLocalDpi xmlns:a14="http://schemas.microsoft.com/office/drawing/2010/main" val="0"/>
@@ -3186,7 +5082,6 @@
     </w:p>
     <w:p>
       <w:pPr>
-        <w:jc w:val="right"/>
         <w:rPr>
           <w:rFonts w:asciiTheme="minorBidi" w:hAnsiTheme="minorBidi"/>
           <w:sz w:val="28"/>
@@ -3198,9 +5093,74 @@
     </w:p>
     <w:p>
       <w:pPr>
-        <w:jc w:val="right"/>
-        <w:rPr>
-          <w:rFonts w:asciiTheme="minorBidi" w:hAnsiTheme="minorBidi" w:hint="cs"/>
+        <w:rPr>
+          <w:rFonts w:asciiTheme="minorBidi" w:hAnsiTheme="minorBidi"/>
+          <w:sz w:val="28"/>
+          <w:szCs w:val="28"/>
+          <w:shd w:val="clear" w:color="auto" w:fill="FFFFFF"/>
+          <w:rtl/>
+        </w:rPr>
+      </w:pPr>
+    </w:p>
+    <w:p>
+      <w:pPr>
+        <w:rPr>
+          <w:rFonts w:asciiTheme="minorBidi" w:hAnsiTheme="minorBidi"/>
+          <w:sz w:val="28"/>
+          <w:szCs w:val="28"/>
+          <w:shd w:val="clear" w:color="auto" w:fill="FFFFFF"/>
+          <w:rtl/>
+        </w:rPr>
+      </w:pPr>
+    </w:p>
+    <w:p>
+      <w:pPr>
+        <w:rPr>
+          <w:rFonts w:asciiTheme="minorBidi" w:hAnsiTheme="minorBidi"/>
+          <w:sz w:val="28"/>
+          <w:szCs w:val="28"/>
+          <w:shd w:val="clear" w:color="auto" w:fill="FFFFFF"/>
+          <w:rtl/>
+        </w:rPr>
+      </w:pPr>
+    </w:p>
+    <w:p>
+      <w:pPr>
+        <w:rPr>
+          <w:rFonts w:asciiTheme="minorBidi" w:hAnsiTheme="minorBidi"/>
+          <w:sz w:val="28"/>
+          <w:szCs w:val="28"/>
+          <w:shd w:val="clear" w:color="auto" w:fill="FFFFFF"/>
+          <w:rtl/>
+        </w:rPr>
+      </w:pPr>
+    </w:p>
+    <w:p>
+      <w:pPr>
+        <w:rPr>
+          <w:rFonts w:asciiTheme="minorBidi" w:hAnsiTheme="minorBidi"/>
+          <w:sz w:val="28"/>
+          <w:szCs w:val="28"/>
+          <w:shd w:val="clear" w:color="auto" w:fill="FFFFFF"/>
+          <w:rtl/>
+        </w:rPr>
+      </w:pPr>
+    </w:p>
+    <w:p>
+      <w:pPr>
+        <w:rPr>
+          <w:rFonts w:asciiTheme="minorBidi" w:hAnsiTheme="minorBidi"/>
+          <w:sz w:val="28"/>
+          <w:szCs w:val="28"/>
+          <w:shd w:val="clear" w:color="auto" w:fill="FFFFFF"/>
+          <w:rtl/>
+        </w:rPr>
+      </w:pPr>
+    </w:p>
+    <w:p>
+      <w:pPr>
+        <w:rPr>
+          <w:rFonts w:asciiTheme="minorBidi" w:hAnsiTheme="minorBidi"/>
           <w:sz w:val="28"/>
           <w:szCs w:val="28"/>
           <w:shd w:val="clear" w:color="auto" w:fill="FFFFFF"/>
@@ -3215,29 +5175,1051 @@
           <w:rFonts w:asciiTheme="minorBidi" w:hAnsiTheme="minorBidi"/>
           <w:sz w:val="36"/>
           <w:szCs w:val="36"/>
-          <w:shd w:val="clear" w:color="auto" w:fill="FFFFFF"/>
-          <w:rtl/>
-        </w:rPr>
-      </w:pPr>
-    </w:p>
-    <w:p>
-      <w:pPr>
-        <w:bidi/>
-        <w:rPr>
-          <w:rFonts w:asciiTheme="minorBidi" w:hAnsiTheme="minorBidi"/>
+          <w:u w:val="single"/>
+          <w:shd w:val="clear" w:color="auto" w:fill="FFFFFF"/>
+          <w:rtl/>
+        </w:rPr>
+      </w:pPr>
+      <w:r>
+        <w:rPr>
+          <w:rFonts w:asciiTheme="minorBidi" w:hAnsiTheme="minorBidi" w:hint="cs"/>
           <w:sz w:val="36"/>
           <w:szCs w:val="36"/>
-          <w:shd w:val="clear" w:color="auto" w:fill="FFFFFF"/>
-          <w:rtl/>
-        </w:rPr>
-      </w:pPr>
-    </w:p>
-    <w:p>
-      <w:pPr>
+          <w:u w:val="single"/>
+          <w:shd w:val="clear" w:color="auto" w:fill="FFFFFF"/>
+          <w:rtl/>
+        </w:rPr>
+        <w:t>תוצאות הניסוי</w:t>
+      </w:r>
+    </w:p>
+    <w:tbl>
+      <w:tblPr>
+        <w:tblW w:w="8395" w:type="dxa"/>
         <w:jc w:val="right"/>
-        <w:rPr>
-          <w:sz w:val="36"/>
-          <w:szCs w:val="36"/>
+        <w:tblBorders>
+          <w:top w:val="single" w:sz="4" w:space="0" w:color="auto"/>
+          <w:left w:val="single" w:sz="4" w:space="0" w:color="auto"/>
+          <w:bottom w:val="single" w:sz="4" w:space="0" w:color="auto"/>
+          <w:right w:val="single" w:sz="4" w:space="0" w:color="auto"/>
+          <w:insideH w:val="single" w:sz="4" w:space="0" w:color="auto"/>
+          <w:insideV w:val="single" w:sz="4" w:space="0" w:color="auto"/>
+        </w:tblBorders>
+        <w:tblLook w:val="04A0" w:firstRow="1" w:lastRow="0" w:firstColumn="1" w:lastColumn="0" w:noHBand="0" w:noVBand="1"/>
+      </w:tblPr>
+      <w:tblGrid>
+        <w:gridCol w:w="2515"/>
+        <w:gridCol w:w="2880"/>
+        <w:gridCol w:w="3000"/>
+      </w:tblGrid>
+      <w:tr>
+        <w:trPr>
+          <w:trHeight w:val="407"/>
+          <w:jc w:val="right"/>
+        </w:trPr>
+        <w:tc>
+          <w:tcPr>
+            <w:tcW w:w="2515" w:type="dxa"/>
+            <w:shd w:val="clear" w:color="auto" w:fill="auto"/>
+            <w:noWrap/>
+            <w:vAlign w:val="bottom"/>
+            <w:hideMark/>
+          </w:tcPr>
+          <w:p>
+            <w:pPr>
+              <w:bidi/>
+              <w:spacing w:after="0" w:line="240" w:lineRule="auto"/>
+              <w:rPr>
+                <w:rFonts w:ascii="Calibri" w:eastAsia="Times New Roman" w:hAnsi="Calibri" w:cs="Calibri"/>
+                <w:color w:val="000000"/>
+              </w:rPr>
+            </w:pPr>
+            <w:r>
+              <w:rPr>
+                <w:rFonts w:ascii="Calibri" w:eastAsia="Times New Roman" w:hAnsi="Calibri" w:cs="Calibri"/>
+                <w:color w:val="000000"/>
+                <w:rtl/>
+              </w:rPr>
+              <w:t>שגיאה יחסית (%)</w:t>
+            </w:r>
+          </w:p>
+        </w:tc>
+        <w:tc>
+          <w:tcPr>
+            <w:tcW w:w="2880" w:type="dxa"/>
+            <w:shd w:val="clear" w:color="auto" w:fill="auto"/>
+            <w:noWrap/>
+            <w:vAlign w:val="bottom"/>
+            <w:hideMark/>
+          </w:tcPr>
+          <w:p>
+            <w:pPr>
+              <w:bidi/>
+              <w:spacing w:after="0" w:line="240" w:lineRule="auto"/>
+              <w:rPr>
+                <w:rFonts w:ascii="Calibri" w:eastAsia="Times New Roman" w:hAnsi="Calibri" w:cs="Calibri"/>
+                <w:color w:val="000000"/>
+                <w:rtl/>
+              </w:rPr>
+            </w:pPr>
+            <w:r>
+              <w:rPr>
+                <w:rFonts w:ascii="Calibri" w:eastAsia="Times New Roman" w:hAnsi="Calibri" w:cs="Calibri"/>
+                <w:color w:val="000000"/>
+                <w:rtl/>
+              </w:rPr>
+              <w:t>אורך הו</w:t>
+            </w:r>
+            <w:r>
+              <w:rPr>
+                <w:rFonts w:ascii="Calibri" w:eastAsia="Times New Roman" w:hAnsi="Calibri" w:cs="Calibri" w:hint="cs"/>
+                <w:color w:val="000000"/>
+                <w:rtl/>
+              </w:rPr>
+              <w:t>ו</w:t>
+            </w:r>
+            <w:r>
+              <w:rPr>
+                <w:rFonts w:ascii="Calibri" w:eastAsia="Times New Roman" w:hAnsi="Calibri" w:cs="Calibri"/>
+                <w:color w:val="000000"/>
+                <w:rtl/>
+              </w:rPr>
+              <w:t>קטור השקול(</w:t>
+            </w:r>
+            <w:r>
+              <w:rPr>
+                <w:rFonts w:ascii="Calibri" w:eastAsia="Times New Roman" w:hAnsi="Calibri" w:cs="Calibri"/>
+                <w:color w:val="000000"/>
+              </w:rPr>
+              <w:t>cm</w:t>
+            </w:r>
+            <w:r>
+              <w:rPr>
+                <w:rFonts w:ascii="Calibri" w:eastAsia="Times New Roman" w:hAnsi="Calibri" w:cs="Calibri"/>
+                <w:color w:val="000000"/>
+                <w:rtl/>
+              </w:rPr>
+              <w:t>)</w:t>
+            </w:r>
+          </w:p>
+        </w:tc>
+        <w:tc>
+          <w:tcPr>
+            <w:tcW w:w="3000" w:type="dxa"/>
+          </w:tcPr>
+          <w:p>
+            <w:pPr>
+              <w:bidi/>
+              <w:spacing w:after="0" w:line="240" w:lineRule="auto"/>
+              <w:rPr>
+                <w:rFonts w:ascii="Calibri" w:eastAsia="Times New Roman" w:hAnsi="Calibri" w:cs="Calibri"/>
+                <w:color w:val="000000"/>
+                <w:rtl/>
+              </w:rPr>
+            </w:pPr>
+            <w:r>
+              <w:rPr>
+                <w:rFonts w:ascii="Calibri" w:eastAsia="Times New Roman" w:hAnsi="Calibri" w:cs="Calibri" w:hint="cs"/>
+                <w:color w:val="000000"/>
+                <w:rtl/>
+              </w:rPr>
+              <w:t>מספר ניסוי</w:t>
+            </w:r>
+          </w:p>
+        </w:tc>
+      </w:tr>
+      <w:tr>
+        <w:trPr>
+          <w:trHeight w:val="407"/>
+          <w:jc w:val="right"/>
+        </w:trPr>
+        <w:tc>
+          <w:tcPr>
+            <w:tcW w:w="2515" w:type="dxa"/>
+            <w:shd w:val="clear" w:color="auto" w:fill="auto"/>
+            <w:noWrap/>
+            <w:vAlign w:val="bottom"/>
+            <w:hideMark/>
+          </w:tcPr>
+          <w:p>
+            <w:pPr>
+              <w:spacing w:after="0" w:line="240" w:lineRule="auto"/>
+              <w:rPr>
+                <w:rFonts w:ascii="Calibri" w:eastAsia="Times New Roman" w:hAnsi="Calibri" w:cs="Calibri"/>
+                <w:color w:val="000000"/>
+                <w:rtl/>
+              </w:rPr>
+            </w:pPr>
+            <w:r>
+              <w:rPr>
+                <w:rFonts w:ascii="Calibri" w:eastAsia="Times New Roman" w:hAnsi="Calibri" w:cs="Calibri"/>
+                <w:color w:val="000000"/>
+              </w:rPr>
+              <w:t>0</w:t>
+            </w:r>
+          </w:p>
+        </w:tc>
+        <w:tc>
+          <w:tcPr>
+            <w:tcW w:w="2880" w:type="dxa"/>
+            <w:shd w:val="clear" w:color="auto" w:fill="auto"/>
+            <w:noWrap/>
+            <w:vAlign w:val="bottom"/>
+            <w:hideMark/>
+          </w:tcPr>
+          <w:p>
+            <w:pPr>
+              <w:bidi/>
+              <w:spacing w:after="0" w:line="240" w:lineRule="auto"/>
+              <w:jc w:val="right"/>
+              <w:rPr>
+                <w:rFonts w:ascii="Calibri" w:eastAsia="Times New Roman" w:hAnsi="Calibri" w:cs="Calibri"/>
+                <w:color w:val="000000"/>
+              </w:rPr>
+            </w:pPr>
+            <w:r>
+              <w:rPr>
+                <w:rFonts w:ascii="Calibri" w:eastAsia="Times New Roman" w:hAnsi="Calibri" w:cs="Calibri"/>
+                <w:color w:val="000000"/>
+              </w:rPr>
+              <w:t>39</w:t>
+            </w:r>
+          </w:p>
+        </w:tc>
+        <w:tc>
+          <w:tcPr>
+            <w:tcW w:w="3000" w:type="dxa"/>
+          </w:tcPr>
+          <w:p>
+            <w:pPr>
+              <w:bidi/>
+              <w:spacing w:after="0" w:line="240" w:lineRule="auto"/>
+              <w:jc w:val="right"/>
+              <w:rPr>
+                <w:rFonts w:ascii="Calibri" w:eastAsia="Times New Roman" w:hAnsi="Calibri" w:cs="Calibri"/>
+                <w:color w:val="000000"/>
+              </w:rPr>
+            </w:pPr>
+            <w:r>
+              <w:rPr>
+                <w:rFonts w:ascii="Calibri" w:eastAsia="Times New Roman" w:hAnsi="Calibri" w:cs="Calibri" w:hint="cs"/>
+                <w:color w:val="000000"/>
+                <w:rtl/>
+              </w:rPr>
+              <w:t xml:space="preserve">1 </w:t>
+            </w:r>
+            <w:r>
+              <w:rPr>
+                <w:rFonts w:ascii="Calibri" w:eastAsia="Times New Roman" w:hAnsi="Calibri" w:cs="Calibri"/>
+                <w:color w:val="000000"/>
+                <w:rtl/>
+              </w:rPr>
+              <w:t>–</w:t>
+            </w:r>
+            <w:r>
+              <w:rPr>
+                <w:rFonts w:ascii="Calibri" w:eastAsia="Times New Roman" w:hAnsi="Calibri" w:cs="Calibri" w:hint="cs"/>
+                <w:color w:val="000000"/>
+                <w:rtl/>
+              </w:rPr>
+              <w:t xml:space="preserve"> (ווקטור ללא התנגשות)</w:t>
+            </w:r>
+          </w:p>
+        </w:tc>
+      </w:tr>
+      <w:tr>
+        <w:trPr>
+          <w:trHeight w:val="407"/>
+          <w:jc w:val="right"/>
+        </w:trPr>
+        <w:tc>
+          <w:tcPr>
+            <w:tcW w:w="2515" w:type="dxa"/>
+            <w:shd w:val="clear" w:color="auto" w:fill="auto"/>
+            <w:noWrap/>
+            <w:vAlign w:val="bottom"/>
+            <w:hideMark/>
+          </w:tcPr>
+          <w:p>
+            <w:pPr>
+              <w:bidi/>
+              <w:spacing w:after="0" w:line="240" w:lineRule="auto"/>
+              <w:jc w:val="right"/>
+              <w:rPr>
+                <w:rFonts w:ascii="Calibri" w:eastAsia="Times New Roman" w:hAnsi="Calibri" w:cs="Calibri"/>
+                <w:color w:val="000000"/>
+              </w:rPr>
+            </w:pPr>
+            <w:r>
+              <w:rPr>
+                <w:rFonts w:ascii="Calibri" w:eastAsia="Times New Roman" w:hAnsi="Calibri" w:cs="Calibri"/>
+                <w:color w:val="000000"/>
+              </w:rPr>
+              <w:t>6.41</w:t>
+            </w:r>
+          </w:p>
+        </w:tc>
+        <w:tc>
+          <w:tcPr>
+            <w:tcW w:w="2880" w:type="dxa"/>
+            <w:shd w:val="clear" w:color="auto" w:fill="auto"/>
+            <w:noWrap/>
+            <w:vAlign w:val="bottom"/>
+            <w:hideMark/>
+          </w:tcPr>
+          <w:p>
+            <w:pPr>
+              <w:bidi/>
+              <w:spacing w:after="0" w:line="240" w:lineRule="auto"/>
+              <w:jc w:val="right"/>
+              <w:rPr>
+                <w:rFonts w:ascii="Calibri" w:eastAsia="Times New Roman" w:hAnsi="Calibri" w:cs="Calibri"/>
+                <w:color w:val="000000"/>
+              </w:rPr>
+            </w:pPr>
+            <w:r>
+              <w:rPr>
+                <w:rFonts w:ascii="Calibri" w:eastAsia="Times New Roman" w:hAnsi="Calibri" w:cs="Calibri"/>
+                <w:color w:val="000000"/>
+              </w:rPr>
+              <w:t>36.5</w:t>
+            </w:r>
+          </w:p>
+        </w:tc>
+        <w:tc>
+          <w:tcPr>
+            <w:tcW w:w="3000" w:type="dxa"/>
+          </w:tcPr>
+          <w:p>
+            <w:pPr>
+              <w:bidi/>
+              <w:spacing w:after="0" w:line="240" w:lineRule="auto"/>
+              <w:jc w:val="right"/>
+              <w:rPr>
+                <w:rFonts w:ascii="Calibri" w:eastAsia="Times New Roman" w:hAnsi="Calibri" w:cs="Calibri"/>
+                <w:color w:val="000000"/>
+              </w:rPr>
+            </w:pPr>
+            <w:r>
+              <w:rPr>
+                <w:rFonts w:ascii="Calibri" w:eastAsia="Times New Roman" w:hAnsi="Calibri" w:cs="Calibri" w:hint="cs"/>
+                <w:color w:val="000000"/>
+                <w:rtl/>
+              </w:rPr>
+              <w:t>2</w:t>
+            </w:r>
+          </w:p>
+        </w:tc>
+      </w:tr>
+      <w:tr>
+        <w:trPr>
+          <w:trHeight w:val="407"/>
+          <w:jc w:val="right"/>
+        </w:trPr>
+        <w:tc>
+          <w:tcPr>
+            <w:tcW w:w="2515" w:type="dxa"/>
+            <w:shd w:val="clear" w:color="auto" w:fill="auto"/>
+            <w:noWrap/>
+            <w:vAlign w:val="bottom"/>
+            <w:hideMark/>
+          </w:tcPr>
+          <w:p>
+            <w:pPr>
+              <w:bidi/>
+              <w:spacing w:after="0" w:line="240" w:lineRule="auto"/>
+              <w:jc w:val="right"/>
+              <w:rPr>
+                <w:rFonts w:ascii="Calibri" w:eastAsia="Times New Roman" w:hAnsi="Calibri" w:cs="Calibri"/>
+                <w:color w:val="000000"/>
+              </w:rPr>
+            </w:pPr>
+            <w:r>
+              <w:rPr>
+                <w:rFonts w:ascii="Calibri" w:eastAsia="Times New Roman" w:hAnsi="Calibri" w:cs="Calibri"/>
+                <w:color w:val="000000"/>
+              </w:rPr>
+              <w:t>2.564</w:t>
+            </w:r>
+          </w:p>
+        </w:tc>
+        <w:tc>
+          <w:tcPr>
+            <w:tcW w:w="2880" w:type="dxa"/>
+            <w:shd w:val="clear" w:color="auto" w:fill="auto"/>
+            <w:noWrap/>
+            <w:vAlign w:val="bottom"/>
+            <w:hideMark/>
+          </w:tcPr>
+          <w:p>
+            <w:pPr>
+              <w:bidi/>
+              <w:spacing w:after="0" w:line="240" w:lineRule="auto"/>
+              <w:jc w:val="right"/>
+              <w:rPr>
+                <w:rFonts w:ascii="Calibri" w:eastAsia="Times New Roman" w:hAnsi="Calibri" w:cs="Calibri"/>
+                <w:color w:val="000000"/>
+              </w:rPr>
+            </w:pPr>
+            <w:r>
+              <w:rPr>
+                <w:rFonts w:ascii="Calibri" w:eastAsia="Times New Roman" w:hAnsi="Calibri" w:cs="Calibri"/>
+                <w:color w:val="000000"/>
+              </w:rPr>
+              <w:t>38</w:t>
+            </w:r>
+          </w:p>
+        </w:tc>
+        <w:tc>
+          <w:tcPr>
+            <w:tcW w:w="3000" w:type="dxa"/>
+          </w:tcPr>
+          <w:p>
+            <w:pPr>
+              <w:bidi/>
+              <w:spacing w:after="0" w:line="240" w:lineRule="auto"/>
+              <w:jc w:val="right"/>
+              <w:rPr>
+                <w:rFonts w:ascii="Calibri" w:eastAsia="Times New Roman" w:hAnsi="Calibri" w:cs="Calibri"/>
+                <w:color w:val="000000"/>
+              </w:rPr>
+            </w:pPr>
+            <w:r>
+              <w:rPr>
+                <w:rFonts w:ascii="Calibri" w:eastAsia="Times New Roman" w:hAnsi="Calibri" w:cs="Calibri" w:hint="cs"/>
+                <w:color w:val="000000"/>
+                <w:rtl/>
+              </w:rPr>
+              <w:t>3</w:t>
+            </w:r>
+          </w:p>
+        </w:tc>
+      </w:tr>
+      <w:tr>
+        <w:trPr>
+          <w:trHeight w:val="407"/>
+          <w:jc w:val="right"/>
+        </w:trPr>
+        <w:tc>
+          <w:tcPr>
+            <w:tcW w:w="2515" w:type="dxa"/>
+            <w:shd w:val="clear" w:color="auto" w:fill="auto"/>
+            <w:noWrap/>
+            <w:vAlign w:val="bottom"/>
+            <w:hideMark/>
+          </w:tcPr>
+          <w:p>
+            <w:pPr>
+              <w:bidi/>
+              <w:spacing w:after="0" w:line="240" w:lineRule="auto"/>
+              <w:jc w:val="right"/>
+              <w:rPr>
+                <w:rFonts w:ascii="Calibri" w:eastAsia="Times New Roman" w:hAnsi="Calibri" w:cs="Calibri"/>
+                <w:color w:val="000000"/>
+              </w:rPr>
+            </w:pPr>
+            <w:r>
+              <w:rPr>
+                <w:rFonts w:ascii="Calibri" w:eastAsia="Times New Roman" w:hAnsi="Calibri" w:cs="Calibri"/>
+                <w:color w:val="000000"/>
+              </w:rPr>
+              <w:t>3.846</w:t>
+            </w:r>
+          </w:p>
+        </w:tc>
+        <w:tc>
+          <w:tcPr>
+            <w:tcW w:w="2880" w:type="dxa"/>
+            <w:shd w:val="clear" w:color="auto" w:fill="auto"/>
+            <w:noWrap/>
+            <w:vAlign w:val="bottom"/>
+            <w:hideMark/>
+          </w:tcPr>
+          <w:p>
+            <w:pPr>
+              <w:bidi/>
+              <w:spacing w:after="0" w:line="240" w:lineRule="auto"/>
+              <w:jc w:val="right"/>
+              <w:rPr>
+                <w:rFonts w:ascii="Calibri" w:eastAsia="Times New Roman" w:hAnsi="Calibri" w:cs="Calibri"/>
+                <w:color w:val="000000"/>
+              </w:rPr>
+            </w:pPr>
+            <w:r>
+              <w:rPr>
+                <w:rFonts w:ascii="Calibri" w:eastAsia="Times New Roman" w:hAnsi="Calibri" w:cs="Calibri"/>
+                <w:color w:val="000000"/>
+              </w:rPr>
+              <w:t>37.5</w:t>
+            </w:r>
+          </w:p>
+        </w:tc>
+        <w:tc>
+          <w:tcPr>
+            <w:tcW w:w="3000" w:type="dxa"/>
+          </w:tcPr>
+          <w:p>
+            <w:pPr>
+              <w:bidi/>
+              <w:spacing w:after="0" w:line="240" w:lineRule="auto"/>
+              <w:jc w:val="right"/>
+              <w:rPr>
+                <w:rFonts w:ascii="Calibri" w:eastAsia="Times New Roman" w:hAnsi="Calibri" w:cs="Calibri"/>
+                <w:color w:val="000000"/>
+              </w:rPr>
+            </w:pPr>
+            <w:r>
+              <w:rPr>
+                <w:rFonts w:ascii="Calibri" w:eastAsia="Times New Roman" w:hAnsi="Calibri" w:cs="Calibri" w:hint="cs"/>
+                <w:color w:val="000000"/>
+                <w:rtl/>
+              </w:rPr>
+              <w:t>4</w:t>
+            </w:r>
+          </w:p>
+        </w:tc>
+      </w:tr>
+      <w:tr>
+        <w:trPr>
+          <w:trHeight w:val="407"/>
+          <w:jc w:val="right"/>
+        </w:trPr>
+        <w:tc>
+          <w:tcPr>
+            <w:tcW w:w="2515" w:type="dxa"/>
+            <w:shd w:val="clear" w:color="auto" w:fill="auto"/>
+            <w:noWrap/>
+            <w:vAlign w:val="bottom"/>
+            <w:hideMark/>
+          </w:tcPr>
+          <w:p>
+            <w:pPr>
+              <w:bidi/>
+              <w:spacing w:after="0" w:line="240" w:lineRule="auto"/>
+              <w:jc w:val="right"/>
+              <w:rPr>
+                <w:rFonts w:ascii="Calibri" w:eastAsia="Times New Roman" w:hAnsi="Calibri" w:cs="Calibri"/>
+                <w:color w:val="000000"/>
+              </w:rPr>
+            </w:pPr>
+            <w:r>
+              <w:rPr>
+                <w:rFonts w:ascii="Calibri" w:eastAsia="Times New Roman" w:hAnsi="Calibri" w:cs="Calibri"/>
+                <w:color w:val="000000"/>
+              </w:rPr>
+              <w:t>2.564</w:t>
+            </w:r>
+          </w:p>
+        </w:tc>
+        <w:tc>
+          <w:tcPr>
+            <w:tcW w:w="2880" w:type="dxa"/>
+            <w:shd w:val="clear" w:color="auto" w:fill="auto"/>
+            <w:noWrap/>
+            <w:vAlign w:val="bottom"/>
+            <w:hideMark/>
+          </w:tcPr>
+          <w:p>
+            <w:pPr>
+              <w:bidi/>
+              <w:spacing w:after="0" w:line="240" w:lineRule="auto"/>
+              <w:jc w:val="right"/>
+              <w:rPr>
+                <w:rFonts w:ascii="Calibri" w:eastAsia="Times New Roman" w:hAnsi="Calibri" w:cs="Calibri"/>
+                <w:color w:val="000000"/>
+              </w:rPr>
+            </w:pPr>
+            <w:r>
+              <w:rPr>
+                <w:rFonts w:ascii="Calibri" w:eastAsia="Times New Roman" w:hAnsi="Calibri" w:cs="Calibri"/>
+                <w:color w:val="000000"/>
+              </w:rPr>
+              <w:t>40</w:t>
+            </w:r>
+          </w:p>
+        </w:tc>
+        <w:tc>
+          <w:tcPr>
+            <w:tcW w:w="3000" w:type="dxa"/>
+          </w:tcPr>
+          <w:p>
+            <w:pPr>
+              <w:bidi/>
+              <w:spacing w:after="0" w:line="240" w:lineRule="auto"/>
+              <w:jc w:val="right"/>
+              <w:rPr>
+                <w:rFonts w:ascii="Calibri" w:eastAsia="Times New Roman" w:hAnsi="Calibri" w:cs="Calibri"/>
+                <w:color w:val="000000"/>
+              </w:rPr>
+            </w:pPr>
+            <w:r>
+              <w:rPr>
+                <w:rFonts w:ascii="Calibri" w:eastAsia="Times New Roman" w:hAnsi="Calibri" w:cs="Calibri" w:hint="cs"/>
+                <w:color w:val="000000"/>
+                <w:rtl/>
+              </w:rPr>
+              <w:t>5</w:t>
+            </w:r>
+          </w:p>
+        </w:tc>
+      </w:tr>
+      <w:tr>
+        <w:trPr>
+          <w:trHeight w:val="407"/>
+          <w:jc w:val="right"/>
+        </w:trPr>
+        <w:tc>
+          <w:tcPr>
+            <w:tcW w:w="2515" w:type="dxa"/>
+            <w:shd w:val="clear" w:color="auto" w:fill="auto"/>
+            <w:noWrap/>
+            <w:vAlign w:val="bottom"/>
+            <w:hideMark/>
+          </w:tcPr>
+          <w:p>
+            <w:pPr>
+              <w:bidi/>
+              <w:spacing w:after="0" w:line="240" w:lineRule="auto"/>
+              <w:jc w:val="right"/>
+              <w:rPr>
+                <w:rFonts w:ascii="Calibri" w:eastAsia="Times New Roman" w:hAnsi="Calibri" w:cs="Calibri"/>
+                <w:color w:val="000000"/>
+              </w:rPr>
+            </w:pPr>
+            <w:r>
+              <w:rPr>
+                <w:rFonts w:ascii="Calibri" w:eastAsia="Times New Roman" w:hAnsi="Calibri" w:cs="Calibri"/>
+                <w:color w:val="000000"/>
+              </w:rPr>
+              <w:t>2.051</w:t>
+            </w:r>
+          </w:p>
+        </w:tc>
+        <w:tc>
+          <w:tcPr>
+            <w:tcW w:w="2880" w:type="dxa"/>
+            <w:shd w:val="clear" w:color="auto" w:fill="auto"/>
+            <w:noWrap/>
+            <w:vAlign w:val="bottom"/>
+            <w:hideMark/>
+          </w:tcPr>
+          <w:p>
+            <w:pPr>
+              <w:bidi/>
+              <w:spacing w:after="0" w:line="240" w:lineRule="auto"/>
+              <w:jc w:val="right"/>
+              <w:rPr>
+                <w:rFonts w:ascii="Calibri" w:eastAsia="Times New Roman" w:hAnsi="Calibri" w:cs="Calibri"/>
+                <w:color w:val="000000"/>
+              </w:rPr>
+            </w:pPr>
+            <w:r>
+              <w:rPr>
+                <w:rFonts w:ascii="Calibri" w:eastAsia="Times New Roman" w:hAnsi="Calibri" w:cs="Calibri"/>
+                <w:color w:val="000000"/>
+              </w:rPr>
+              <w:t>39.8</w:t>
+            </w:r>
+          </w:p>
+        </w:tc>
+        <w:tc>
+          <w:tcPr>
+            <w:tcW w:w="3000" w:type="dxa"/>
+          </w:tcPr>
+          <w:p>
+            <w:pPr>
+              <w:bidi/>
+              <w:spacing w:after="0" w:line="240" w:lineRule="auto"/>
+              <w:jc w:val="right"/>
+              <w:rPr>
+                <w:rFonts w:ascii="Calibri" w:eastAsia="Times New Roman" w:hAnsi="Calibri" w:cs="Calibri"/>
+                <w:color w:val="000000"/>
+              </w:rPr>
+            </w:pPr>
+            <w:r>
+              <w:rPr>
+                <w:rFonts w:ascii="Calibri" w:eastAsia="Times New Roman" w:hAnsi="Calibri" w:cs="Calibri" w:hint="cs"/>
+                <w:color w:val="000000"/>
+                <w:rtl/>
+              </w:rPr>
+              <w:t>6</w:t>
+            </w:r>
+          </w:p>
+        </w:tc>
+      </w:tr>
+    </w:tbl>
+    <w:p>
+      <w:pPr>
+        <w:rPr>
+          <w:sz w:val="28"/>
+          <w:szCs w:val="28"/>
+          <w:rtl/>
+        </w:rPr>
+      </w:pPr>
+    </w:p>
+    <w:p>
+      <w:pPr>
+        <w:jc w:val="right"/>
+        <w:rPr>
+          <w:sz w:val="28"/>
+          <w:szCs w:val="28"/>
+          <w:rtl/>
+        </w:rPr>
+      </w:pPr>
+      <w:r>
+        <w:rPr>
+          <w:rFonts w:hint="cs"/>
+          <w:sz w:val="28"/>
+          <w:szCs w:val="28"/>
+          <w:rtl/>
+        </w:rPr>
+        <w:t>מציאת הווקטור השקול בכל אחת מההתנגשויות בוצעה על ידי העברת אלכסון במקבילית של הווקטורים של כל אחד מהכדורים ולא על ידי נוסחה.</w:t>
+      </w:r>
+    </w:p>
+    <w:p>
+      <w:pPr>
+        <w:jc w:val="right"/>
+        <w:rPr>
+          <w:sz w:val="28"/>
+          <w:szCs w:val="28"/>
+          <w:rtl/>
+        </w:rPr>
+      </w:pPr>
+      <w:r>
+        <w:rPr>
+          <w:rFonts w:hint="cs"/>
+          <w:sz w:val="28"/>
+          <w:szCs w:val="28"/>
+          <w:rtl/>
+        </w:rPr>
+        <w:t>נוסחת השגיאה היחסית:</w:t>
+      </w:r>
+    </w:p>
+    <w:p>
+      <w:pPr>
+        <w:jc w:val="right"/>
+        <w:rPr>
+          <w:rFonts w:eastAsiaTheme="minorEastAsia"/>
+          <w:sz w:val="28"/>
+          <w:szCs w:val="28"/>
+          <w:rtl/>
+        </w:rPr>
+      </w:pPr>
+    </w:p>
+    <w:p>
+      <w:pPr>
+        <w:bidi/>
+        <w:jc w:val="right"/>
+        <w:rPr>
+          <w:rFonts w:eastAsiaTheme="minorEastAsia"/>
+          <w:sz w:val="28"/>
+          <w:szCs w:val="28"/>
+          <w:rtl/>
+        </w:rPr>
+      </w:pPr>
+      <m:oMathPara>
+        <m:oMath>
+          <m:f>
+            <m:fPr>
+              <m:ctrlPr>
+                <w:rPr>
+                  <w:rFonts w:ascii="Cambria Math" w:eastAsiaTheme="minorEastAsia" w:hAnsi="Cambria Math"/>
+                  <w:i/>
+                  <w:sz w:val="28"/>
+                  <w:szCs w:val="28"/>
+                </w:rPr>
+              </m:ctrlPr>
+            </m:fPr>
+            <m:num>
+              <m:d>
+                <m:dPr>
+                  <m:begChr m:val="|"/>
+                  <m:endChr m:val="|"/>
+                  <m:ctrlPr>
+                    <w:rPr>
+                      <w:rFonts w:ascii="Cambria Math" w:eastAsiaTheme="minorEastAsia" w:hAnsi="Cambria Math"/>
+                      <w:sz w:val="28"/>
+                      <w:szCs w:val="28"/>
+                    </w:rPr>
+                  </m:ctrlPr>
+                </m:dPr>
+                <m:e>
+                  <m:r>
+                    <m:rPr>
+                      <m:sty m:val="p"/>
+                    </m:rPr>
+                    <w:rPr>
+                      <w:rFonts w:ascii="Cambria Math" w:eastAsiaTheme="minorEastAsia" w:hAnsi="Cambria Math" w:hint="cs"/>
+                      <w:sz w:val="28"/>
+                      <w:szCs w:val="28"/>
+                      <w:rtl/>
+                    </w:rPr>
+                    <m:t>ההתחלתי</m:t>
+                  </m:r>
+                  <m:r>
+                    <m:rPr>
+                      <m:sty m:val="p"/>
+                    </m:rPr>
+                    <w:rPr>
+                      <w:rFonts w:ascii="Cambria Math" w:eastAsiaTheme="minorEastAsia" w:hAnsi="Cambria Math"/>
+                      <w:sz w:val="28"/>
+                      <w:szCs w:val="28"/>
+                    </w:rPr>
+                    <m:t xml:space="preserve"> </m:t>
+                  </m:r>
+                  <m:r>
+                    <m:rPr>
+                      <m:sty m:val="p"/>
+                    </m:rPr>
+                    <w:rPr>
+                      <w:rFonts w:ascii="Cambria Math" w:eastAsiaTheme="minorEastAsia" w:hAnsi="Cambria Math" w:hint="cs"/>
+                      <w:sz w:val="28"/>
+                      <w:szCs w:val="28"/>
+                      <w:rtl/>
+                    </w:rPr>
+                    <m:t>הווקטור</m:t>
+                  </m:r>
+                  <m:r>
+                    <m:rPr>
+                      <m:sty m:val="p"/>
+                    </m:rPr>
+                    <w:rPr>
+                      <w:rFonts w:ascii="Cambria Math" w:eastAsiaTheme="minorEastAsia" w:hAnsi="Cambria Math"/>
+                      <w:sz w:val="28"/>
+                      <w:szCs w:val="28"/>
+                    </w:rPr>
+                    <m:t>-</m:t>
+                  </m:r>
+                  <m:r>
+                    <m:rPr>
+                      <m:sty m:val="p"/>
+                    </m:rPr>
+                    <w:rPr>
+                      <w:rFonts w:ascii="Cambria Math" w:eastAsiaTheme="minorEastAsia" w:hAnsi="Cambria Math" w:hint="cs"/>
+                      <w:sz w:val="28"/>
+                      <w:szCs w:val="28"/>
+                      <w:rtl/>
+                    </w:rPr>
+                    <m:t>השקול</m:t>
+                  </m:r>
+                  <m:r>
+                    <m:rPr>
+                      <m:sty m:val="p"/>
+                    </m:rPr>
+                    <w:rPr>
+                      <w:rFonts w:ascii="Cambria Math" w:eastAsiaTheme="minorEastAsia" w:hAnsi="Cambria Math"/>
+                      <w:sz w:val="28"/>
+                      <w:szCs w:val="28"/>
+                    </w:rPr>
+                    <m:t xml:space="preserve"> </m:t>
+                  </m:r>
+                  <m:r>
+                    <m:rPr>
+                      <m:sty m:val="p"/>
+                    </m:rPr>
+                    <w:rPr>
+                      <w:rFonts w:ascii="Cambria Math" w:eastAsiaTheme="minorEastAsia" w:hAnsi="Cambria Math" w:hint="cs"/>
+                      <w:sz w:val="28"/>
+                      <w:szCs w:val="28"/>
+                      <w:rtl/>
+                    </w:rPr>
+                    <m:t>הווקטור</m:t>
+                  </m:r>
+                </m:e>
+              </m:d>
+            </m:num>
+            <m:den>
+              <m:r>
+                <w:rPr>
+                  <w:rFonts w:ascii="Cambria Math" w:eastAsiaTheme="minorEastAsia" w:hAnsi="Cambria Math" w:hint="cs"/>
+                  <w:sz w:val="28"/>
+                  <w:szCs w:val="28"/>
+                  <w:rtl/>
+                </w:rPr>
+                <m:t>התחלתי</m:t>
+              </m:r>
+              <m:r>
+                <w:rPr>
+                  <w:rFonts w:ascii="Cambria Math" w:eastAsiaTheme="minorEastAsia" w:hAnsi="Cambria Math"/>
+                  <w:sz w:val="28"/>
+                  <w:szCs w:val="28"/>
+                </w:rPr>
+                <m:t xml:space="preserve"> </m:t>
+              </m:r>
+              <m:r>
+                <w:rPr>
+                  <w:rFonts w:ascii="Cambria Math" w:eastAsiaTheme="minorEastAsia" w:hAnsi="Cambria Math" w:hint="cs"/>
+                  <w:sz w:val="28"/>
+                  <w:szCs w:val="28"/>
+                  <w:rtl/>
+                </w:rPr>
+                <m:t>ווקטור</m:t>
+              </m:r>
+            </m:den>
+          </m:f>
+          <m:r>
+            <w:rPr>
+              <w:rFonts w:ascii="Cambria Math" w:eastAsiaTheme="minorEastAsia" w:hAnsi="Cambria Math"/>
+              <w:sz w:val="28"/>
+              <w:szCs w:val="28"/>
+            </w:rPr>
+            <m:t>*100=X%</m:t>
+          </m:r>
+        </m:oMath>
+      </m:oMathPara>
+    </w:p>
+    <w:p>
+      <w:pPr>
+        <w:bidi/>
+        <w:jc w:val="right"/>
+        <w:rPr>
+          <w:rFonts w:eastAsiaTheme="minorEastAsia"/>
+          <w:sz w:val="28"/>
+          <w:szCs w:val="28"/>
+          <w:rtl/>
+        </w:rPr>
+      </w:pPr>
+    </w:p>
+    <w:p>
+      <w:pPr>
+        <w:bidi/>
+        <w:rPr>
+          <w:rFonts w:eastAsiaTheme="minorEastAsia"/>
+          <w:sz w:val="32"/>
+          <w:szCs w:val="32"/>
+          <w:rtl/>
+        </w:rPr>
+      </w:pPr>
+      <w:r>
+        <w:rPr>
+          <w:rFonts w:eastAsiaTheme="minorEastAsia" w:hint="cs"/>
+          <w:sz w:val="32"/>
+          <w:szCs w:val="32"/>
+          <w:rtl/>
+        </w:rPr>
+        <w:t xml:space="preserve">מסקנות הניסוי: </w:t>
+      </w:r>
+    </w:p>
+    <w:p>
+      <w:pPr>
+        <w:bidi/>
+        <w:spacing w:after="0"/>
+        <w:rPr>
+          <w:rFonts w:asciiTheme="minorBidi" w:hAnsiTheme="minorBidi"/>
+          <w:sz w:val="28"/>
+          <w:szCs w:val="28"/>
+        </w:rPr>
+      </w:pPr>
+      <w:r>
+        <w:rPr>
+          <w:rFonts w:asciiTheme="minorBidi" w:hAnsiTheme="minorBidi"/>
+          <w:sz w:val="28"/>
+          <w:szCs w:val="28"/>
+          <w:rtl/>
+        </w:rPr>
+        <w:t>לאחר</w:t>
+      </w:r>
+      <w:r>
+        <w:rPr>
+          <w:rFonts w:asciiTheme="minorBidi" w:hAnsiTheme="minorBidi" w:hint="cs"/>
+          <w:sz w:val="28"/>
+          <w:szCs w:val="28"/>
+          <w:rtl/>
+        </w:rPr>
+        <w:t xml:space="preserve"> סקירת </w:t>
+      </w:r>
+      <w:r>
+        <w:rPr>
+          <w:rFonts w:asciiTheme="minorBidi" w:hAnsiTheme="minorBidi"/>
+          <w:sz w:val="28"/>
+          <w:szCs w:val="28"/>
+          <w:rtl/>
+        </w:rPr>
+        <w:t>הממצאים</w:t>
+      </w:r>
+      <w:r>
+        <w:rPr>
+          <w:rFonts w:asciiTheme="minorBidi" w:hAnsiTheme="minorBidi" w:hint="cs"/>
+          <w:sz w:val="28"/>
+          <w:szCs w:val="28"/>
+          <w:rtl/>
+        </w:rPr>
+        <w:t xml:space="preserve"> ניתן ללמוד כי התנע בקירוב במערכת של שני הגופים נשמר בגלל החוק השלישי של ניוטון ולכן אין מתקף על המערכת</w:t>
+      </w:r>
+      <w:r>
+        <w:rPr>
+          <w:rFonts w:asciiTheme="minorBidi" w:hAnsiTheme="minorBidi"/>
+          <w:sz w:val="28"/>
+          <w:szCs w:val="28"/>
+          <w:rtl/>
+        </w:rPr>
+        <w:t xml:space="preserve"> </w:t>
+      </w:r>
+      <w:r>
+        <w:rPr>
+          <w:rFonts w:asciiTheme="minorBidi" w:hAnsiTheme="minorBidi" w:hint="cs"/>
+          <w:sz w:val="28"/>
+          <w:szCs w:val="28"/>
+          <w:rtl/>
+        </w:rPr>
+        <w:t xml:space="preserve">(ראה רקע </w:t>
+      </w:r>
+      <w:proofErr w:type="spellStart"/>
+      <w:r>
+        <w:rPr>
+          <w:rFonts w:asciiTheme="minorBidi" w:hAnsiTheme="minorBidi" w:hint="cs"/>
+          <w:sz w:val="28"/>
+          <w:szCs w:val="28"/>
+          <w:rtl/>
+        </w:rPr>
+        <w:t>תארוטי</w:t>
+      </w:r>
+      <w:proofErr w:type="spellEnd"/>
+      <w:r>
+        <w:rPr>
+          <w:rFonts w:asciiTheme="minorBidi" w:hAnsiTheme="minorBidi" w:hint="cs"/>
+          <w:sz w:val="28"/>
+          <w:szCs w:val="28"/>
+          <w:rtl/>
+        </w:rPr>
+        <w:t xml:space="preserve">), לפיכך  ווקטור התנע השקול של כל אחת מההתנגשויות בניסויים זהה בקירוב טוב לווקטור התנע ההתחלתי (ללא התנגשות), המסקנה היא שחוק שימור התנע אכן התקיים במערכת בקירוב טוב (בכל אחד מהניסויים נוצר שגיאה יחסית ממוצעת של 3.48% אשר נגרמה בעקבות חיכוך הגופים בעת ההתנגשות, האוויר וכן כוח הכובד </w:t>
+      </w:r>
+      <w:r>
+        <w:rPr>
+          <w:rFonts w:asciiTheme="minorBidi" w:hAnsiTheme="minorBidi"/>
+          <w:sz w:val="28"/>
+          <w:szCs w:val="28"/>
+          <w:rtl/>
+        </w:rPr>
+        <w:t>–</w:t>
+      </w:r>
+      <w:r>
+        <w:rPr>
+          <w:rFonts w:asciiTheme="minorBidi" w:hAnsiTheme="minorBidi" w:hint="cs"/>
+          <w:sz w:val="28"/>
+          <w:szCs w:val="28"/>
+          <w:rtl/>
+        </w:rPr>
+        <w:t xml:space="preserve"> כל אלו הם גורמים אשר השפיעו על כיוון וגודל הווקטור השקול)</w:t>
+      </w:r>
+      <w:r>
+        <w:rPr>
+          <w:rFonts w:asciiTheme="minorBidi" w:hAnsiTheme="minorBidi" w:hint="cs"/>
+          <w:sz w:val="28"/>
+          <w:szCs w:val="28"/>
+          <w:rtl/>
+        </w:rPr>
+        <w:t>.</w:t>
+      </w:r>
+      <w:bookmarkStart w:id="1" w:name="_GoBack"/>
+      <w:bookmarkEnd w:id="1"/>
+    </w:p>
+    <w:p>
+      <w:pPr>
+        <w:bidi/>
+        <w:rPr>
+          <w:rFonts w:eastAsiaTheme="minorEastAsia"/>
+          <w:sz w:val="28"/>
+          <w:szCs w:val="28"/>
           <w:rtl/>
         </w:rPr>
       </w:pPr>

--- a/דוח מעבדה.docx
+++ b/דוח מעבדה.docx
@@ -103,7 +103,7 @@
                                 <v:shape id="_x0000_i1026" type="#_x0000_t75" style="width:278.9pt;height:466.75pt" o:ole="">
                                   <v:imagedata r:id="rId5" o:title=""/>
                                 </v:shape>
-                                <o:OLEObject Type="Embed" ProgID="PBrush" ShapeID="_x0000_i1026" DrawAspect="Content" ObjectID="_1636136618" r:id="rId6"/>
+                                <o:OLEObject Type="Embed" ProgID="PBrush" ShapeID="_x0000_i1026" DrawAspect="Content" ObjectID="_1636887721" r:id="rId6"/>
                               </w:object>
                             </w:r>
                           </w:p>
@@ -139,7 +139,7 @@
                           <v:shape id="_x0000_i1026" type="#_x0000_t75" style="width:278.9pt;height:466.75pt" o:ole="">
                             <v:imagedata r:id="rId5" o:title=""/>
                           </v:shape>
-                          <o:OLEObject Type="Embed" ProgID="PBrush" ShapeID="_x0000_i1026" DrawAspect="Content" ObjectID="_1636136618" r:id="rId7"/>
+                          <o:OLEObject Type="Embed" ProgID="PBrush" ShapeID="_x0000_i1026" DrawAspect="Content" ObjectID="_1636887721" r:id="rId7"/>
                         </w:object>
                       </w:r>
                     </w:p>
@@ -530,7 +530,6 @@
         <w:t> </w:t>
       </w:r>
       <w:hyperlink r:id="rId9" w:tooltip="וקטור (פיזיקה)" w:history="1">
-        <w:proofErr w:type="spellStart"/>
         <w:r>
           <w:rPr>
             <w:rStyle w:val="Hyperlink"/>
@@ -544,7 +543,6 @@
           </w:rPr>
           <w:t>וקטורי</w:t>
         </w:r>
-        <w:proofErr w:type="spellEnd"/>
       </w:hyperlink>
       <w:r>
         <w:rPr>
@@ -763,27 +761,7 @@
           <w:szCs w:val="28"/>
           <w:rtl/>
         </w:rPr>
-        <w:t xml:space="preserve"> אשר הגדיר את התנע כווקטור השווה למכפלת המהירות של גוף במסתו או </w:t>
-      </w:r>
-      <w:proofErr w:type="spellStart"/>
-      <w:r>
-        <w:rPr>
-          <w:rFonts w:asciiTheme="minorBidi" w:hAnsiTheme="minorBidi" w:hint="cs"/>
-          <w:sz w:val="28"/>
-          <w:szCs w:val="28"/>
-          <w:rtl/>
-        </w:rPr>
-        <w:t>בנוסחא</w:t>
-      </w:r>
-      <w:proofErr w:type="spellEnd"/>
-      <w:r>
-        <w:rPr>
-          <w:rFonts w:asciiTheme="minorBidi" w:hAnsiTheme="minorBidi" w:hint="cs"/>
-          <w:sz w:val="28"/>
-          <w:szCs w:val="28"/>
-          <w:rtl/>
-        </w:rPr>
-        <w:t xml:space="preserve"> מתמטית:</w:t>
+        <w:t xml:space="preserve"> אשר הגדיר את התנע כווקטור השווה למכפלת המהירות של גוף במסתו או בנוסחא מתמטית:</w:t>
       </w:r>
     </w:p>
     <w:p>
@@ -1632,7 +1610,7 @@
     </w:p>
     <w:p>
       <w:pPr>
-        <w:pStyle w:val="a4"/>
+        <w:pStyle w:val="ListParagraph"/>
         <w:numPr>
           <w:ilvl w:val="0"/>
           <w:numId w:val="1"/>
@@ -1668,7 +1646,7 @@
     </w:p>
     <w:p>
       <w:pPr>
-        <w:pStyle w:val="a4"/>
+        <w:pStyle w:val="ListParagraph"/>
         <w:numPr>
           <w:ilvl w:val="0"/>
           <w:numId w:val="1"/>
@@ -1703,7 +1681,7 @@
     </w:p>
     <w:p>
       <w:pPr>
-        <w:pStyle w:val="a4"/>
+        <w:pStyle w:val="ListParagraph"/>
         <w:numPr>
           <w:ilvl w:val="0"/>
           <w:numId w:val="1"/>
@@ -1738,19 +1716,18 @@
     </w:p>
     <w:p>
       <w:pPr>
-        <w:pStyle w:val="a4"/>
         <w:bidi/>
         <w:rPr>
           <w:rFonts w:asciiTheme="minorBidi" w:hAnsiTheme="minorBidi"/>
           <w:sz w:val="28"/>
           <w:szCs w:val="28"/>
           <w:shd w:val="clear" w:color="auto" w:fill="FFFFFF"/>
-        </w:rPr>
-      </w:pPr>
-    </w:p>
-    <w:p>
-      <w:pPr>
-        <w:pStyle w:val="a4"/>
+          <w:rtl/>
+        </w:rPr>
+      </w:pPr>
+    </w:p>
+    <w:p>
+      <w:pPr>
         <w:bidi/>
         <w:rPr>
           <w:rFonts w:asciiTheme="minorBidi" w:hAnsiTheme="minorBidi"/>
@@ -1768,12 +1745,60 @@
           <w:shd w:val="clear" w:color="auto" w:fill="FFFFFF"/>
           <w:rtl/>
         </w:rPr>
+        <w:t>במקרה של שיוויון המסות המתנגשות ניתן יהיה לכתוב:</w:t>
+      </w:r>
+    </w:p>
+    <w:p>
+      <w:pPr>
+        <w:bidi/>
+        <w:rPr>
+          <w:rFonts w:asciiTheme="minorBidi" w:hAnsiTheme="minorBidi"/>
+          <w:sz w:val="28"/>
+          <w:szCs w:val="28"/>
+          <w:shd w:val="clear" w:color="auto" w:fill="FFFFFF"/>
+        </w:rPr>
+      </w:pPr>
+      <w:bookmarkStart w:id="1" w:name="_GoBack"/>
+      <w:bookmarkEnd w:id="1"/>
+    </w:p>
+    <w:p>
+      <w:pPr>
+        <w:pStyle w:val="ListParagraph"/>
+        <w:bidi/>
+        <w:rPr>
+          <w:rFonts w:asciiTheme="minorBidi" w:hAnsiTheme="minorBidi"/>
+          <w:sz w:val="28"/>
+          <w:szCs w:val="28"/>
+          <w:shd w:val="clear" w:color="auto" w:fill="FFFFFF"/>
+        </w:rPr>
+      </w:pPr>
+    </w:p>
+    <w:p>
+      <w:pPr>
+        <w:pStyle w:val="ListParagraph"/>
+        <w:bidi/>
+        <w:rPr>
+          <w:rFonts w:asciiTheme="minorBidi" w:hAnsiTheme="minorBidi"/>
+          <w:sz w:val="28"/>
+          <w:szCs w:val="28"/>
+          <w:shd w:val="clear" w:color="auto" w:fill="FFFFFF"/>
+          <w:rtl/>
+        </w:rPr>
+      </w:pPr>
+      <w:r>
+        <w:rPr>
+          <w:rFonts w:asciiTheme="minorBidi" w:hAnsiTheme="minorBidi" w:hint="cs"/>
+          <w:sz w:val="28"/>
+          <w:szCs w:val="28"/>
+          <w:shd w:val="clear" w:color="auto" w:fill="FFFFFF"/>
+          <w:rtl/>
+        </w:rPr>
         <w:t>כל אחד מ2 הגופים יפעיל במהלך ההתנגשות מתקף שווה (בערך מוחלט) ומנוגד בכיוונו, כתוצאה מכך התנע של גוף ישתנה אך התנע הכולל של המערכת יישמר.</w:t>
       </w:r>
     </w:p>
     <w:p>
       <w:pPr>
-        <w:pStyle w:val="a4"/>
+        <w:pStyle w:val="ListParagraph"/>
         <w:bidi/>
         <w:rPr>
           <w:rFonts w:asciiTheme="minorBidi" w:hAnsiTheme="minorBidi"/>
@@ -1791,29 +1816,7 @@
           <w:shd w:val="clear" w:color="auto" w:fill="FFFFFF"/>
           <w:rtl/>
         </w:rPr>
-        <w:t xml:space="preserve">התנע הקווי הכללי של המערכת הוא הסכום </w:t>
-      </w:r>
-      <w:proofErr w:type="spellStart"/>
-      <w:r>
-        <w:rPr>
-          <w:rFonts w:asciiTheme="minorBidi" w:hAnsiTheme="minorBidi" w:hint="cs"/>
-          <w:sz w:val="28"/>
-          <w:szCs w:val="28"/>
-          <w:shd w:val="clear" w:color="auto" w:fill="FFFFFF"/>
-          <w:rtl/>
-        </w:rPr>
-        <w:t>הוקטורי</w:t>
-      </w:r>
-      <w:proofErr w:type="spellEnd"/>
-      <w:r>
-        <w:rPr>
-          <w:rFonts w:asciiTheme="minorBidi" w:hAnsiTheme="minorBidi" w:hint="cs"/>
-          <w:sz w:val="28"/>
-          <w:szCs w:val="28"/>
-          <w:shd w:val="clear" w:color="auto" w:fill="FFFFFF"/>
-          <w:rtl/>
-        </w:rPr>
-        <w:t xml:space="preserve"> של שינוי התנע הקווי של שני הגופים</w:t>
+        <w:t>התנע הקווי הכללי של המערכת הוא הסכום הוקטורי של שינוי התנע הקווי של שני הגופים</w:t>
       </w:r>
       <w:r>
         <w:rPr>
@@ -1827,7 +1830,7 @@
     </w:p>
     <w:p>
       <w:pPr>
-        <w:pStyle w:val="a4"/>
+        <w:pStyle w:val="ListParagraph"/>
         <w:bidi/>
         <w:rPr>
           <w:rFonts w:asciiTheme="minorBidi" w:hAnsiTheme="minorBidi"/>
@@ -1840,7 +1843,7 @@
     </w:p>
     <w:p>
       <w:pPr>
-        <w:pStyle w:val="a4"/>
+        <w:pStyle w:val="ListParagraph"/>
         <w:bidi/>
         <w:rPr>
           <w:rFonts w:asciiTheme="minorBidi" w:hAnsiTheme="minorBidi"/>
@@ -1852,7 +1855,7 @@
     </w:p>
     <w:p>
       <w:pPr>
-        <w:pStyle w:val="a4"/>
+        <w:pStyle w:val="ListParagraph"/>
         <w:bidi/>
         <w:rPr>
           <w:rFonts w:asciiTheme="minorBidi" w:hAnsiTheme="minorBidi"/>
@@ -2167,7 +2170,6 @@
           <w:shd w:val="clear" w:color="auto" w:fill="FFFFFF"/>
           <w:rtl/>
         </w:rPr>
-        <w:lastRenderedPageBreak/>
         <w:t>מהלך הניסוי:</w:t>
       </w:r>
     </w:p>
@@ -2640,29 +2642,7 @@
           <w:shd w:val="clear" w:color="auto" w:fill="FFFFFF"/>
           <w:rtl/>
         </w:rPr>
-        <w:t xml:space="preserve">הנח על הרצפה, סמוך לאנך הבנאים גיליון פחם, וודא שצד הפחם כלפי מעלה, על הפחם הנח </w:t>
-      </w:r>
-      <w:proofErr w:type="spellStart"/>
-      <w:r>
-        <w:rPr>
-          <w:rFonts w:asciiTheme="minorBidi" w:hAnsiTheme="minorBidi" w:hint="cs"/>
-          <w:sz w:val="28"/>
-          <w:szCs w:val="28"/>
-          <w:shd w:val="clear" w:color="auto" w:fill="FFFFFF"/>
-          <w:rtl/>
-        </w:rPr>
-        <w:t>גליון</w:t>
-      </w:r>
-      <w:proofErr w:type="spellEnd"/>
-      <w:r>
-        <w:rPr>
-          <w:rFonts w:asciiTheme="minorBidi" w:hAnsiTheme="minorBidi" w:hint="cs"/>
-          <w:sz w:val="28"/>
-          <w:szCs w:val="28"/>
-          <w:shd w:val="clear" w:color="auto" w:fill="FFFFFF"/>
-          <w:rtl/>
-        </w:rPr>
-        <w:t xml:space="preserve"> נייר לבן</w:t>
+        <w:t>הנח על הרצפה, סמוך לאנך הבנאים גיליון פחם, וודא שצד הפחם כלפי מעלה, על הפחם הנח גליון נייר לבן</w:t>
       </w:r>
       <w:r>
         <w:rPr>
@@ -3531,7 +3511,6 @@
         </w:rPr>
         <w:t xml:space="preserve"> </w:t>
       </w:r>
-      <w:proofErr w:type="spellStart"/>
       <w:r>
         <w:rPr>
           <w:rFonts w:cs="Arial" w:hint="cs"/>
@@ -3541,7 +3520,6 @@
         </w:rPr>
         <w:t>ששיחררת</w:t>
       </w:r>
-      <w:proofErr w:type="spellEnd"/>
       <w:r>
         <w:rPr>
           <w:rFonts w:cs="Arial"/>
@@ -3594,11 +3572,137 @@
           <w:szCs w:val="28"/>
           <w:rtl/>
         </w:rPr>
-        <w:t>הקודמות</w:t>
-      </w:r>
-      <w:r>
-        <w:rPr>
-          <w:rFonts w:cs="Arial" w:hint="cs"/>
+        <w:t>הקודמות, חבר</w:t>
+      </w:r>
+      <w:r>
+        <w:rPr>
+          <w:rFonts w:cs="Arial"/>
+          <w:sz w:val="28"/>
+          <w:szCs w:val="28"/>
+          <w:rtl/>
+        </w:rPr>
+        <w:t xml:space="preserve"> </w:t>
+      </w:r>
+      <w:r>
+        <w:rPr>
+          <w:rFonts w:cs="Arial" w:hint="cs"/>
+          <w:sz w:val="28"/>
+          <w:szCs w:val="28"/>
+          <w:rtl/>
+        </w:rPr>
+        <w:t>את</w:t>
+      </w:r>
+      <w:r>
+        <w:rPr>
+          <w:rFonts w:cs="Arial"/>
+          <w:sz w:val="28"/>
+          <w:szCs w:val="28"/>
+          <w:rtl/>
+        </w:rPr>
+        <w:t xml:space="preserve"> </w:t>
+      </w:r>
+      <w:r>
+        <w:rPr>
+          <w:rFonts w:cs="Arial" w:hint="cs"/>
+          <w:sz w:val="28"/>
+          <w:szCs w:val="28"/>
+          <w:rtl/>
+        </w:rPr>
+        <w:t>נקודת</w:t>
+      </w:r>
+      <w:r>
+        <w:rPr>
+          <w:rFonts w:cs="Arial"/>
+          <w:sz w:val="28"/>
+          <w:szCs w:val="28"/>
+          <w:rtl/>
+        </w:rPr>
+        <w:t xml:space="preserve"> </w:t>
+      </w:r>
+      <w:r>
+        <w:rPr>
+          <w:rFonts w:cs="Arial" w:hint="cs"/>
+          <w:sz w:val="28"/>
+          <w:szCs w:val="28"/>
+          <w:rtl/>
+        </w:rPr>
+        <w:t>הפגיעה</w:t>
+      </w:r>
+      <w:r>
+        <w:rPr>
+          <w:rFonts w:cs="Arial"/>
+          <w:sz w:val="28"/>
+          <w:szCs w:val="28"/>
+          <w:rtl/>
+        </w:rPr>
+        <w:t xml:space="preserve"> </w:t>
+      </w:r>
+      <w:r>
+        <w:rPr>
+          <w:rFonts w:cs="Arial" w:hint="cs"/>
+          <w:sz w:val="28"/>
+          <w:szCs w:val="28"/>
+          <w:rtl/>
+        </w:rPr>
+        <w:t>ברצפה</w:t>
+      </w:r>
+      <w:r>
+        <w:rPr>
+          <w:rFonts w:cs="Arial"/>
+          <w:sz w:val="28"/>
+          <w:szCs w:val="28"/>
+          <w:rtl/>
+        </w:rPr>
+        <w:t xml:space="preserve"> </w:t>
+      </w:r>
+      <w:r>
+        <w:rPr>
+          <w:rFonts w:cs="Arial" w:hint="cs"/>
+          <w:sz w:val="28"/>
+          <w:szCs w:val="28"/>
+          <w:rtl/>
+        </w:rPr>
+        <w:t>של</w:t>
+      </w:r>
+      <w:r>
+        <w:rPr>
+          <w:rFonts w:cs="Arial"/>
+          <w:sz w:val="28"/>
+          <w:szCs w:val="28"/>
+          <w:rtl/>
+        </w:rPr>
+        <w:t xml:space="preserve"> </w:t>
+      </w:r>
+      <w:r>
+        <w:rPr>
+          <w:rFonts w:cs="Arial" w:hint="cs"/>
+          <w:sz w:val="28"/>
+          <w:szCs w:val="28"/>
+          <w:rtl/>
+        </w:rPr>
+        <w:t>הכדור</w:t>
+      </w:r>
+      <w:r>
+        <w:rPr>
+          <w:rFonts w:cs="Arial"/>
+          <w:sz w:val="28"/>
+          <w:szCs w:val="28"/>
+          <w:rtl/>
+        </w:rPr>
+        <w:t xml:space="preserve"> </w:t>
+      </w:r>
+      <w:r>
+        <w:rPr>
+          <w:rFonts w:cs="Arial" w:hint="cs"/>
+          <w:sz w:val="28"/>
+          <w:szCs w:val="28"/>
+          <w:rtl/>
+        </w:rPr>
+        <w:t>הפוגע והדור הנפגע עם הנקודה מתחת לאנך הבנאים</w:t>
+      </w:r>
+      <w:r>
+        <w:rPr>
+          <w:rFonts w:hint="cs"/>
           <w:sz w:val="28"/>
           <w:szCs w:val="28"/>
           <w:rtl/>
@@ -3612,159 +3716,6 @@
           <w:szCs w:val="28"/>
           <w:rtl/>
         </w:rPr>
-        <w:t>חבר</w:t>
-      </w:r>
-      <w:r>
-        <w:rPr>
-          <w:rFonts w:cs="Arial"/>
-          <w:sz w:val="28"/>
-          <w:szCs w:val="28"/>
-          <w:rtl/>
-        </w:rPr>
-        <w:t xml:space="preserve"> </w:t>
-      </w:r>
-      <w:r>
-        <w:rPr>
-          <w:rFonts w:cs="Arial" w:hint="cs"/>
-          <w:sz w:val="28"/>
-          <w:szCs w:val="28"/>
-          <w:rtl/>
-        </w:rPr>
-        <w:t>את</w:t>
-      </w:r>
-      <w:r>
-        <w:rPr>
-          <w:rFonts w:cs="Arial"/>
-          <w:sz w:val="28"/>
-          <w:szCs w:val="28"/>
-          <w:rtl/>
-        </w:rPr>
-        <w:t xml:space="preserve"> </w:t>
-      </w:r>
-      <w:r>
-        <w:rPr>
-          <w:rFonts w:cs="Arial" w:hint="cs"/>
-          <w:sz w:val="28"/>
-          <w:szCs w:val="28"/>
-          <w:rtl/>
-        </w:rPr>
-        <w:t>נקודת</w:t>
-      </w:r>
-      <w:r>
-        <w:rPr>
-          <w:rFonts w:cs="Arial"/>
-          <w:sz w:val="28"/>
-          <w:szCs w:val="28"/>
-          <w:rtl/>
-        </w:rPr>
-        <w:t xml:space="preserve"> </w:t>
-      </w:r>
-      <w:r>
-        <w:rPr>
-          <w:rFonts w:cs="Arial" w:hint="cs"/>
-          <w:sz w:val="28"/>
-          <w:szCs w:val="28"/>
-          <w:rtl/>
-        </w:rPr>
-        <w:t>הפגיעה</w:t>
-      </w:r>
-      <w:r>
-        <w:rPr>
-          <w:rFonts w:cs="Arial"/>
-          <w:sz w:val="28"/>
-          <w:szCs w:val="28"/>
-          <w:rtl/>
-        </w:rPr>
-        <w:t xml:space="preserve"> </w:t>
-      </w:r>
-      <w:r>
-        <w:rPr>
-          <w:rFonts w:cs="Arial" w:hint="cs"/>
-          <w:sz w:val="28"/>
-          <w:szCs w:val="28"/>
-          <w:rtl/>
-        </w:rPr>
-        <w:t>ברצפה</w:t>
-      </w:r>
-      <w:r>
-        <w:rPr>
-          <w:rFonts w:cs="Arial"/>
-          <w:sz w:val="28"/>
-          <w:szCs w:val="28"/>
-          <w:rtl/>
-        </w:rPr>
-        <w:t xml:space="preserve"> </w:t>
-      </w:r>
-      <w:r>
-        <w:rPr>
-          <w:rFonts w:cs="Arial" w:hint="cs"/>
-          <w:sz w:val="28"/>
-          <w:szCs w:val="28"/>
-          <w:rtl/>
-        </w:rPr>
-        <w:t>של</w:t>
-      </w:r>
-      <w:r>
-        <w:rPr>
-          <w:rFonts w:cs="Arial"/>
-          <w:sz w:val="28"/>
-          <w:szCs w:val="28"/>
-          <w:rtl/>
-        </w:rPr>
-        <w:t xml:space="preserve"> </w:t>
-      </w:r>
-      <w:r>
-        <w:rPr>
-          <w:rFonts w:cs="Arial" w:hint="cs"/>
-          <w:sz w:val="28"/>
-          <w:szCs w:val="28"/>
-          <w:rtl/>
-        </w:rPr>
-        <w:t>הכדור</w:t>
-      </w:r>
-      <w:r>
-        <w:rPr>
-          <w:rFonts w:cs="Arial"/>
-          <w:sz w:val="28"/>
-          <w:szCs w:val="28"/>
-          <w:rtl/>
-        </w:rPr>
-        <w:t xml:space="preserve"> </w:t>
-      </w:r>
-      <w:r>
-        <w:rPr>
-          <w:rFonts w:cs="Arial" w:hint="cs"/>
-          <w:sz w:val="28"/>
-          <w:szCs w:val="28"/>
-          <w:rtl/>
-        </w:rPr>
-        <w:t>הפוגע</w:t>
-      </w:r>
-      <w:r>
-        <w:rPr>
-          <w:rFonts w:cs="Arial" w:hint="cs"/>
-          <w:sz w:val="28"/>
-          <w:szCs w:val="28"/>
-          <w:rtl/>
-        </w:rPr>
-        <w:t xml:space="preserve"> והדור הנפגע עם הנקודה מתחת לאנך הבנאים</w:t>
-      </w:r>
-      <w:r>
-        <w:rPr>
-          <w:rFonts w:hint="cs"/>
-          <w:sz w:val="28"/>
-          <w:szCs w:val="28"/>
-          <w:rtl/>
-        </w:rPr>
-        <w:t xml:space="preserve">, </w:t>
-      </w:r>
-      <w:r>
-        <w:rPr>
-          <w:rFonts w:cs="Arial" w:hint="cs"/>
-          <w:sz w:val="28"/>
-          <w:szCs w:val="28"/>
-          <w:rtl/>
-        </w:rPr>
         <w:t>חזור</w:t>
       </w:r>
       <w:r>
@@ -3873,16 +3824,7 @@
           <w:szCs w:val="28"/>
           <w:rtl/>
         </w:rPr>
-        <w:t>פעם</w:t>
-      </w:r>
-      <w:r>
-        <w:rPr>
-          <w:rFonts w:cs="Arial" w:hint="cs"/>
-          <w:sz w:val="28"/>
-          <w:szCs w:val="28"/>
-          <w:rtl/>
-        </w:rPr>
-        <w:t xml:space="preserve"> זווית הפגיעה שונה.</w:t>
+        <w:t>פעם זווית הפגיעה שונה.</w:t>
       </w:r>
     </w:p>
     <w:p>
@@ -4236,10 +4178,10 @@
           <w:szCs w:val="28"/>
         </w:rPr>
         <w:object w:dxaOrig="999" w:dyaOrig="700">
-          <v:shape id="_x0000_i1027" type="#_x0000_t75" style="width:50.25pt;height:35.25pt" o:ole="">
+          <v:shape id="_x0000_i1027" type="#_x0000_t75" style="width:50.4pt;height:35.4pt" o:ole="">
             <v:imagedata r:id="rId15" o:title=""/>
           </v:shape>
-          <o:OLEObject Type="Embed" ProgID="Equation.3" ShapeID="_x0000_i1027" DrawAspect="Content" ObjectID="_1636136617" r:id="rId16"/>
+          <o:OLEObject Type="Embed" ProgID="Equation.3" ShapeID="_x0000_i1027" DrawAspect="Content" ObjectID="_1636887720" r:id="rId16"/>
         </w:object>
       </w:r>
       <w:r>
@@ -4268,6 +4210,7 @@
           <w:szCs w:val="28"/>
           <w:rtl/>
         </w:rPr>
+        <w:lastRenderedPageBreak/>
         <w:t>סובב</w:t>
       </w:r>
       <w:r>
@@ -4738,7 +4681,6 @@
         </w:rPr>
         <w:t xml:space="preserve"> </w:t>
       </w:r>
-      <w:proofErr w:type="spellStart"/>
       <w:r>
         <w:rPr>
           <w:rFonts w:cs="Arial" w:hint="cs"/>
@@ -4748,7 +4690,6 @@
         </w:rPr>
         <w:t>ששיחררת</w:t>
       </w:r>
-      <w:proofErr w:type="spellEnd"/>
       <w:r>
         <w:rPr>
           <w:rFonts w:cs="Arial"/>
@@ -4801,16 +4742,7 @@
           <w:szCs w:val="28"/>
           <w:rtl/>
         </w:rPr>
-        <w:t>הקודמות</w:t>
-      </w:r>
-      <w:r>
-        <w:rPr>
-          <w:rFonts w:cs="Arial" w:hint="cs"/>
-          <w:sz w:val="28"/>
-          <w:szCs w:val="28"/>
-          <w:rtl/>
-        </w:rPr>
-        <w:t>,  חזור על פעולת הסימון שביצעת בחלק א של הניסוי</w:t>
+        <w:t>הקודמות,  חזור על פעולת הסימון שביצעת בחלק א של הניסוי</w:t>
       </w:r>
       <w:r>
         <w:rPr>
@@ -6161,9 +6093,17 @@
           <w:szCs w:val="28"/>
           <w:rtl/>
         </w:rPr>
-        <w:t xml:space="preserve">(ראה רקע </w:t>
-      </w:r>
-      <w:proofErr w:type="spellStart"/>
+        <w:t xml:space="preserve">(ראה רקע תארוטי), לפיכך  ווקטור התנע השקול של כל אחת מההתנגשויות בניסויים זהה בקירוב טוב לווקטור התנע ההתחלתי (ללא התנגשות), המסקנה היא שחוק שימור התנע אכן התקיים במערכת בקירוב טוב (בכל אחד מהניסויים נוצר שגיאה יחסית ממוצעת של 3.48% אשר נגרמה בעקבות חיכוך הגופים בעת ההתנגשות, האוויר וכן כוח הכובד </w:t>
+      </w:r>
+      <w:r>
+        <w:rPr>
+          <w:rFonts w:asciiTheme="minorBidi" w:hAnsiTheme="minorBidi"/>
+          <w:sz w:val="28"/>
+          <w:szCs w:val="28"/>
+          <w:rtl/>
+        </w:rPr>
+        <w:t>–</w:t>
+      </w:r>
       <w:r>
         <w:rPr>
           <w:rFonts w:asciiTheme="minorBidi" w:hAnsiTheme="minorBidi" w:hint="cs"/>
@@ -6171,9 +6111,8 @@
           <w:szCs w:val="28"/>
           <w:rtl/>
         </w:rPr>
-        <w:t>תארוטי</w:t>
-      </w:r>
-      <w:proofErr w:type="spellEnd"/>
+        <w:t xml:space="preserve"> כל אלו הם גורמים אשר </w:t>
+      </w:r>
       <w:r>
         <w:rPr>
           <w:rFonts w:asciiTheme="minorBidi" w:hAnsiTheme="minorBidi" w:hint="cs"/>
@@ -6181,7 +6120,17 @@
           <w:szCs w:val="28"/>
           <w:rtl/>
         </w:rPr>
-        <w:t xml:space="preserve">), לפיכך  ווקטור התנע השקול של כל אחת מההתנגשויות בניסויים זהה בקירוב טוב לווקטור התנע ההתחלתי (ללא התנגשות), המסקנה היא שחוק שימור התנע אכן התקיים במערכת בקירוב טוב (בכל אחד מהניסויים נוצר שגיאה יחסית ממוצעת של 3.48% אשר נגרמה בעקבות חיכוך הגופים בעת ההתנגשות, האוויר וכן כוח הכובד </w:t>
+        <w:lastRenderedPageBreak/>
+        <w:t>השפיעו על כיוון וגודל הווקטור השקול</w:t>
+      </w:r>
+      <w:r>
+        <w:rPr>
+          <w:rFonts w:asciiTheme="minorBidi" w:hAnsiTheme="minorBidi" w:hint="cs"/>
+          <w:sz w:val="28"/>
+          <w:szCs w:val="28"/>
+          <w:rtl/>
+        </w:rPr>
+        <w:t xml:space="preserve">, גורמים נוספים לשגיאה יכולים לנבוע ממכשירי המדידה </w:t>
       </w:r>
       <w:r>
         <w:rPr>
@@ -6199,7 +6148,7 @@
           <w:szCs w:val="28"/>
           <w:rtl/>
         </w:rPr>
-        <w:t xml:space="preserve"> כל אלו הם גורמים אשר השפיעו על כיוון וגודל הווקטור השקול)</w:t>
+        <w:t xml:space="preserve"> הסרגל ומד הזווית</w:t>
       </w:r>
       <w:r>
         <w:rPr>
@@ -6208,10 +6157,17 @@
           <w:szCs w:val="28"/>
           <w:rtl/>
         </w:rPr>
+        <w:t>)</w:t>
+      </w:r>
+      <w:r>
+        <w:rPr>
+          <w:rFonts w:asciiTheme="minorBidi" w:hAnsiTheme="minorBidi" w:hint="cs"/>
+          <w:sz w:val="28"/>
+          <w:szCs w:val="28"/>
+          <w:rtl/>
+        </w:rPr>
         <w:t>.</w:t>
       </w:r>
-      <w:bookmarkStart w:id="1" w:name="_GoBack"/>
-      <w:bookmarkEnd w:id="1"/>
     </w:p>
     <w:p>
       <w:pPr>
@@ -6749,17 +6705,17 @@
     <w:lsdException w:name="Hashtag" w:semiHidden="1" w:unhideWhenUsed="1"/>
     <w:lsdException w:name="Unresolved Mention" w:semiHidden="1" w:unhideWhenUsed="1"/>
   </w:latentStyles>
-  <w:style w:type="paragraph" w:default="1" w:styleId="a">
+  <w:style w:type="paragraph" w:default="1" w:styleId="Normal">
     <w:name w:val="Normal"/>
     <w:qFormat/>
   </w:style>
-  <w:style w:type="character" w:default="1" w:styleId="a0">
+  <w:style w:type="character" w:default="1" w:styleId="DefaultParagraphFont">
     <w:name w:val="Default Paragraph Font"/>
     <w:uiPriority w:val="1"/>
     <w:semiHidden/>
     <w:unhideWhenUsed/>
   </w:style>
-  <w:style w:type="table" w:default="1" w:styleId="a1">
+  <w:style w:type="table" w:default="1" w:styleId="TableNormal">
     <w:name w:val="Normal Table"/>
     <w:uiPriority w:val="99"/>
     <w:semiHidden/>
@@ -6774,7 +6730,7 @@
       </w:tblCellMar>
     </w:tblPr>
   </w:style>
-  <w:style w:type="numbering" w:default="1" w:styleId="a2">
+  <w:style w:type="numbering" w:default="1" w:styleId="NoList">
     <w:name w:val="No List"/>
     <w:uiPriority w:val="99"/>
     <w:semiHidden/>
@@ -6782,7 +6738,7 @@
   </w:style>
   <w:style w:type="character" w:styleId="Hyperlink">
     <w:name w:val="Hyperlink"/>
-    <w:basedOn w:val="a0"/>
+    <w:basedOn w:val="DefaultParagraphFont"/>
     <w:uiPriority w:val="99"/>
     <w:semiHidden/>
     <w:unhideWhenUsed/>
@@ -6792,9 +6748,9 @@
       <w:u w:val="single"/>
     </w:rPr>
   </w:style>
-  <w:style w:type="character" w:styleId="a3">
+  <w:style w:type="character" w:styleId="PlaceholderText">
     <w:name w:val="Placeholder Text"/>
-    <w:basedOn w:val="a0"/>
+    <w:basedOn w:val="DefaultParagraphFont"/>
     <w:uiPriority w:val="99"/>
     <w:semiHidden/>
     <w:rsid w:val="0001593F"/>
@@ -6804,12 +6760,12 @@
   </w:style>
   <w:style w:type="character" w:customStyle="1" w:styleId="mwe-math-mathml-inline">
     <w:name w:val="mwe-math-mathml-inline"/>
-    <w:basedOn w:val="a0"/>
+    <w:basedOn w:val="DefaultParagraphFont"/>
     <w:rsid w:val="0001593F"/>
   </w:style>
   <w:style w:type="paragraph" w:styleId="NormalWeb">
     <w:name w:val="Normal (Web)"/>
-    <w:basedOn w:val="a"/>
+    <w:basedOn w:val="Normal"/>
     <w:uiPriority w:val="99"/>
     <w:semiHidden/>
     <w:unhideWhenUsed/>
@@ -6823,9 +6779,9 @@
       <w:szCs w:val="24"/>
     </w:rPr>
   </w:style>
-  <w:style w:type="paragraph" w:styleId="a4">
+  <w:style w:type="paragraph" w:styleId="ListParagraph">
     <w:name w:val="List Paragraph"/>
-    <w:basedOn w:val="a"/>
+    <w:basedOn w:val="Normal"/>
     <w:uiPriority w:val="34"/>
     <w:qFormat/>
     <w:rsid w:val="000678D6"/>
@@ -6834,10 +6790,10 @@
       <w:contextualSpacing/>
     </w:pPr>
   </w:style>
-  <w:style w:type="paragraph" w:styleId="a5">
+  <w:style w:type="paragraph" w:styleId="BalloonText">
     <w:name w:val="Balloon Text"/>
-    <w:basedOn w:val="a"/>
-    <w:link w:val="a6"/>
+    <w:basedOn w:val="Normal"/>
+    <w:link w:val="BalloonTextChar"/>
     <w:uiPriority w:val="99"/>
     <w:semiHidden/>
     <w:unhideWhenUsed/>
@@ -6851,10 +6807,10 @@
       <w:szCs w:val="18"/>
     </w:rPr>
   </w:style>
-  <w:style w:type="character" w:customStyle="1" w:styleId="a6">
-    <w:name w:val="טקסט בלונים תו"/>
-    <w:basedOn w:val="a0"/>
-    <w:link w:val="a5"/>
+  <w:style w:type="character" w:customStyle="1" w:styleId="BalloonTextChar">
+    <w:name w:val="Balloon Text Char"/>
+    <w:basedOn w:val="DefaultParagraphFont"/>
+    <w:link w:val="BalloonText"/>
     <w:uiPriority w:val="99"/>
     <w:semiHidden/>
     <w:rsid w:val="00C34282"/>
